--- a/学号_姓名《基于机器学习的工业安全智能监测系统》期中报告_完成版.docx
+++ b/学号_姓名《基于机器学习的工业安全智能监测系统》期中报告_完成版.docx
@@ -108,7 +108,7 @@
                 <w:szCs w:val="21"/>
               </w:rPr>
               <w:drawing>
-                <wp:inline distT="0" distB="0" distL="114300" distR="114300" wp14:anchorId="631A2E4C" wp14:editId="7E6F0F65">
+                <wp:inline distT="0" distB="0" distL="114300" distR="114300" wp14:anchorId="6E62032F" wp14:editId="412108BA">
                   <wp:extent cx="524510" cy="171450"/>
                   <wp:effectExtent l="0" t="0" r="4445" b="1270"/>
                   <wp:docPr id="2" name="图片 2" descr="8e3dfd08ad3becbe8d051d35cf6edcfc"/>
@@ -204,7 +204,7 @@
           <w:szCs w:val="21"/>
         </w:rPr>
         <w:drawing>
-          <wp:anchor distT="0" distB="0" distL="114300" distR="114300" simplePos="0" relativeHeight="251659264" behindDoc="1" locked="0" layoutInCell="1" allowOverlap="1" wp14:anchorId="05AE8437" wp14:editId="1312E276">
+          <wp:anchor distT="0" distB="0" distL="114300" distR="114300" simplePos="0" relativeHeight="251659264" behindDoc="1" locked="0" layoutInCell="1" allowOverlap="1" wp14:anchorId="2B589BB7" wp14:editId="015A94A6">
             <wp:simplePos x="0" y="0"/>
             <wp:positionH relativeFrom="column">
               <wp:posOffset>734695</wp:posOffset>
@@ -854,42 +854,21 @@
           <w:rFonts w:ascii="宋体" w:eastAsia="宋体" w:hAnsi="宋体"/>
           <w:sz w:val="20"/>
         </w:rPr>
-        <w:t>本系统采用</w:t>
-      </w:r>
-      <w:r>
-        <w:rPr>
-          <w:rFonts w:ascii="宋体" w:eastAsia="宋体" w:hAnsi="宋体"/>
-          <w:sz w:val="20"/>
-        </w:rPr>
-        <w:t xml:space="preserve"> </w:t>
-      </w:r>
-      <w:r>
-        <w:rPr>
-          <w:rFonts w:ascii="宋体" w:eastAsia="宋体" w:hAnsi="宋体"/>
-          <w:sz w:val="20"/>
-        </w:rPr>
-        <w:t xml:space="preserve">Python 3.12 + PyTorch(CUDA) + Ultralytics YOLOv8 </w:t>
-      </w:r>
-      <w:r>
-        <w:rPr>
-          <w:rFonts w:ascii="宋体" w:eastAsia="宋体" w:hAnsi="宋体"/>
-          <w:sz w:val="20"/>
-        </w:rPr>
-        <w:t>技术栈，配合</w:t>
-      </w:r>
-      <w:r>
-        <w:rPr>
-          <w:rFonts w:ascii="宋体" w:eastAsia="宋体" w:hAnsi="宋体"/>
-          <w:sz w:val="20"/>
-        </w:rPr>
-        <w:t xml:space="preserve"> FastAPI </w:t>
-      </w:r>
-      <w:r>
-        <w:rPr>
-          <w:rFonts w:ascii="宋体" w:eastAsia="宋体" w:hAnsi="宋体"/>
-          <w:sz w:val="20"/>
-        </w:rPr>
-        <w:t>提供推理服务。开发环境整体检查结果如下（真实命令输出截图见图</w:t>
+        <w:t>本机开发软件已完整安装并配置。下表对照课程常见软件清单逐项说明（</w:t>
+      </w:r>
+      <w:r>
+        <w:rPr>
+          <w:rFonts w:ascii="宋体" w:eastAsia="宋体" w:hAnsi="宋体"/>
+          <w:sz w:val="20"/>
+        </w:rPr>
+        <w:t xml:space="preserve">Maven/Tomcat/Anaconda </w:t>
+      </w:r>
+      <w:r>
+        <w:rPr>
+          <w:rFonts w:ascii="宋体" w:eastAsia="宋体" w:hAnsi="宋体"/>
+          <w:sz w:val="20"/>
+        </w:rPr>
+        <w:t>未安装者如实注明，并以本项目实际技术栈的等价工具替代），版本检查与本机已安装软件清单的真实输出截图见图</w:t>
       </w:r>
       <w:r>
         <w:rPr>
@@ -897,6 +876,1626 @@
           <w:sz w:val="20"/>
         </w:rPr>
         <w:t>1</w:t>
+      </w:r>
+      <w:r>
+        <w:rPr>
+          <w:rFonts w:ascii="宋体" w:eastAsia="宋体" w:hAnsi="宋体"/>
+          <w:sz w:val="20"/>
+        </w:rPr>
+        <w:t>、图</w:t>
+      </w:r>
+      <w:r>
+        <w:rPr>
+          <w:rFonts w:ascii="宋体" w:eastAsia="宋体" w:hAnsi="宋体"/>
+          <w:sz w:val="20"/>
+        </w:rPr>
+        <w:t>2</w:t>
+      </w:r>
+      <w:r>
+        <w:rPr>
+          <w:rFonts w:ascii="宋体" w:eastAsia="宋体" w:hAnsi="宋体"/>
+          <w:sz w:val="20"/>
+        </w:rPr>
+        <w:t>：</w:t>
+      </w:r>
+    </w:p>
+    <w:tbl>
+      <w:tblPr>
+        <w:tblW w:w="0" w:type="auto"/>
+        <w:tblBorders>
+          <w:top w:val="single" w:sz="4" w:space="0" w:color="8FA8BF"/>
+          <w:left w:val="single" w:sz="4" w:space="0" w:color="8FA8BF"/>
+          <w:bottom w:val="single" w:sz="4" w:space="0" w:color="8FA8BF"/>
+          <w:right w:val="single" w:sz="4" w:space="0" w:color="8FA8BF"/>
+          <w:insideH w:val="single" w:sz="4" w:space="0" w:color="8FA8BF"/>
+          <w:insideV w:val="single" w:sz="4" w:space="0" w:color="8FA8BF"/>
+        </w:tblBorders>
+        <w:tblLayout w:type="fixed"/>
+        <w:tblLook w:val="04A0" w:firstRow="1" w:lastRow="0" w:firstColumn="1" w:lastColumn="0" w:noHBand="0" w:noVBand="1"/>
+      </w:tblPr>
+      <w:tblGrid>
+        <w:gridCol w:w="2076"/>
+        <w:gridCol w:w="2076"/>
+        <w:gridCol w:w="2088"/>
+        <w:gridCol w:w="3528"/>
+      </w:tblGrid>
+      <w:tr>
+        <w:tc>
+          <w:tcPr>
+            <w:tcW w:w="1656" w:type="dxa"/>
+            <w:shd w:val="clear" w:color="auto" w:fill="1F4E79"/>
+            <w:tcMar>
+              <w:top w:w="90" w:type="dxa"/>
+              <w:left w:w="110" w:type="dxa"/>
+              <w:bottom w:w="90" w:type="dxa"/>
+              <w:right w:w="110" w:type="dxa"/>
+            </w:tcMar>
+          </w:tcPr>
+          <w:p>
+            <w:pPr>
+              <w:jc w:val="center"/>
+            </w:pPr>
+            <w:r>
+              <w:rPr>
+                <w:rFonts w:ascii="宋体" w:eastAsia="宋体" w:hAnsi="宋体"/>
+                <w:b/>
+                <w:color w:val="FFFFFF"/>
+                <w:sz w:val="16"/>
+              </w:rPr>
+              <w:t>软件</w:t>
+            </w:r>
+          </w:p>
+        </w:tc>
+        <w:tc>
+          <w:tcPr>
+            <w:tcW w:w="1224" w:type="dxa"/>
+            <w:shd w:val="clear" w:color="auto" w:fill="1F4E79"/>
+            <w:tcMar>
+              <w:top w:w="90" w:type="dxa"/>
+              <w:left w:w="110" w:type="dxa"/>
+              <w:bottom w:w="90" w:type="dxa"/>
+              <w:right w:w="110" w:type="dxa"/>
+            </w:tcMar>
+          </w:tcPr>
+          <w:p>
+            <w:pPr>
+              <w:jc w:val="center"/>
+            </w:pPr>
+            <w:r>
+              <w:rPr>
+                <w:rFonts w:ascii="宋体" w:eastAsia="宋体" w:hAnsi="宋体"/>
+                <w:b/>
+                <w:color w:val="FFFFFF"/>
+                <w:sz w:val="16"/>
+              </w:rPr>
+              <w:t>安装状态</w:t>
+            </w:r>
+          </w:p>
+        </w:tc>
+        <w:tc>
+          <w:tcPr>
+            <w:tcW w:w="2088" w:type="dxa"/>
+            <w:shd w:val="clear" w:color="auto" w:fill="1F4E79"/>
+            <w:tcMar>
+              <w:top w:w="90" w:type="dxa"/>
+              <w:left w:w="110" w:type="dxa"/>
+              <w:bottom w:w="90" w:type="dxa"/>
+              <w:right w:w="110" w:type="dxa"/>
+            </w:tcMar>
+          </w:tcPr>
+          <w:p>
+            <w:pPr>
+              <w:jc w:val="center"/>
+            </w:pPr>
+            <w:r>
+              <w:rPr>
+                <w:rFonts w:ascii="宋体" w:eastAsia="宋体" w:hAnsi="宋体"/>
+                <w:b/>
+                <w:color w:val="FFFFFF"/>
+                <w:sz w:val="16"/>
+              </w:rPr>
+              <w:t>版本</w:t>
+            </w:r>
+          </w:p>
+        </w:tc>
+        <w:tc>
+          <w:tcPr>
+            <w:tcW w:w="3528" w:type="dxa"/>
+            <w:shd w:val="clear" w:color="auto" w:fill="1F4E79"/>
+            <w:tcMar>
+              <w:top w:w="90" w:type="dxa"/>
+              <w:left w:w="110" w:type="dxa"/>
+              <w:bottom w:w="90" w:type="dxa"/>
+              <w:right w:w="110" w:type="dxa"/>
+            </w:tcMar>
+          </w:tcPr>
+          <w:p>
+            <w:pPr>
+              <w:jc w:val="center"/>
+            </w:pPr>
+            <w:r>
+              <w:rPr>
+                <w:rFonts w:ascii="宋体" w:eastAsia="宋体" w:hAnsi="宋体"/>
+                <w:b/>
+                <w:color w:val="FFFFFF"/>
+                <w:sz w:val="16"/>
+              </w:rPr>
+              <w:t>说明</w:t>
+            </w:r>
+          </w:p>
+        </w:tc>
+      </w:tr>
+      <w:tr>
+        <w:tc>
+          <w:tcPr>
+            <w:tcW w:w="2076" w:type="dxa"/>
+            <w:tcMar>
+              <w:top w:w="90" w:type="dxa"/>
+              <w:left w:w="110" w:type="dxa"/>
+              <w:bottom w:w="90" w:type="dxa"/>
+              <w:right w:w="110" w:type="dxa"/>
+            </w:tcMar>
+          </w:tcPr>
+          <w:p>
+            <w:pPr>
+              <w:jc w:val="left"/>
+            </w:pPr>
+            <w:r>
+              <w:rPr>
+                <w:rFonts w:ascii="宋体" w:eastAsia="宋体" w:hAnsi="宋体"/>
+                <w:sz w:val="16"/>
+              </w:rPr>
+              <w:t>JDK (OpenJDK)</w:t>
+            </w:r>
+          </w:p>
+        </w:tc>
+        <w:tc>
+          <w:tcPr>
+            <w:tcW w:w="2076" w:type="dxa"/>
+            <w:tcMar>
+              <w:top w:w="90" w:type="dxa"/>
+              <w:left w:w="110" w:type="dxa"/>
+              <w:bottom w:w="90" w:type="dxa"/>
+              <w:right w:w="110" w:type="dxa"/>
+            </w:tcMar>
+          </w:tcPr>
+          <w:p>
+            <w:pPr>
+              <w:jc w:val="center"/>
+            </w:pPr>
+            <w:r>
+              <w:rPr>
+                <w:rFonts w:ascii="宋体" w:eastAsia="宋体" w:hAnsi="宋体"/>
+                <w:sz w:val="16"/>
+              </w:rPr>
+              <w:t>已安装</w:t>
+            </w:r>
+          </w:p>
+        </w:tc>
+        <w:tc>
+          <w:tcPr>
+            <w:tcW w:w="2076" w:type="dxa"/>
+            <w:tcMar>
+              <w:top w:w="90" w:type="dxa"/>
+              <w:left w:w="110" w:type="dxa"/>
+              <w:bottom w:w="90" w:type="dxa"/>
+              <w:right w:w="110" w:type="dxa"/>
+            </w:tcMar>
+          </w:tcPr>
+          <w:p>
+            <w:pPr>
+              <w:jc w:val="center"/>
+            </w:pPr>
+            <w:r>
+              <w:rPr>
+                <w:rFonts w:ascii="宋体" w:eastAsia="宋体" w:hAnsi="宋体"/>
+                <w:sz w:val="16"/>
+              </w:rPr>
+              <w:t>24.0.2</w:t>
+            </w:r>
+          </w:p>
+        </w:tc>
+        <w:tc>
+          <w:tcPr>
+            <w:tcW w:w="2076" w:type="dxa"/>
+            <w:tcMar>
+              <w:top w:w="90" w:type="dxa"/>
+              <w:left w:w="110" w:type="dxa"/>
+              <w:bottom w:w="90" w:type="dxa"/>
+              <w:right w:w="110" w:type="dxa"/>
+            </w:tcMar>
+          </w:tcPr>
+          <w:p>
+            <w:pPr>
+              <w:jc w:val="center"/>
+            </w:pPr>
+            <w:r>
+              <w:rPr>
+                <w:rFonts w:ascii="宋体" w:eastAsia="宋体" w:hAnsi="宋体"/>
+                <w:sz w:val="16"/>
+              </w:rPr>
+              <w:t>系统级安装，</w:t>
+            </w:r>
+            <w:r>
+              <w:rPr>
+                <w:rFonts w:ascii="宋体" w:eastAsia="宋体" w:hAnsi="宋体"/>
+                <w:sz w:val="16"/>
+              </w:rPr>
+              <w:t xml:space="preserve">java -version </w:t>
+            </w:r>
+            <w:r>
+              <w:rPr>
+                <w:rFonts w:ascii="宋体" w:eastAsia="宋体" w:hAnsi="宋体"/>
+                <w:sz w:val="16"/>
+              </w:rPr>
+              <w:t>正常</w:t>
+            </w:r>
+          </w:p>
+        </w:tc>
+      </w:tr>
+      <w:tr>
+        <w:tc>
+          <w:tcPr>
+            <w:tcW w:w="2076" w:type="dxa"/>
+            <w:shd w:val="clear" w:color="auto" w:fill="F3F6F9"/>
+            <w:tcMar>
+              <w:top w:w="90" w:type="dxa"/>
+              <w:left w:w="110" w:type="dxa"/>
+              <w:bottom w:w="90" w:type="dxa"/>
+              <w:right w:w="110" w:type="dxa"/>
+            </w:tcMar>
+          </w:tcPr>
+          <w:p>
+            <w:pPr>
+              <w:jc w:val="left"/>
+            </w:pPr>
+            <w:r>
+              <w:rPr>
+                <w:rFonts w:ascii="宋体" w:eastAsia="宋体" w:hAnsi="宋体"/>
+                <w:sz w:val="16"/>
+              </w:rPr>
+              <w:t>IntelliJ IDEA</w:t>
+            </w:r>
+          </w:p>
+        </w:tc>
+        <w:tc>
+          <w:tcPr>
+            <w:tcW w:w="2076" w:type="dxa"/>
+            <w:shd w:val="clear" w:color="auto" w:fill="F3F6F9"/>
+            <w:tcMar>
+              <w:top w:w="90" w:type="dxa"/>
+              <w:left w:w="110" w:type="dxa"/>
+              <w:bottom w:w="90" w:type="dxa"/>
+              <w:right w:w="110" w:type="dxa"/>
+            </w:tcMar>
+          </w:tcPr>
+          <w:p>
+            <w:pPr>
+              <w:jc w:val="center"/>
+            </w:pPr>
+            <w:r>
+              <w:rPr>
+                <w:rFonts w:ascii="宋体" w:eastAsia="宋体" w:hAnsi="宋体"/>
+                <w:sz w:val="16"/>
+              </w:rPr>
+              <w:t>已安装</w:t>
+            </w:r>
+          </w:p>
+        </w:tc>
+        <w:tc>
+          <w:tcPr>
+            <w:tcW w:w="2076" w:type="dxa"/>
+            <w:shd w:val="clear" w:color="auto" w:fill="F3F6F9"/>
+            <w:tcMar>
+              <w:top w:w="90" w:type="dxa"/>
+              <w:left w:w="110" w:type="dxa"/>
+              <w:bottom w:w="90" w:type="dxa"/>
+              <w:right w:w="110" w:type="dxa"/>
+            </w:tcMar>
+          </w:tcPr>
+          <w:p>
+            <w:pPr>
+              <w:jc w:val="center"/>
+            </w:pPr>
+            <w:r>
+              <w:rPr>
+                <w:rFonts w:ascii="宋体" w:eastAsia="宋体" w:hAnsi="宋体"/>
+                <w:sz w:val="16"/>
+              </w:rPr>
+              <w:t>2025.3.3 / 2025.2.1</w:t>
+            </w:r>
+          </w:p>
+        </w:tc>
+        <w:tc>
+          <w:tcPr>
+            <w:tcW w:w="2076" w:type="dxa"/>
+            <w:shd w:val="clear" w:color="auto" w:fill="F3F6F9"/>
+            <w:tcMar>
+              <w:top w:w="90" w:type="dxa"/>
+              <w:left w:w="110" w:type="dxa"/>
+              <w:bottom w:w="90" w:type="dxa"/>
+              <w:right w:w="110" w:type="dxa"/>
+            </w:tcMar>
+          </w:tcPr>
+          <w:p>
+            <w:pPr>
+              <w:jc w:val="center"/>
+            </w:pPr>
+            <w:r>
+              <w:rPr>
+                <w:rFonts w:ascii="宋体" w:eastAsia="宋体" w:hAnsi="宋体"/>
+                <w:sz w:val="16"/>
+              </w:rPr>
+              <w:t>经</w:t>
+            </w:r>
+            <w:r>
+              <w:rPr>
+                <w:rFonts w:ascii="宋体" w:eastAsia="宋体" w:hAnsi="宋体"/>
+                <w:sz w:val="16"/>
+              </w:rPr>
+              <w:t xml:space="preserve"> JetBrains Toolbox 3.4.3 </w:t>
+            </w:r>
+            <w:r>
+              <w:rPr>
+                <w:rFonts w:ascii="宋体" w:eastAsia="宋体" w:hAnsi="宋体"/>
+                <w:sz w:val="16"/>
+              </w:rPr>
+              <w:t>管理</w:t>
+            </w:r>
+          </w:p>
+        </w:tc>
+      </w:tr>
+      <w:tr>
+        <w:tc>
+          <w:tcPr>
+            <w:tcW w:w="2076" w:type="dxa"/>
+            <w:tcMar>
+              <w:top w:w="90" w:type="dxa"/>
+              <w:left w:w="110" w:type="dxa"/>
+              <w:bottom w:w="90" w:type="dxa"/>
+              <w:right w:w="110" w:type="dxa"/>
+            </w:tcMar>
+          </w:tcPr>
+          <w:p>
+            <w:pPr>
+              <w:jc w:val="left"/>
+            </w:pPr>
+            <w:r>
+              <w:rPr>
+                <w:rFonts w:ascii="宋体" w:eastAsia="宋体" w:hAnsi="宋体"/>
+                <w:sz w:val="16"/>
+              </w:rPr>
+              <w:t>Maven</w:t>
+            </w:r>
+          </w:p>
+        </w:tc>
+        <w:tc>
+          <w:tcPr>
+            <w:tcW w:w="2076" w:type="dxa"/>
+            <w:tcMar>
+              <w:top w:w="90" w:type="dxa"/>
+              <w:left w:w="110" w:type="dxa"/>
+              <w:bottom w:w="90" w:type="dxa"/>
+              <w:right w:w="110" w:type="dxa"/>
+            </w:tcMar>
+          </w:tcPr>
+          <w:p>
+            <w:pPr>
+              <w:jc w:val="center"/>
+            </w:pPr>
+            <w:r>
+              <w:rPr>
+                <w:rFonts w:ascii="宋体" w:eastAsia="宋体" w:hAnsi="宋体"/>
+                <w:sz w:val="16"/>
+              </w:rPr>
+              <w:t>未安装</w:t>
+            </w:r>
+          </w:p>
+        </w:tc>
+        <w:tc>
+          <w:tcPr>
+            <w:tcW w:w="2076" w:type="dxa"/>
+            <w:tcMar>
+              <w:top w:w="90" w:type="dxa"/>
+              <w:left w:w="110" w:type="dxa"/>
+              <w:bottom w:w="90" w:type="dxa"/>
+              <w:right w:w="110" w:type="dxa"/>
+            </w:tcMar>
+          </w:tcPr>
+          <w:p>
+            <w:pPr>
+              <w:jc w:val="center"/>
+            </w:pPr>
+            <w:r>
+              <w:rPr>
+                <w:rFonts w:ascii="宋体" w:eastAsia="宋体" w:hAnsi="宋体"/>
+                <w:sz w:val="16"/>
+              </w:rPr>
+              <w:t>—</w:t>
+            </w:r>
+          </w:p>
+        </w:tc>
+        <w:tc>
+          <w:tcPr>
+            <w:tcW w:w="2076" w:type="dxa"/>
+            <w:tcMar>
+              <w:top w:w="90" w:type="dxa"/>
+              <w:left w:w="110" w:type="dxa"/>
+              <w:bottom w:w="90" w:type="dxa"/>
+              <w:right w:w="110" w:type="dxa"/>
+            </w:tcMar>
+          </w:tcPr>
+          <w:p>
+            <w:pPr>
+              <w:jc w:val="center"/>
+            </w:pPr>
+            <w:r>
+              <w:rPr>
+                <w:rFonts w:ascii="宋体" w:eastAsia="宋体" w:hAnsi="宋体"/>
+                <w:sz w:val="16"/>
+              </w:rPr>
+              <w:t>本项目为</w:t>
+            </w:r>
+            <w:r>
+              <w:rPr>
+                <w:rFonts w:ascii="宋体" w:eastAsia="宋体" w:hAnsi="宋体"/>
+                <w:sz w:val="16"/>
+              </w:rPr>
+              <w:t xml:space="preserve"> Python </w:t>
+            </w:r>
+            <w:r>
+              <w:rPr>
+                <w:rFonts w:ascii="宋体" w:eastAsia="宋体" w:hAnsi="宋体"/>
+                <w:sz w:val="16"/>
+              </w:rPr>
+              <w:t>技术栈，依赖管理使用</w:t>
+            </w:r>
+            <w:r>
+              <w:rPr>
+                <w:rFonts w:ascii="宋体" w:eastAsia="宋体" w:hAnsi="宋体"/>
+                <w:sz w:val="16"/>
+              </w:rPr>
+              <w:t xml:space="preserve"> uv / pip</w:t>
+            </w:r>
+            <w:r>
+              <w:rPr>
+                <w:rFonts w:ascii="宋体" w:eastAsia="宋体" w:hAnsi="宋体"/>
+                <w:sz w:val="16"/>
+              </w:rPr>
+              <w:t>，不涉及</w:t>
+            </w:r>
+            <w:r>
+              <w:rPr>
+                <w:rFonts w:ascii="宋体" w:eastAsia="宋体" w:hAnsi="宋体"/>
+                <w:sz w:val="16"/>
+              </w:rPr>
+              <w:t xml:space="preserve"> Java </w:t>
+            </w:r>
+            <w:r>
+              <w:rPr>
+                <w:rFonts w:ascii="宋体" w:eastAsia="宋体" w:hAnsi="宋体"/>
+                <w:sz w:val="16"/>
+              </w:rPr>
+              <w:t>构建</w:t>
+            </w:r>
+          </w:p>
+        </w:tc>
+      </w:tr>
+      <w:tr>
+        <w:tc>
+          <w:tcPr>
+            <w:tcW w:w="2076" w:type="dxa"/>
+            <w:shd w:val="clear" w:color="auto" w:fill="F3F6F9"/>
+            <w:tcMar>
+              <w:top w:w="90" w:type="dxa"/>
+              <w:left w:w="110" w:type="dxa"/>
+              <w:bottom w:w="90" w:type="dxa"/>
+              <w:right w:w="110" w:type="dxa"/>
+            </w:tcMar>
+          </w:tcPr>
+          <w:p>
+            <w:pPr>
+              <w:jc w:val="left"/>
+            </w:pPr>
+            <w:r>
+              <w:rPr>
+                <w:rFonts w:ascii="宋体" w:eastAsia="宋体" w:hAnsi="宋体"/>
+                <w:sz w:val="16"/>
+              </w:rPr>
+              <w:t>Tomcat</w:t>
+            </w:r>
+          </w:p>
+        </w:tc>
+        <w:tc>
+          <w:tcPr>
+            <w:tcW w:w="2076" w:type="dxa"/>
+            <w:shd w:val="clear" w:color="auto" w:fill="F3F6F9"/>
+            <w:tcMar>
+              <w:top w:w="90" w:type="dxa"/>
+              <w:left w:w="110" w:type="dxa"/>
+              <w:bottom w:w="90" w:type="dxa"/>
+              <w:right w:w="110" w:type="dxa"/>
+            </w:tcMar>
+          </w:tcPr>
+          <w:p>
+            <w:pPr>
+              <w:jc w:val="center"/>
+            </w:pPr>
+            <w:r>
+              <w:rPr>
+                <w:rFonts w:ascii="宋体" w:eastAsia="宋体" w:hAnsi="宋体"/>
+                <w:sz w:val="16"/>
+              </w:rPr>
+              <w:t>未安装</w:t>
+            </w:r>
+          </w:p>
+        </w:tc>
+        <w:tc>
+          <w:tcPr>
+            <w:tcW w:w="2076" w:type="dxa"/>
+            <w:shd w:val="clear" w:color="auto" w:fill="F3F6F9"/>
+            <w:tcMar>
+              <w:top w:w="90" w:type="dxa"/>
+              <w:left w:w="110" w:type="dxa"/>
+              <w:bottom w:w="90" w:type="dxa"/>
+              <w:right w:w="110" w:type="dxa"/>
+            </w:tcMar>
+          </w:tcPr>
+          <w:p>
+            <w:pPr>
+              <w:jc w:val="center"/>
+            </w:pPr>
+            <w:r>
+              <w:rPr>
+                <w:rFonts w:ascii="宋体" w:eastAsia="宋体" w:hAnsi="宋体"/>
+                <w:sz w:val="16"/>
+              </w:rPr>
+              <w:t>—</w:t>
+            </w:r>
+          </w:p>
+        </w:tc>
+        <w:tc>
+          <w:tcPr>
+            <w:tcW w:w="2076" w:type="dxa"/>
+            <w:shd w:val="clear" w:color="auto" w:fill="F3F6F9"/>
+            <w:tcMar>
+              <w:top w:w="90" w:type="dxa"/>
+              <w:left w:w="110" w:type="dxa"/>
+              <w:bottom w:w="90" w:type="dxa"/>
+              <w:right w:w="110" w:type="dxa"/>
+            </w:tcMar>
+          </w:tcPr>
+          <w:p>
+            <w:pPr>
+              <w:jc w:val="center"/>
+            </w:pPr>
+            <w:r>
+              <w:rPr>
+                <w:rFonts w:ascii="宋体" w:eastAsia="宋体" w:hAnsi="宋体"/>
+                <w:sz w:val="16"/>
+              </w:rPr>
+              <w:t>服务端采用</w:t>
+            </w:r>
+            <w:r>
+              <w:rPr>
+                <w:rFonts w:ascii="宋体" w:eastAsia="宋体" w:hAnsi="宋体"/>
+                <w:sz w:val="16"/>
+              </w:rPr>
+              <w:t xml:space="preserve"> FastAPI + Uvicorn</w:t>
+            </w:r>
+            <w:r>
+              <w:rPr>
+                <w:rFonts w:ascii="宋体" w:eastAsia="宋体" w:hAnsi="宋体"/>
+                <w:sz w:val="16"/>
+              </w:rPr>
+              <w:t>，非</w:t>
+            </w:r>
+            <w:r>
+              <w:rPr>
+                <w:rFonts w:ascii="宋体" w:eastAsia="宋体" w:hAnsi="宋体"/>
+                <w:sz w:val="16"/>
+              </w:rPr>
+              <w:t xml:space="preserve"> Java Web </w:t>
+            </w:r>
+            <w:r>
+              <w:rPr>
+                <w:rFonts w:ascii="宋体" w:eastAsia="宋体" w:hAnsi="宋体"/>
+                <w:sz w:val="16"/>
+              </w:rPr>
+              <w:t>容器</w:t>
+            </w:r>
+          </w:p>
+        </w:tc>
+      </w:tr>
+      <w:tr>
+        <w:tc>
+          <w:tcPr>
+            <w:tcW w:w="2076" w:type="dxa"/>
+            <w:tcMar>
+              <w:top w:w="90" w:type="dxa"/>
+              <w:left w:w="110" w:type="dxa"/>
+              <w:bottom w:w="90" w:type="dxa"/>
+              <w:right w:w="110" w:type="dxa"/>
+            </w:tcMar>
+          </w:tcPr>
+          <w:p>
+            <w:pPr>
+              <w:jc w:val="left"/>
+            </w:pPr>
+            <w:r>
+              <w:rPr>
+                <w:rFonts w:ascii="宋体" w:eastAsia="宋体" w:hAnsi="宋体"/>
+                <w:sz w:val="16"/>
+              </w:rPr>
+              <w:t>MySQL</w:t>
+            </w:r>
+          </w:p>
+        </w:tc>
+        <w:tc>
+          <w:tcPr>
+            <w:tcW w:w="2076" w:type="dxa"/>
+            <w:tcMar>
+              <w:top w:w="90" w:type="dxa"/>
+              <w:left w:w="110" w:type="dxa"/>
+              <w:bottom w:w="90" w:type="dxa"/>
+              <w:right w:w="110" w:type="dxa"/>
+            </w:tcMar>
+          </w:tcPr>
+          <w:p>
+            <w:pPr>
+              <w:jc w:val="center"/>
+            </w:pPr>
+            <w:r>
+              <w:rPr>
+                <w:rFonts w:ascii="宋体" w:eastAsia="宋体" w:hAnsi="宋体"/>
+                <w:sz w:val="16"/>
+              </w:rPr>
+              <w:t>已安装</w:t>
+            </w:r>
+          </w:p>
+        </w:tc>
+        <w:tc>
+          <w:tcPr>
+            <w:tcW w:w="2076" w:type="dxa"/>
+            <w:tcMar>
+              <w:top w:w="90" w:type="dxa"/>
+              <w:left w:w="110" w:type="dxa"/>
+              <w:bottom w:w="90" w:type="dxa"/>
+              <w:right w:w="110" w:type="dxa"/>
+            </w:tcMar>
+          </w:tcPr>
+          <w:p>
+            <w:pPr>
+              <w:jc w:val="center"/>
+            </w:pPr>
+            <w:r>
+              <w:rPr>
+                <w:rFonts w:ascii="宋体" w:eastAsia="宋体" w:hAnsi="宋体"/>
+                <w:sz w:val="16"/>
+              </w:rPr>
+              <w:t>Server 8.0.43</w:t>
+            </w:r>
+          </w:p>
+        </w:tc>
+        <w:tc>
+          <w:tcPr>
+            <w:tcW w:w="2076" w:type="dxa"/>
+            <w:tcMar>
+              <w:top w:w="90" w:type="dxa"/>
+              <w:left w:w="110" w:type="dxa"/>
+              <w:bottom w:w="90" w:type="dxa"/>
+              <w:right w:w="110" w:type="dxa"/>
+            </w:tcMar>
+          </w:tcPr>
+          <w:p>
+            <w:pPr>
+              <w:jc w:val="center"/>
+            </w:pPr>
+            <w:r>
+              <w:rPr>
+                <w:rFonts w:ascii="宋体" w:eastAsia="宋体" w:hAnsi="宋体"/>
+                <w:sz w:val="16"/>
+              </w:rPr>
+              <w:t>完整安装（</w:t>
+            </w:r>
+            <w:r>
+              <w:rPr>
+                <w:rFonts w:ascii="宋体" w:eastAsia="宋体" w:hAnsi="宋体"/>
+                <w:sz w:val="16"/>
+              </w:rPr>
+              <w:t>MySQL Installer 1.6.15</w:t>
+            </w:r>
+            <w:r>
+              <w:rPr>
+                <w:rFonts w:ascii="宋体" w:eastAsia="宋体" w:hAnsi="宋体"/>
+                <w:sz w:val="16"/>
+              </w:rPr>
+              <w:t>）；本项目生产库采用</w:t>
+            </w:r>
+            <w:r>
+              <w:rPr>
+                <w:rFonts w:ascii="宋体" w:eastAsia="宋体" w:hAnsi="宋体"/>
+                <w:sz w:val="16"/>
+              </w:rPr>
+              <w:t xml:space="preserve"> PostgreSQL 16</w:t>
+            </w:r>
+            <w:r>
+              <w:rPr>
+                <w:rFonts w:ascii="宋体" w:eastAsia="宋体" w:hAnsi="宋体"/>
+                <w:sz w:val="16"/>
+              </w:rPr>
+              <w:t>（</w:t>
+            </w:r>
+            <w:r>
+              <w:rPr>
+                <w:rFonts w:ascii="宋体" w:eastAsia="宋体" w:hAnsi="宋体"/>
+                <w:sz w:val="16"/>
+              </w:rPr>
+              <w:t xml:space="preserve">Docker </w:t>
+            </w:r>
+            <w:r>
+              <w:rPr>
+                <w:rFonts w:ascii="宋体" w:eastAsia="宋体" w:hAnsi="宋体"/>
+                <w:sz w:val="16"/>
+              </w:rPr>
+              <w:t>容器），开发库</w:t>
+            </w:r>
+            <w:r>
+              <w:rPr>
+                <w:rFonts w:ascii="宋体" w:eastAsia="宋体" w:hAnsi="宋体"/>
+                <w:sz w:val="16"/>
+              </w:rPr>
+              <w:t xml:space="preserve"> SQLite</w:t>
+            </w:r>
+          </w:p>
+        </w:tc>
+      </w:tr>
+      <w:tr>
+        <w:tc>
+          <w:tcPr>
+            <w:tcW w:w="2076" w:type="dxa"/>
+            <w:shd w:val="clear" w:color="auto" w:fill="F3F6F9"/>
+            <w:tcMar>
+              <w:top w:w="90" w:type="dxa"/>
+              <w:left w:w="110" w:type="dxa"/>
+              <w:bottom w:w="90" w:type="dxa"/>
+              <w:right w:w="110" w:type="dxa"/>
+            </w:tcMar>
+          </w:tcPr>
+          <w:p>
+            <w:pPr>
+              <w:jc w:val="left"/>
+            </w:pPr>
+            <w:r>
+              <w:rPr>
+                <w:rFonts w:ascii="宋体" w:eastAsia="宋体" w:hAnsi="宋体"/>
+                <w:sz w:val="16"/>
+              </w:rPr>
+              <w:t>Navicat Premium</w:t>
+            </w:r>
+          </w:p>
+        </w:tc>
+        <w:tc>
+          <w:tcPr>
+            <w:tcW w:w="2076" w:type="dxa"/>
+            <w:shd w:val="clear" w:color="auto" w:fill="F3F6F9"/>
+            <w:tcMar>
+              <w:top w:w="90" w:type="dxa"/>
+              <w:left w:w="110" w:type="dxa"/>
+              <w:bottom w:w="90" w:type="dxa"/>
+              <w:right w:w="110" w:type="dxa"/>
+            </w:tcMar>
+          </w:tcPr>
+          <w:p>
+            <w:pPr>
+              <w:jc w:val="center"/>
+            </w:pPr>
+            <w:r>
+              <w:rPr>
+                <w:rFonts w:ascii="宋体" w:eastAsia="宋体" w:hAnsi="宋体"/>
+                <w:sz w:val="16"/>
+              </w:rPr>
+              <w:t>已安装</w:t>
+            </w:r>
+          </w:p>
+        </w:tc>
+        <w:tc>
+          <w:tcPr>
+            <w:tcW w:w="2076" w:type="dxa"/>
+            <w:shd w:val="clear" w:color="auto" w:fill="F3F6F9"/>
+            <w:tcMar>
+              <w:top w:w="90" w:type="dxa"/>
+              <w:left w:w="110" w:type="dxa"/>
+              <w:bottom w:w="90" w:type="dxa"/>
+              <w:right w:w="110" w:type="dxa"/>
+            </w:tcMar>
+          </w:tcPr>
+          <w:p>
+            <w:pPr>
+              <w:jc w:val="center"/>
+            </w:pPr>
+            <w:r>
+              <w:rPr>
+                <w:rFonts w:ascii="宋体" w:eastAsia="宋体" w:hAnsi="宋体"/>
+                <w:sz w:val="16"/>
+              </w:rPr>
+              <w:t>16.3.7</w:t>
+            </w:r>
+          </w:p>
+        </w:tc>
+        <w:tc>
+          <w:tcPr>
+            <w:tcW w:w="2076" w:type="dxa"/>
+            <w:shd w:val="clear" w:color="auto" w:fill="F3F6F9"/>
+            <w:tcMar>
+              <w:top w:w="90" w:type="dxa"/>
+              <w:left w:w="110" w:type="dxa"/>
+              <w:bottom w:w="90" w:type="dxa"/>
+              <w:right w:w="110" w:type="dxa"/>
+            </w:tcMar>
+          </w:tcPr>
+          <w:p>
+            <w:pPr>
+              <w:jc w:val="center"/>
+            </w:pPr>
+            <w:r>
+              <w:rPr>
+                <w:rFonts w:ascii="宋体" w:eastAsia="宋体" w:hAnsi="宋体"/>
+                <w:sz w:val="16"/>
+              </w:rPr>
+              <w:t>数据库可视化管理工具</w:t>
+            </w:r>
+          </w:p>
+        </w:tc>
+      </w:tr>
+      <w:tr>
+        <w:tc>
+          <w:tcPr>
+            <w:tcW w:w="2076" w:type="dxa"/>
+            <w:tcMar>
+              <w:top w:w="90" w:type="dxa"/>
+              <w:left w:w="110" w:type="dxa"/>
+              <w:bottom w:w="90" w:type="dxa"/>
+              <w:right w:w="110" w:type="dxa"/>
+            </w:tcMar>
+          </w:tcPr>
+          <w:p>
+            <w:pPr>
+              <w:jc w:val="left"/>
+            </w:pPr>
+            <w:r>
+              <w:rPr>
+                <w:rFonts w:ascii="宋体" w:eastAsia="宋体" w:hAnsi="宋体"/>
+                <w:sz w:val="16"/>
+              </w:rPr>
+              <w:t>Anaconda</w:t>
+            </w:r>
+          </w:p>
+        </w:tc>
+        <w:tc>
+          <w:tcPr>
+            <w:tcW w:w="2076" w:type="dxa"/>
+            <w:tcMar>
+              <w:top w:w="90" w:type="dxa"/>
+              <w:left w:w="110" w:type="dxa"/>
+              <w:bottom w:w="90" w:type="dxa"/>
+              <w:right w:w="110" w:type="dxa"/>
+            </w:tcMar>
+          </w:tcPr>
+          <w:p>
+            <w:pPr>
+              <w:jc w:val="center"/>
+            </w:pPr>
+            <w:r>
+              <w:rPr>
+                <w:rFonts w:ascii="宋体" w:eastAsia="宋体" w:hAnsi="宋体"/>
+                <w:sz w:val="16"/>
+              </w:rPr>
+              <w:t>未安装</w:t>
+            </w:r>
+          </w:p>
+        </w:tc>
+        <w:tc>
+          <w:tcPr>
+            <w:tcW w:w="2076" w:type="dxa"/>
+            <w:tcMar>
+              <w:top w:w="90" w:type="dxa"/>
+              <w:left w:w="110" w:type="dxa"/>
+              <w:bottom w:w="90" w:type="dxa"/>
+              <w:right w:w="110" w:type="dxa"/>
+            </w:tcMar>
+          </w:tcPr>
+          <w:p>
+            <w:pPr>
+              <w:jc w:val="center"/>
+            </w:pPr>
+            <w:r>
+              <w:rPr>
+                <w:rFonts w:ascii="宋体" w:eastAsia="宋体" w:hAnsi="宋体"/>
+                <w:sz w:val="16"/>
+              </w:rPr>
+              <w:t>—</w:t>
+            </w:r>
+          </w:p>
+        </w:tc>
+        <w:tc>
+          <w:tcPr>
+            <w:tcW w:w="2076" w:type="dxa"/>
+            <w:tcMar>
+              <w:top w:w="90" w:type="dxa"/>
+              <w:left w:w="110" w:type="dxa"/>
+              <w:bottom w:w="90" w:type="dxa"/>
+              <w:right w:w="110" w:type="dxa"/>
+            </w:tcMar>
+          </w:tcPr>
+          <w:p>
+            <w:pPr>
+              <w:jc w:val="center"/>
+            </w:pPr>
+            <w:r>
+              <w:rPr>
+                <w:rFonts w:ascii="宋体" w:eastAsia="宋体" w:hAnsi="宋体"/>
+                <w:sz w:val="16"/>
+              </w:rPr>
+              <w:t xml:space="preserve">Python </w:t>
+            </w:r>
+            <w:r>
+              <w:rPr>
+                <w:rFonts w:ascii="宋体" w:eastAsia="宋体" w:hAnsi="宋体"/>
+                <w:sz w:val="16"/>
+              </w:rPr>
+              <w:t>虚拟环境采用</w:t>
+            </w:r>
+            <w:r>
+              <w:rPr>
+                <w:rFonts w:ascii="宋体" w:eastAsia="宋体" w:hAnsi="宋体"/>
+                <w:sz w:val="16"/>
+              </w:rPr>
+              <w:t xml:space="preserve"> uv 0.10.9 </w:t>
+            </w:r>
+            <w:r>
+              <w:rPr>
+                <w:rFonts w:ascii="宋体" w:eastAsia="宋体" w:hAnsi="宋体"/>
+                <w:sz w:val="16"/>
+              </w:rPr>
+              <w:t>管理，作用等同</w:t>
+            </w:r>
+            <w:r>
+              <w:rPr>
+                <w:rFonts w:ascii="宋体" w:eastAsia="宋体" w:hAnsi="宋体"/>
+                <w:sz w:val="16"/>
+              </w:rPr>
+              <w:t xml:space="preserve"> conda</w:t>
+            </w:r>
+          </w:p>
+        </w:tc>
+      </w:tr>
+      <w:tr>
+        <w:tc>
+          <w:tcPr>
+            <w:tcW w:w="2076" w:type="dxa"/>
+            <w:shd w:val="clear" w:color="auto" w:fill="F3F6F9"/>
+            <w:tcMar>
+              <w:top w:w="90" w:type="dxa"/>
+              <w:left w:w="110" w:type="dxa"/>
+              <w:bottom w:w="90" w:type="dxa"/>
+              <w:right w:w="110" w:type="dxa"/>
+            </w:tcMar>
+          </w:tcPr>
+          <w:p>
+            <w:pPr>
+              <w:jc w:val="left"/>
+            </w:pPr>
+            <w:r>
+              <w:rPr>
+                <w:rFonts w:ascii="宋体" w:eastAsia="宋体" w:hAnsi="宋体"/>
+                <w:sz w:val="16"/>
+              </w:rPr>
+              <w:t>VS Code</w:t>
+            </w:r>
+          </w:p>
+        </w:tc>
+        <w:tc>
+          <w:tcPr>
+            <w:tcW w:w="2076" w:type="dxa"/>
+            <w:shd w:val="clear" w:color="auto" w:fill="F3F6F9"/>
+            <w:tcMar>
+              <w:top w:w="90" w:type="dxa"/>
+              <w:left w:w="110" w:type="dxa"/>
+              <w:bottom w:w="90" w:type="dxa"/>
+              <w:right w:w="110" w:type="dxa"/>
+            </w:tcMar>
+          </w:tcPr>
+          <w:p>
+            <w:pPr>
+              <w:jc w:val="center"/>
+            </w:pPr>
+            <w:r>
+              <w:rPr>
+                <w:rFonts w:ascii="宋体" w:eastAsia="宋体" w:hAnsi="宋体"/>
+                <w:sz w:val="16"/>
+              </w:rPr>
+              <w:t>已安装</w:t>
+            </w:r>
+          </w:p>
+        </w:tc>
+        <w:tc>
+          <w:tcPr>
+            <w:tcW w:w="2076" w:type="dxa"/>
+            <w:shd w:val="clear" w:color="auto" w:fill="F3F6F9"/>
+            <w:tcMar>
+              <w:top w:w="90" w:type="dxa"/>
+              <w:left w:w="110" w:type="dxa"/>
+              <w:bottom w:w="90" w:type="dxa"/>
+              <w:right w:w="110" w:type="dxa"/>
+            </w:tcMar>
+          </w:tcPr>
+          <w:p>
+            <w:pPr>
+              <w:jc w:val="center"/>
+            </w:pPr>
+            <w:r>
+              <w:rPr>
+                <w:rFonts w:ascii="宋体" w:eastAsia="宋体" w:hAnsi="宋体"/>
+                <w:sz w:val="16"/>
+              </w:rPr>
+              <w:t>1.140.0</w:t>
+            </w:r>
+          </w:p>
+        </w:tc>
+        <w:tc>
+          <w:tcPr>
+            <w:tcW w:w="2076" w:type="dxa"/>
+            <w:shd w:val="clear" w:color="auto" w:fill="F3F6F9"/>
+            <w:tcMar>
+              <w:top w:w="90" w:type="dxa"/>
+              <w:left w:w="110" w:type="dxa"/>
+              <w:bottom w:w="90" w:type="dxa"/>
+              <w:right w:w="110" w:type="dxa"/>
+            </w:tcMar>
+          </w:tcPr>
+          <w:p>
+            <w:pPr>
+              <w:jc w:val="center"/>
+            </w:pPr>
+            <w:r>
+              <w:rPr>
+                <w:rFonts w:ascii="宋体" w:eastAsia="宋体" w:hAnsi="宋体"/>
+                <w:sz w:val="16"/>
+              </w:rPr>
+              <w:t>另安装</w:t>
+            </w:r>
+            <w:r>
+              <w:rPr>
+                <w:rFonts w:ascii="宋体" w:eastAsia="宋体" w:hAnsi="宋体"/>
+                <w:sz w:val="16"/>
+              </w:rPr>
+              <w:t xml:space="preserve"> Cursor 2.6.22 </w:t>
+            </w:r>
+            <w:r>
+              <w:rPr>
+                <w:rFonts w:ascii="宋体" w:eastAsia="宋体" w:hAnsi="宋体"/>
+                <w:sz w:val="16"/>
+              </w:rPr>
+              <w:t>作为日常代码编辑器</w:t>
+            </w:r>
+          </w:p>
+        </w:tc>
+      </w:tr>
+      <w:tr>
+        <w:tc>
+          <w:tcPr>
+            <w:tcW w:w="2076" w:type="dxa"/>
+            <w:tcMar>
+              <w:top w:w="90" w:type="dxa"/>
+              <w:left w:w="110" w:type="dxa"/>
+              <w:bottom w:w="90" w:type="dxa"/>
+              <w:right w:w="110" w:type="dxa"/>
+            </w:tcMar>
+          </w:tcPr>
+          <w:p>
+            <w:pPr>
+              <w:jc w:val="left"/>
+            </w:pPr>
+            <w:r>
+              <w:rPr>
+                <w:rFonts w:ascii="宋体" w:eastAsia="宋体" w:hAnsi="宋体"/>
+                <w:sz w:val="16"/>
+              </w:rPr>
+              <w:t>Git</w:t>
+            </w:r>
+          </w:p>
+        </w:tc>
+        <w:tc>
+          <w:tcPr>
+            <w:tcW w:w="2076" w:type="dxa"/>
+            <w:tcMar>
+              <w:top w:w="90" w:type="dxa"/>
+              <w:left w:w="110" w:type="dxa"/>
+              <w:bottom w:w="90" w:type="dxa"/>
+              <w:right w:w="110" w:type="dxa"/>
+            </w:tcMar>
+          </w:tcPr>
+          <w:p>
+            <w:pPr>
+              <w:jc w:val="center"/>
+            </w:pPr>
+            <w:r>
+              <w:rPr>
+                <w:rFonts w:ascii="宋体" w:eastAsia="宋体" w:hAnsi="宋体"/>
+                <w:sz w:val="16"/>
+              </w:rPr>
+              <w:t>已安装</w:t>
+            </w:r>
+          </w:p>
+        </w:tc>
+        <w:tc>
+          <w:tcPr>
+            <w:tcW w:w="2076" w:type="dxa"/>
+            <w:tcMar>
+              <w:top w:w="90" w:type="dxa"/>
+              <w:left w:w="110" w:type="dxa"/>
+              <w:bottom w:w="90" w:type="dxa"/>
+              <w:right w:w="110" w:type="dxa"/>
+            </w:tcMar>
+          </w:tcPr>
+          <w:p>
+            <w:pPr>
+              <w:jc w:val="center"/>
+            </w:pPr>
+            <w:r>
+              <w:rPr>
+                <w:rFonts w:ascii="宋体" w:eastAsia="宋体" w:hAnsi="宋体"/>
+                <w:sz w:val="16"/>
+              </w:rPr>
+              <w:t>2.51.0</w:t>
+            </w:r>
+          </w:p>
+        </w:tc>
+        <w:tc>
+          <w:tcPr>
+            <w:tcW w:w="2076" w:type="dxa"/>
+            <w:tcMar>
+              <w:top w:w="90" w:type="dxa"/>
+              <w:left w:w="110" w:type="dxa"/>
+              <w:bottom w:w="90" w:type="dxa"/>
+              <w:right w:w="110" w:type="dxa"/>
+            </w:tcMar>
+          </w:tcPr>
+          <w:p>
+            <w:pPr>
+              <w:jc w:val="center"/>
+            </w:pPr>
+            <w:r>
+              <w:rPr>
+                <w:rFonts w:ascii="宋体" w:eastAsia="宋体" w:hAnsi="宋体"/>
+                <w:sz w:val="16"/>
+              </w:rPr>
+              <w:t>含</w:t>
+            </w:r>
+            <w:r>
+              <w:rPr>
+                <w:rFonts w:ascii="宋体" w:eastAsia="宋体" w:hAnsi="宋体"/>
+                <w:sz w:val="16"/>
+              </w:rPr>
+              <w:t xml:space="preserve"> GitHub CLI 2.93.0</w:t>
+            </w:r>
+            <w:r>
+              <w:rPr>
+                <w:rFonts w:ascii="宋体" w:eastAsia="宋体" w:hAnsi="宋体"/>
+                <w:sz w:val="16"/>
+              </w:rPr>
+              <w:t>，完成全部代码版本管理</w:t>
+            </w:r>
+          </w:p>
+        </w:tc>
+      </w:tr>
+      <w:tr>
+        <w:tc>
+          <w:tcPr>
+            <w:tcW w:w="2076" w:type="dxa"/>
+            <w:shd w:val="clear" w:color="auto" w:fill="F3F6F9"/>
+            <w:tcMar>
+              <w:top w:w="90" w:type="dxa"/>
+              <w:left w:w="110" w:type="dxa"/>
+              <w:bottom w:w="90" w:type="dxa"/>
+              <w:right w:w="110" w:type="dxa"/>
+            </w:tcMar>
+          </w:tcPr>
+          <w:p>
+            <w:pPr>
+              <w:jc w:val="left"/>
+            </w:pPr>
+            <w:r>
+              <w:rPr>
+                <w:rFonts w:ascii="宋体" w:eastAsia="宋体" w:hAnsi="宋体"/>
+                <w:sz w:val="16"/>
+              </w:rPr>
+              <w:t>Docker Desktop</w:t>
+            </w:r>
+          </w:p>
+        </w:tc>
+        <w:tc>
+          <w:tcPr>
+            <w:tcW w:w="2076" w:type="dxa"/>
+            <w:shd w:val="clear" w:color="auto" w:fill="F3F6F9"/>
+            <w:tcMar>
+              <w:top w:w="90" w:type="dxa"/>
+              <w:left w:w="110" w:type="dxa"/>
+              <w:bottom w:w="90" w:type="dxa"/>
+              <w:right w:w="110" w:type="dxa"/>
+            </w:tcMar>
+          </w:tcPr>
+          <w:p>
+            <w:pPr>
+              <w:jc w:val="center"/>
+            </w:pPr>
+            <w:r>
+              <w:rPr>
+                <w:rFonts w:ascii="宋体" w:eastAsia="宋体" w:hAnsi="宋体"/>
+                <w:sz w:val="16"/>
+              </w:rPr>
+              <w:t>已安装</w:t>
+            </w:r>
+          </w:p>
+        </w:tc>
+        <w:tc>
+          <w:tcPr>
+            <w:tcW w:w="2076" w:type="dxa"/>
+            <w:shd w:val="clear" w:color="auto" w:fill="F3F6F9"/>
+            <w:tcMar>
+              <w:top w:w="90" w:type="dxa"/>
+              <w:left w:w="110" w:type="dxa"/>
+              <w:bottom w:w="90" w:type="dxa"/>
+              <w:right w:w="110" w:type="dxa"/>
+            </w:tcMar>
+          </w:tcPr>
+          <w:p>
+            <w:pPr>
+              <w:jc w:val="center"/>
+            </w:pPr>
+            <w:r>
+              <w:rPr>
+                <w:rFonts w:ascii="宋体" w:eastAsia="宋体" w:hAnsi="宋体"/>
+                <w:sz w:val="16"/>
+              </w:rPr>
+              <w:t>4.88.1</w:t>
+            </w:r>
+          </w:p>
+        </w:tc>
+        <w:tc>
+          <w:tcPr>
+            <w:tcW w:w="2076" w:type="dxa"/>
+            <w:shd w:val="clear" w:color="auto" w:fill="F3F6F9"/>
+            <w:tcMar>
+              <w:top w:w="90" w:type="dxa"/>
+              <w:left w:w="110" w:type="dxa"/>
+              <w:bottom w:w="90" w:type="dxa"/>
+              <w:right w:w="110" w:type="dxa"/>
+            </w:tcMar>
+          </w:tcPr>
+          <w:p>
+            <w:pPr>
+              <w:jc w:val="center"/>
+            </w:pPr>
+            <w:r>
+              <w:rPr>
+                <w:rFonts w:ascii="宋体" w:eastAsia="宋体" w:hAnsi="宋体"/>
+                <w:sz w:val="16"/>
+              </w:rPr>
+              <w:t xml:space="preserve">web/api/db </w:t>
+            </w:r>
+            <w:r>
+              <w:rPr>
+                <w:rFonts w:ascii="宋体" w:eastAsia="宋体" w:hAnsi="宋体"/>
+                <w:sz w:val="16"/>
+              </w:rPr>
+              <w:t>三服务容器化部署</w:t>
+            </w:r>
+          </w:p>
+        </w:tc>
+      </w:tr>
+      <w:tr>
+        <w:tc>
+          <w:tcPr>
+            <w:tcW w:w="2076" w:type="dxa"/>
+            <w:tcMar>
+              <w:top w:w="90" w:type="dxa"/>
+              <w:left w:w="110" w:type="dxa"/>
+              <w:bottom w:w="90" w:type="dxa"/>
+              <w:right w:w="110" w:type="dxa"/>
+            </w:tcMar>
+          </w:tcPr>
+          <w:p>
+            <w:pPr>
+              <w:jc w:val="left"/>
+            </w:pPr>
+            <w:r>
+              <w:rPr>
+                <w:rFonts w:ascii="宋体" w:eastAsia="宋体" w:hAnsi="宋体"/>
+                <w:sz w:val="16"/>
+              </w:rPr>
+              <w:t>Node.js / npm</w:t>
+            </w:r>
+          </w:p>
+        </w:tc>
+        <w:tc>
+          <w:tcPr>
+            <w:tcW w:w="2076" w:type="dxa"/>
+            <w:tcMar>
+              <w:top w:w="90" w:type="dxa"/>
+              <w:left w:w="110" w:type="dxa"/>
+              <w:bottom w:w="90" w:type="dxa"/>
+              <w:right w:w="110" w:type="dxa"/>
+            </w:tcMar>
+          </w:tcPr>
+          <w:p>
+            <w:pPr>
+              <w:jc w:val="center"/>
+            </w:pPr>
+            <w:r>
+              <w:rPr>
+                <w:rFonts w:ascii="宋体" w:eastAsia="宋体" w:hAnsi="宋体"/>
+                <w:sz w:val="16"/>
+              </w:rPr>
+              <w:t>已安装</w:t>
+            </w:r>
+          </w:p>
+        </w:tc>
+        <w:tc>
+          <w:tcPr>
+            <w:tcW w:w="2076" w:type="dxa"/>
+            <w:tcMar>
+              <w:top w:w="90" w:type="dxa"/>
+              <w:left w:w="110" w:type="dxa"/>
+              <w:bottom w:w="90" w:type="dxa"/>
+              <w:right w:w="110" w:type="dxa"/>
+            </w:tcMar>
+          </w:tcPr>
+          <w:p>
+            <w:pPr>
+              <w:jc w:val="center"/>
+            </w:pPr>
+            <w:r>
+              <w:rPr>
+                <w:rFonts w:ascii="宋体" w:eastAsia="宋体" w:hAnsi="宋体"/>
+                <w:sz w:val="16"/>
+              </w:rPr>
+              <w:t>22.23.2 / 10.9.8</w:t>
+            </w:r>
+          </w:p>
+        </w:tc>
+        <w:tc>
+          <w:tcPr>
+            <w:tcW w:w="2076" w:type="dxa"/>
+            <w:tcMar>
+              <w:top w:w="90" w:type="dxa"/>
+              <w:left w:w="110" w:type="dxa"/>
+              <w:bottom w:w="90" w:type="dxa"/>
+              <w:right w:w="110" w:type="dxa"/>
+            </w:tcMar>
+          </w:tcPr>
+          <w:p>
+            <w:pPr>
+              <w:jc w:val="center"/>
+            </w:pPr>
+            <w:r>
+              <w:rPr>
+                <w:rFonts w:ascii="宋体" w:eastAsia="宋体" w:hAnsi="宋体"/>
+                <w:sz w:val="16"/>
+              </w:rPr>
+              <w:t xml:space="preserve">Vue3 </w:t>
+            </w:r>
+            <w:r>
+              <w:rPr>
+                <w:rFonts w:ascii="宋体" w:eastAsia="宋体" w:hAnsi="宋体"/>
+                <w:sz w:val="16"/>
+              </w:rPr>
+              <w:t>前端构建工具链</w:t>
+            </w:r>
+          </w:p>
+        </w:tc>
+      </w:tr>
+    </w:tbl>
+    <w:p/>
+    <w:p>
+      <w:pPr>
+        <w:jc w:val="center"/>
+      </w:pPr>
+      <w:r>
+        <w:rPr>
+          <w:noProof/>
+        </w:rPr>
+        <w:lastRenderedPageBreak/>
+        <w:drawing>
+          <wp:inline distT="0" distB="0" distL="0" distR="0" wp14:anchorId="0B055DA1" wp14:editId="67E59B3D">
+            <wp:extent cx="5120640" cy="4462271"/>
+            <wp:effectExtent l="0" t="0" r="0" b="0"/>
+            <wp:docPr id="3" name="Picture 3"/>
+            <wp:cNvGraphicFramePr>
+              <a:graphicFrameLocks xmlns:a="http://schemas.openxmlformats.org/drawingml/2006/main" noChangeAspect="1"/>
+            </wp:cNvGraphicFramePr>
+            <a:graphic xmlns:a="http://schemas.openxmlformats.org/drawingml/2006/main">
+              <a:graphicData uri="http://schemas.openxmlformats.org/drawingml/2006/picture">
+                <pic:pic xmlns:pic="http://schemas.openxmlformats.org/drawingml/2006/picture">
+                  <pic:nvPicPr>
+                    <pic:cNvPr id="0" name="r3_software_check.png"/>
+                    <pic:cNvPicPr/>
+                  </pic:nvPicPr>
+                  <pic:blipFill>
+                    <a:blip r:embed="rId9"/>
+                    <a:stretch>
+                      <a:fillRect/>
+                    </a:stretch>
+                  </pic:blipFill>
+                  <pic:spPr>
+                    <a:xfrm>
+                      <a:off x="0" y="0"/>
+                      <a:ext cx="5120640" cy="4462271"/>
+                    </a:xfrm>
+                    <a:prstGeom prst="rect">
+                      <a:avLst/>
+                    </a:prstGeom>
+                  </pic:spPr>
+                </pic:pic>
+              </a:graphicData>
+            </a:graphic>
+          </wp:inline>
+        </w:drawing>
+      </w:r>
+    </w:p>
+    <w:p>
+      <w:pPr>
+        <w:jc w:val="center"/>
+      </w:pPr>
+      <w:r>
+        <w:rPr>
+          <w:rFonts w:ascii="宋体" w:eastAsia="宋体" w:hAnsi="宋体"/>
+          <w:color w:val="666666"/>
+          <w:sz w:val="17"/>
+        </w:rPr>
+        <w:t>图</w:t>
+      </w:r>
+      <w:r>
+        <w:rPr>
+          <w:rFonts w:ascii="宋体" w:eastAsia="宋体" w:hAnsi="宋体"/>
+          <w:color w:val="666666"/>
+          <w:sz w:val="17"/>
+        </w:rPr>
+        <w:t xml:space="preserve">1 </w:t>
+      </w:r>
+      <w:r>
+        <w:rPr>
+          <w:rFonts w:ascii="宋体" w:eastAsia="宋体" w:hAnsi="宋体"/>
+          <w:color w:val="666666"/>
+          <w:sz w:val="17"/>
+        </w:rPr>
+        <w:t>开发软件逐项版本检查（本机真实命令输出，无环境报错）</w:t>
+      </w:r>
+    </w:p>
+    <w:p>
+      <w:pPr>
+        <w:jc w:val="center"/>
+      </w:pPr>
+      <w:r>
+        <w:rPr>
+          <w:noProof/>
+        </w:rPr>
+        <w:drawing>
+          <wp:inline distT="0" distB="0" distL="0" distR="0" wp14:anchorId="6E816FE0" wp14:editId="76ADDE81">
+            <wp:extent cx="5120640" cy="3584448"/>
+            <wp:effectExtent l="0" t="0" r="0" b="0"/>
+            <wp:docPr id="4" name="Picture 4"/>
+            <wp:cNvGraphicFramePr>
+              <a:graphicFrameLocks xmlns:a="http://schemas.openxmlformats.org/drawingml/2006/main" noChangeAspect="1"/>
+            </wp:cNvGraphicFramePr>
+            <a:graphic xmlns:a="http://schemas.openxmlformats.org/drawingml/2006/main">
+              <a:graphicData uri="http://schemas.openxmlformats.org/drawingml/2006/picture">
+                <pic:pic xmlns:pic="http://schemas.openxmlformats.org/drawingml/2006/picture">
+                  <pic:nvPicPr>
+                    <pic:cNvPr id="0" name="r4_installed_apps.png"/>
+                    <pic:cNvPicPr/>
+                  </pic:nvPicPr>
+                  <pic:blipFill>
+                    <a:blip r:embed="rId10"/>
+                    <a:stretch>
+                      <a:fillRect/>
+                    </a:stretch>
+                  </pic:blipFill>
+                  <pic:spPr>
+                    <a:xfrm>
+                      <a:off x="0" y="0"/>
+                      <a:ext cx="5120640" cy="3584448"/>
+                    </a:xfrm>
+                    <a:prstGeom prst="rect">
+                      <a:avLst/>
+                    </a:prstGeom>
+                  </pic:spPr>
+                </pic:pic>
+              </a:graphicData>
+            </a:graphic>
+          </wp:inline>
+        </w:drawing>
+      </w:r>
+    </w:p>
+    <w:p>
+      <w:pPr>
+        <w:jc w:val="center"/>
+      </w:pPr>
+      <w:r>
+        <w:rPr>
+          <w:rFonts w:ascii="宋体" w:eastAsia="宋体" w:hAnsi="宋体"/>
+          <w:color w:val="666666"/>
+          <w:sz w:val="17"/>
+        </w:rPr>
+        <w:t>图</w:t>
+      </w:r>
+      <w:r>
+        <w:rPr>
+          <w:rFonts w:ascii="宋体" w:eastAsia="宋体" w:hAnsi="宋体"/>
+          <w:color w:val="666666"/>
+          <w:sz w:val="17"/>
+        </w:rPr>
+        <w:t xml:space="preserve">2 </w:t>
+      </w:r>
+      <w:r>
+        <w:rPr>
+          <w:rFonts w:ascii="宋体" w:eastAsia="宋体" w:hAnsi="宋体"/>
+          <w:color w:val="666666"/>
+          <w:sz w:val="17"/>
+        </w:rPr>
+        <w:t>系统已安装软件清单（注册表</w:t>
+      </w:r>
+      <w:r>
+        <w:rPr>
+          <w:rFonts w:ascii="宋体" w:eastAsia="宋体" w:hAnsi="宋体"/>
+          <w:color w:val="666666"/>
+          <w:sz w:val="17"/>
+        </w:rPr>
+        <w:t xml:space="preserve"> Uninstall </w:t>
+      </w:r>
+      <w:r>
+        <w:rPr>
+          <w:rFonts w:ascii="宋体" w:eastAsia="宋体" w:hAnsi="宋体"/>
+          <w:color w:val="666666"/>
+          <w:sz w:val="17"/>
+        </w:rPr>
+        <w:t>项真实记录）</w:t>
+      </w:r>
+    </w:p>
+    <w:p>
+      <w:pPr>
+        <w:spacing w:after="60" w:line="288" w:lineRule="auto"/>
+        <w:jc w:val="left"/>
+      </w:pPr>
+      <w:r>
+        <w:rPr>
+          <w:rFonts w:ascii="宋体" w:eastAsia="宋体" w:hAnsi="宋体"/>
+          <w:sz w:val="20"/>
+        </w:rPr>
+        <w:lastRenderedPageBreak/>
+        <w:t>本项目</w:t>
+      </w:r>
+      <w:r>
+        <w:rPr>
+          <w:rFonts w:ascii="宋体" w:eastAsia="宋体" w:hAnsi="宋体"/>
+          <w:sz w:val="20"/>
+        </w:rPr>
+        <w:t xml:space="preserve"> Python </w:t>
+      </w:r>
+      <w:r>
+        <w:rPr>
+          <w:rFonts w:ascii="宋体" w:eastAsia="宋体" w:hAnsi="宋体"/>
+          <w:sz w:val="20"/>
+        </w:rPr>
+        <w:t>运行栈的整体检查结果如下（真实命令输出截图见图</w:t>
+      </w:r>
+      <w:r>
+        <w:rPr>
+          <w:rFonts w:ascii="宋体" w:eastAsia="宋体" w:hAnsi="宋体"/>
+          <w:sz w:val="20"/>
+        </w:rPr>
+        <w:t>5</w:t>
       </w:r>
       <w:r>
         <w:rPr>
@@ -1726,10 +3325,10 @@
           <w:noProof/>
         </w:rPr>
         <w:drawing>
-          <wp:inline distT="0" distB="0" distL="0" distR="0" wp14:anchorId="56869059" wp14:editId="035C8B1D">
+          <wp:inline distT="0" distB="0" distL="0" distR="0" wp14:anchorId="073DFE11" wp14:editId="704887BF">
             <wp:extent cx="5120640" cy="2121407"/>
             <wp:effectExtent l="0" t="0" r="0" b="0"/>
-            <wp:docPr id="3" name="Picture 3"/>
+            <wp:docPr id="5" name="Picture 5"/>
             <wp:cNvGraphicFramePr>
               <a:graphicFrameLocks xmlns:a="http://schemas.openxmlformats.org/drawingml/2006/main" noChangeAspect="1"/>
             </wp:cNvGraphicFramePr>
@@ -1741,7 +3340,7 @@
                     <pic:cNvPicPr/>
                   </pic:nvPicPr>
                   <pic:blipFill>
-                    <a:blip r:embed="rId9"/>
+                    <a:blip r:embed="rId11"/>
                     <a:stretch>
                       <a:fillRect/>
                     </a:stretch>
@@ -1780,7 +3379,7 @@
           <w:color w:val="666666"/>
           <w:sz w:val="17"/>
         </w:rPr>
-        <w:t xml:space="preserve">1 </w:t>
+        <w:t xml:space="preserve">3 Python </w:t>
       </w:r>
       <w:r>
         <w:rPr>
@@ -1788,7 +3387,7 @@
           <w:color w:val="666666"/>
           <w:sz w:val="17"/>
         </w:rPr>
-        <w:t>开发环境整体检查（</w:t>
+        <w:t>运行栈整体检查（</w:t>
       </w:r>
       <w:r>
         <w:rPr>
@@ -1825,7 +3424,6 @@
         <w:rPr>
           <w:rFonts w:hint="eastAsia"/>
         </w:rPr>
-        <w:lastRenderedPageBreak/>
         <w:t xml:space="preserve">1.2 </w:t>
       </w:r>
       <w:r>
@@ -1960,11 +3558,12 @@
         <w:rPr>
           <w:noProof/>
         </w:rPr>
+        <w:lastRenderedPageBreak/>
         <w:drawing>
-          <wp:inline distT="0" distB="0" distL="0" distR="0" wp14:anchorId="105196C7" wp14:editId="25120F76">
+          <wp:inline distT="0" distB="0" distL="0" distR="0" wp14:anchorId="298CA5B8" wp14:editId="13BE5D16">
             <wp:extent cx="5120640" cy="2065673"/>
             <wp:effectExtent l="0" t="0" r="0" b="0"/>
-            <wp:docPr id="4" name="Picture 4"/>
+            <wp:docPr id="6" name="Picture 6"/>
             <wp:cNvGraphicFramePr>
               <a:graphicFrameLocks xmlns:a="http://schemas.openxmlformats.org/drawingml/2006/main" noChangeAspect="1"/>
             </wp:cNvGraphicFramePr>
@@ -1976,7 +3575,7 @@
                     <pic:cNvPicPr/>
                   </pic:nvPicPr>
                   <pic:blipFill>
-                    <a:blip r:embed="rId10"/>
+                    <a:blip r:embed="rId12"/>
                     <a:stretch>
                       <a:fillRect/>
                     </a:stretch>
@@ -2015,7 +3614,7 @@
           <w:color w:val="666666"/>
           <w:sz w:val="17"/>
         </w:rPr>
-        <w:t xml:space="preserve">2 </w:t>
+        <w:t xml:space="preserve">4 </w:t>
       </w:r>
       <w:r>
         <w:rPr>
@@ -2051,10 +3650,10 @@
           <w:noProof/>
         </w:rPr>
         <w:drawing>
-          <wp:inline distT="0" distB="0" distL="0" distR="0" wp14:anchorId="40E7DA10" wp14:editId="19A57A7F">
+          <wp:inline distT="0" distB="0" distL="0" distR="0" wp14:anchorId="0905D549" wp14:editId="3FD3FF27">
             <wp:extent cx="5394960" cy="3371850"/>
             <wp:effectExtent l="0" t="0" r="0" b="0"/>
-            <wp:docPr id="5" name="Picture 5"/>
+            <wp:docPr id="7" name="Picture 7"/>
             <wp:cNvGraphicFramePr>
               <a:graphicFrameLocks xmlns:a="http://schemas.openxmlformats.org/drawingml/2006/main" noChangeAspect="1"/>
             </wp:cNvGraphicFramePr>
@@ -2066,7 +3665,7 @@
                     <pic:cNvPicPr/>
                   </pic:nvPicPr>
                   <pic:blipFill>
-                    <a:blip r:embed="rId11"/>
+                    <a:blip r:embed="rId13"/>
                     <a:stretch>
                       <a:fillRect/>
                     </a:stretch>
@@ -2105,7 +3704,7 @@
           <w:color w:val="666666"/>
           <w:sz w:val="17"/>
         </w:rPr>
-        <w:t xml:space="preserve">3 </w:t>
+        <w:t xml:space="preserve">5 </w:t>
       </w:r>
       <w:r>
         <w:rPr>
@@ -2142,10 +3741,10 @@
         </w:rPr>
         <w:lastRenderedPageBreak/>
         <w:drawing>
-          <wp:inline distT="0" distB="0" distL="0" distR="0" wp14:anchorId="7C591613" wp14:editId="00B0E319">
+          <wp:inline distT="0" distB="0" distL="0" distR="0" wp14:anchorId="42F04665" wp14:editId="16C9789F">
             <wp:extent cx="5394960" cy="3371850"/>
             <wp:effectExtent l="0" t="0" r="0" b="0"/>
-            <wp:docPr id="6" name="Picture 6"/>
+            <wp:docPr id="8" name="Picture 8"/>
             <wp:cNvGraphicFramePr>
               <a:graphicFrameLocks xmlns:a="http://schemas.openxmlformats.org/drawingml/2006/main" noChangeAspect="1"/>
             </wp:cNvGraphicFramePr>
@@ -2157,7 +3756,7 @@
                     <pic:cNvPicPr/>
                   </pic:nvPicPr>
                   <pic:blipFill>
-                    <a:blip r:embed="rId12"/>
+                    <a:blip r:embed="rId14"/>
                     <a:stretch>
                       <a:fillRect/>
                     </a:stretch>
@@ -2196,7 +3795,7 @@
           <w:color w:val="666666"/>
           <w:sz w:val="17"/>
         </w:rPr>
-        <w:t xml:space="preserve">4 </w:t>
+        <w:t xml:space="preserve">6 </w:t>
       </w:r>
       <w:r>
         <w:rPr>
@@ -3335,7 +4934,7 @@
           <w:rFonts w:ascii="宋体" w:eastAsia="宋体" w:hAnsi="宋体"/>
           <w:sz w:val="20"/>
         </w:rPr>
-        <w:t>5</w:t>
+        <w:t>7</w:t>
       </w:r>
       <w:r>
         <w:rPr>
@@ -3397,10 +4996,10 @@
         </w:rPr>
         <w:lastRenderedPageBreak/>
         <w:drawing>
-          <wp:inline distT="0" distB="0" distL="0" distR="0" wp14:anchorId="1D04E3DE" wp14:editId="5FA66E73">
+          <wp:inline distT="0" distB="0" distL="0" distR="0" wp14:anchorId="4A251CC4" wp14:editId="0CCD5D1A">
             <wp:extent cx="4937760" cy="2284635"/>
             <wp:effectExtent l="0" t="0" r="0" b="0"/>
-            <wp:docPr id="7" name="Picture 7"/>
+            <wp:docPr id="9" name="Picture 9"/>
             <wp:cNvGraphicFramePr>
               <a:graphicFrameLocks xmlns:a="http://schemas.openxmlformats.org/drawingml/2006/main" noChangeAspect="1"/>
             </wp:cNvGraphicFramePr>
@@ -3412,7 +5011,7 @@
                     <pic:cNvPicPr/>
                   </pic:nvPicPr>
                   <pic:blipFill>
-                    <a:blip r:embed="rId13"/>
+                    <a:blip r:embed="rId15"/>
                     <a:stretch>
                       <a:fillRect/>
                     </a:stretch>
@@ -3451,7 +5050,7 @@
           <w:color w:val="666666"/>
           <w:sz w:val="17"/>
         </w:rPr>
-        <w:t xml:space="preserve">5 </w:t>
+        <w:t xml:space="preserve">7 </w:t>
       </w:r>
       <w:r>
         <w:rPr>
@@ -3591,7 +5190,14 @@
           <w:rFonts w:ascii="宋体" w:eastAsia="宋体" w:hAnsi="宋体"/>
           <w:sz w:val="20"/>
         </w:rPr>
-        <w:t xml:space="preserve"> train-only </w:t>
+        <w:t xml:space="preserve"> </w:t>
+      </w:r>
+      <w:r>
+        <w:rPr>
+          <w:rFonts w:ascii="宋体" w:eastAsia="宋体" w:hAnsi="宋体"/>
+          <w:sz w:val="20"/>
+        </w:rPr>
+        <w:t xml:space="preserve">train-only </w:t>
       </w:r>
       <w:r>
         <w:rPr>
@@ -4218,7 +5824,14 @@
           <w:rFonts w:ascii="宋体" w:eastAsia="宋体" w:hAnsi="宋体"/>
           <w:sz w:val="20"/>
         </w:rPr>
-        <w:t xml:space="preserve"> SHA256</w:t>
+        <w:t xml:space="preserve"> </w:t>
+      </w:r>
+      <w:r>
+        <w:rPr>
+          <w:rFonts w:ascii="宋体" w:eastAsia="宋体" w:hAnsi="宋体"/>
+          <w:sz w:val="20"/>
+        </w:rPr>
+        <w:t>SHA256</w:t>
       </w:r>
       <w:r>
         <w:rPr>
@@ -5070,14 +6683,7 @@
                 <w:rFonts w:ascii="宋体" w:eastAsia="宋体" w:hAnsi="宋体"/>
                 <w:sz w:val="16"/>
               </w:rPr>
-              <w:t xml:space="preserve">1 </w:t>
-            </w:r>
-            <w:r>
-              <w:rPr>
-                <w:rFonts w:ascii="宋体" w:eastAsia="宋体" w:hAnsi="宋体"/>
-                <w:sz w:val="16"/>
-              </w:rPr>
-              <w:t>(smoke)</w:t>
+              <w:t>1 (smoke)</w:t>
             </w:r>
           </w:p>
         </w:tc>
@@ -7107,10 +8713,10 @@
         </w:rPr>
         <w:lastRenderedPageBreak/>
         <w:drawing>
-          <wp:inline distT="0" distB="0" distL="0" distR="0" wp14:anchorId="0EE81CF7" wp14:editId="79ABF02A">
+          <wp:inline distT="0" distB="0" distL="0" distR="0" wp14:anchorId="3D797661" wp14:editId="77BF2919">
             <wp:extent cx="5394960" cy="1987617"/>
             <wp:effectExtent l="0" t="0" r="0" b="0"/>
-            <wp:docPr id="8" name="Picture 8"/>
+            <wp:docPr id="10" name="Picture 10"/>
             <wp:cNvGraphicFramePr>
               <a:graphicFrameLocks xmlns:a="http://schemas.openxmlformats.org/drawingml/2006/main" noChangeAspect="1"/>
             </wp:cNvGraphicFramePr>
@@ -7122,7 +8728,7 @@
                     <pic:cNvPicPr/>
                   </pic:nvPicPr>
                   <pic:blipFill>
-                    <a:blip r:embed="rId14"/>
+                    <a:blip r:embed="rId16"/>
                     <a:stretch>
                       <a:fillRect/>
                     </a:stretch>
@@ -7161,7 +8767,7 @@
           <w:color w:val="666666"/>
           <w:sz w:val="17"/>
         </w:rPr>
-        <w:t xml:space="preserve">6 </w:t>
+        <w:t xml:space="preserve">8 </w:t>
       </w:r>
       <w:r>
         <w:rPr>
@@ -7281,7 +8887,14 @@
           <w:rFonts w:ascii="宋体" w:eastAsia="宋体" w:hAnsi="宋体"/>
           <w:sz w:val="19"/>
         </w:rPr>
-        <w:t>mAP@0.5 0.2970</w:t>
+        <w:t xml:space="preserve">mAP@0.5 </w:t>
+      </w:r>
+      <w:r>
+        <w:rPr>
+          <w:rFonts w:ascii="宋体" w:eastAsia="宋体" w:hAnsi="宋体"/>
+          <w:sz w:val="19"/>
+        </w:rPr>
+        <w:t>0.2970</w:t>
       </w:r>
       <w:r>
         <w:rPr>
@@ -7602,7 +9215,14 @@
           <w:rFonts w:ascii="宋体" w:eastAsia="宋体" w:hAnsi="宋体"/>
           <w:sz w:val="19"/>
         </w:rPr>
-        <w:t>4 YOLOv8s 10ep</w:t>
+        <w:t xml:space="preserve">4 YOLOv8s </w:t>
+      </w:r>
+      <w:r>
+        <w:rPr>
+          <w:rFonts w:ascii="宋体" w:eastAsia="宋体" w:hAnsi="宋体"/>
+          <w:sz w:val="19"/>
+        </w:rPr>
+        <w:t>10ep</w:t>
       </w:r>
       <w:r>
         <w:rPr>
@@ -8053,14 +9673,7 @@
           <w:rFonts w:ascii="宋体" w:eastAsia="宋体" w:hAnsi="宋体"/>
           <w:sz w:val="19"/>
         </w:rPr>
-        <w:t xml:space="preserve"> </w:t>
-      </w:r>
-      <w:r>
-        <w:rPr>
-          <w:rFonts w:ascii="宋体" w:eastAsia="宋体" w:hAnsi="宋体"/>
-          <w:sz w:val="19"/>
-        </w:rPr>
-        <w:t>0.6732</w:t>
+        <w:t xml:space="preserve"> 0.6732</w:t>
       </w:r>
       <w:r>
         <w:rPr>
@@ -8102,7 +9715,14 @@
           <w:rFonts w:ascii="宋体" w:eastAsia="宋体" w:hAnsi="宋体"/>
           <w:sz w:val="19"/>
         </w:rPr>
-        <w:t>F1 0.7228</w:t>
+        <w:t xml:space="preserve">F1 </w:t>
+      </w:r>
+      <w:r>
+        <w:rPr>
+          <w:rFonts w:ascii="宋体" w:eastAsia="宋体" w:hAnsi="宋体"/>
+          <w:sz w:val="19"/>
+        </w:rPr>
+        <w:t>0.7228</w:t>
       </w:r>
       <w:r>
         <w:rPr>
@@ -8164,10 +9784,10 @@
           <w:noProof/>
         </w:rPr>
         <w:drawing>
-          <wp:inline distT="0" distB="0" distL="0" distR="0" wp14:anchorId="5429838D" wp14:editId="57A8A1A5">
+          <wp:inline distT="0" distB="0" distL="0" distR="0" wp14:anchorId="7B989752" wp14:editId="27F20CB7">
             <wp:extent cx="4754880" cy="2087837"/>
             <wp:effectExtent l="0" t="0" r="0" b="0"/>
-            <wp:docPr id="9" name="Picture 9"/>
+            <wp:docPr id="11" name="Picture 11"/>
             <wp:cNvGraphicFramePr>
               <a:graphicFrameLocks xmlns:a="http://schemas.openxmlformats.org/drawingml/2006/main" noChangeAspect="1"/>
             </wp:cNvGraphicFramePr>
@@ -8179,7 +9799,7 @@
                     <pic:cNvPicPr/>
                   </pic:nvPicPr>
                   <pic:blipFill>
-                    <a:blip r:embed="rId15"/>
+                    <a:blip r:embed="rId17"/>
                     <a:stretch>
                       <a:fillRect/>
                     </a:stretch>
@@ -8218,7 +9838,7 @@
           <w:color w:val="666666"/>
           <w:sz w:val="17"/>
         </w:rPr>
-        <w:t xml:space="preserve">7 helmet </w:t>
+        <w:t xml:space="preserve">9 helmet </w:t>
       </w:r>
       <w:r>
         <w:rPr>
@@ -9368,7 +10988,7 @@
       </w:pPr>
     </w:lvl>
   </w:abstractNum>
-  <w:num w:numId="1" w16cid:durableId="215551666">
+  <w:num w:numId="1" w16cid:durableId="26178818">
     <w:abstractNumId w:val="0"/>
   </w:num>
 </w:numbering>
@@ -9781,7 +11401,7 @@
     <w:name w:val="header"/>
     <w:basedOn w:val="a"/>
     <w:link w:val="a5"/>
-    <w:rsid w:val="00BD7447"/>
+    <w:rsid w:val="00760898"/>
     <w:pPr>
       <w:tabs>
         <w:tab w:val="center" w:pos="4153"/>
@@ -9799,7 +11419,7 @@
     <w:name w:val="页眉 字符"/>
     <w:basedOn w:val="a0"/>
     <w:link w:val="a4"/>
-    <w:rsid w:val="00BD7447"/>
+    <w:rsid w:val="00760898"/>
     <w:rPr>
       <w:kern w:val="2"/>
       <w:sz w:val="18"/>
@@ -9810,7 +11430,7 @@
     <w:name w:val="footer"/>
     <w:basedOn w:val="a"/>
     <w:link w:val="a7"/>
-    <w:rsid w:val="00BD7447"/>
+    <w:rsid w:val="00760898"/>
     <w:pPr>
       <w:tabs>
         <w:tab w:val="center" w:pos="4153"/>
@@ -9828,7 +11448,7 @@
     <w:name w:val="页脚 字符"/>
     <w:basedOn w:val="a0"/>
     <w:link w:val="a6"/>
-    <w:rsid w:val="00BD7447"/>
+    <w:rsid w:val="00760898"/>
     <w:rPr>
       <w:kern w:val="2"/>
       <w:sz w:val="18"/>

--- a/学号_姓名《基于机器学习的工业安全智能监测系统》期中报告_完成版.docx
+++ b/学号_姓名《基于机器学习的工业安全智能监测系统》期中报告_完成版.docx
@@ -463,7 +463,17 @@
           <w:sz w:val="30"/>
           <w:szCs w:val="30"/>
         </w:rPr>
-        <w:t>专</w:t>
+        <w:t xml:space="preserve">专 </w:t>
+      </w:r>
+      <w:r>
+        <w:rPr>
+          <w:rFonts w:ascii="宋体" w:hAnsi="宋体"/>
+          <w:b/>
+          <w:bCs/>
+          <w:sz w:val="30"/>
+          <w:szCs w:val="30"/>
+        </w:rPr>
+        <w:t xml:space="preserve">   </w:t>
       </w:r>
       <w:r>
         <w:rPr>
@@ -473,7 +483,84 @@
           <w:sz w:val="30"/>
           <w:szCs w:val="30"/>
         </w:rPr>
-        <w:t xml:space="preserve"> </w:t>
+        <w:t>业</w:t>
+      </w:r>
+      <w:r>
+        <w:rPr>
+          <w:rFonts w:ascii="宋体" w:hAnsi="宋体" w:hint="eastAsia"/>
+          <w:sz w:val="30"/>
+          <w:szCs w:val="30"/>
+          <w:u w:val="single"/>
+        </w:rPr>
+        <w:t>_</w:t>
+      </w:r>
+      <w:r>
+        <w:rPr>
+          <w:rFonts w:ascii="宋体" w:hAnsi="宋体"/>
+          <w:sz w:val="30"/>
+          <w:szCs w:val="30"/>
+          <w:u w:val="single"/>
+        </w:rPr>
+        <w:t>___________________</w:t>
+      </w:r>
+    </w:p>
+    <w:p>
+      <w:pPr>
+        <w:jc w:val="center"/>
+        <w:rPr>
+          <w:rFonts w:ascii="宋体" w:hAnsi="宋体" w:hint="eastAsia"/>
+          <w:sz w:val="30"/>
+          <w:szCs w:val="30"/>
+          <w:u w:val="single"/>
+        </w:rPr>
+      </w:pPr>
+      <w:r>
+        <w:rPr>
+          <w:rFonts w:ascii="宋体" w:hAnsi="宋体" w:hint="eastAsia"/>
+          <w:b/>
+          <w:bCs/>
+          <w:sz w:val="30"/>
+          <w:szCs w:val="30"/>
+        </w:rPr>
+        <w:t>学    号</w:t>
+      </w:r>
+      <w:r>
+        <w:rPr>
+          <w:rFonts w:ascii="宋体" w:hAnsi="宋体" w:hint="eastAsia"/>
+          <w:sz w:val="30"/>
+          <w:szCs w:val="30"/>
+          <w:u w:val="single"/>
+        </w:rPr>
+        <w:t>_</w:t>
+      </w:r>
+      <w:r>
+        <w:rPr>
+          <w:rFonts w:ascii="宋体" w:hAnsi="宋体"/>
+          <w:sz w:val="30"/>
+          <w:szCs w:val="30"/>
+          <w:u w:val="single"/>
+        </w:rPr>
+        <w:t>___________________</w:t>
+      </w:r>
+    </w:p>
+    <w:p>
+      <w:pPr>
+        <w:jc w:val="center"/>
+        <w:rPr>
+          <w:rFonts w:ascii="宋体" w:hAnsi="宋体" w:hint="eastAsia"/>
+          <w:sz w:val="30"/>
+          <w:szCs w:val="30"/>
+        </w:rPr>
+      </w:pPr>
+      <w:r>
+        <w:rPr>
+          <w:rFonts w:ascii="宋体" w:hAnsi="宋体" w:hint="eastAsia"/>
+          <w:b/>
+          <w:bCs/>
+          <w:sz w:val="30"/>
+          <w:szCs w:val="30"/>
+        </w:rPr>
+        <w:t xml:space="preserve">姓 </w:t>
       </w:r>
       <w:r>
         <w:rPr>
@@ -493,7 +580,7 @@
           <w:sz w:val="30"/>
           <w:szCs w:val="30"/>
         </w:rPr>
-        <w:t>业</w:t>
+        <w:t>名</w:t>
       </w:r>
       <w:r>
         <w:rPr>
@@ -516,12 +603,11 @@
     </w:p>
     <w:p>
       <w:pPr>
-        <w:jc w:val="center"/>
+        <w:ind w:firstLineChars="700" w:firstLine="2108"/>
         <w:rPr>
           <w:rFonts w:ascii="宋体" w:hAnsi="宋体" w:hint="eastAsia"/>
           <w:sz w:val="30"/>
           <w:szCs w:val="30"/>
-          <w:u w:val="single"/>
         </w:rPr>
       </w:pPr>
       <w:r>
@@ -532,153 +618,7 @@
           <w:sz w:val="30"/>
           <w:szCs w:val="30"/>
         </w:rPr>
-        <w:t>学</w:t>
-      </w:r>
-      <w:r>
-        <w:rPr>
-          <w:rFonts w:ascii="宋体" w:hAnsi="宋体" w:hint="eastAsia"/>
-          <w:b/>
-          <w:bCs/>
-          <w:sz w:val="30"/>
-          <w:szCs w:val="30"/>
-        </w:rPr>
-        <w:t xml:space="preserve">    </w:t>
-      </w:r>
-      <w:r>
-        <w:rPr>
-          <w:rFonts w:ascii="宋体" w:hAnsi="宋体" w:hint="eastAsia"/>
-          <w:b/>
-          <w:bCs/>
-          <w:sz w:val="30"/>
-          <w:szCs w:val="30"/>
-        </w:rPr>
-        <w:t>号</w:t>
-      </w:r>
-      <w:r>
-        <w:rPr>
-          <w:rFonts w:ascii="宋体" w:hAnsi="宋体" w:hint="eastAsia"/>
-          <w:sz w:val="30"/>
-          <w:szCs w:val="30"/>
-          <w:u w:val="single"/>
-        </w:rPr>
-        <w:t>_</w:t>
-      </w:r>
-      <w:r>
-        <w:rPr>
-          <w:rFonts w:ascii="宋体" w:hAnsi="宋体"/>
-          <w:sz w:val="30"/>
-          <w:szCs w:val="30"/>
-          <w:u w:val="single"/>
-        </w:rPr>
-        <w:t>___________________</w:t>
-      </w:r>
-    </w:p>
-    <w:p>
-      <w:pPr>
-        <w:jc w:val="center"/>
-        <w:rPr>
-          <w:rFonts w:ascii="宋体" w:hAnsi="宋体" w:hint="eastAsia"/>
-          <w:sz w:val="30"/>
-          <w:szCs w:val="30"/>
-        </w:rPr>
-      </w:pPr>
-      <w:r>
-        <w:rPr>
-          <w:rFonts w:ascii="宋体" w:hAnsi="宋体" w:hint="eastAsia"/>
-          <w:b/>
-          <w:bCs/>
-          <w:sz w:val="30"/>
-          <w:szCs w:val="30"/>
-        </w:rPr>
-        <w:t>姓</w:t>
-      </w:r>
-      <w:r>
-        <w:rPr>
-          <w:rFonts w:ascii="宋体" w:hAnsi="宋体" w:hint="eastAsia"/>
-          <w:b/>
-          <w:bCs/>
-          <w:sz w:val="30"/>
-          <w:szCs w:val="30"/>
-        </w:rPr>
-        <w:t xml:space="preserve"> </w:t>
-      </w:r>
-      <w:r>
-        <w:rPr>
-          <w:rFonts w:ascii="宋体" w:hAnsi="宋体"/>
-          <w:b/>
-          <w:bCs/>
-          <w:sz w:val="30"/>
-          <w:szCs w:val="30"/>
-        </w:rPr>
-        <w:t xml:space="preserve">   </w:t>
-      </w:r>
-      <w:r>
-        <w:rPr>
-          <w:rFonts w:ascii="宋体" w:hAnsi="宋体" w:hint="eastAsia"/>
-          <w:b/>
-          <w:bCs/>
-          <w:sz w:val="30"/>
-          <w:szCs w:val="30"/>
-        </w:rPr>
-        <w:t>名</w:t>
-      </w:r>
-      <w:r>
-        <w:rPr>
-          <w:rFonts w:ascii="宋体" w:hAnsi="宋体" w:hint="eastAsia"/>
-          <w:sz w:val="30"/>
-          <w:szCs w:val="30"/>
-          <w:u w:val="single"/>
-        </w:rPr>
-        <w:t>_</w:t>
-      </w:r>
-      <w:r>
-        <w:rPr>
-          <w:rFonts w:ascii="宋体" w:hAnsi="宋体"/>
-          <w:sz w:val="30"/>
-          <w:szCs w:val="30"/>
-          <w:u w:val="single"/>
-        </w:rPr>
-        <w:t>___________________</w:t>
-      </w:r>
-    </w:p>
-    <w:p>
-      <w:pPr>
-        <w:ind w:firstLineChars="700" w:firstLine="2108"/>
-        <w:rPr>
-          <w:rFonts w:ascii="宋体" w:hAnsi="宋体" w:hint="eastAsia"/>
-          <w:sz w:val="30"/>
-          <w:szCs w:val="30"/>
-        </w:rPr>
-      </w:pPr>
-      <w:r>
-        <w:rPr>
-          <w:rFonts w:ascii="宋体" w:hAnsi="宋体" w:hint="eastAsia"/>
-          <w:b/>
-          <w:bCs/>
-          <w:sz w:val="30"/>
-          <w:szCs w:val="30"/>
-        </w:rPr>
-        <w:t>指</w:t>
-      </w:r>
-      <w:r>
-        <w:rPr>
-          <w:rFonts w:ascii="宋体" w:hAnsi="宋体" w:hint="eastAsia"/>
-          <w:b/>
-          <w:bCs/>
-          <w:sz w:val="30"/>
-          <w:szCs w:val="30"/>
-        </w:rPr>
-        <w:t>导教师</w:t>
-      </w:r>
-      <w:r>
-        <w:rPr>
-          <w:rFonts w:ascii="宋体" w:hAnsi="宋体" w:hint="eastAsia"/>
-          <w:b/>
-          <w:bCs/>
-          <w:sz w:val="30"/>
-          <w:szCs w:val="30"/>
-        </w:rPr>
-        <w:t xml:space="preserve"> </w:t>
+        <w:t xml:space="preserve">指导教师 </w:t>
       </w:r>
       <w:r>
         <w:rPr>
@@ -698,16 +638,7 @@
           <w:szCs w:val="30"/>
           <w:u w:val="single"/>
         </w:rPr>
-        <w:t>吴颖</w:t>
-      </w:r>
-      <w:r>
-        <w:rPr>
-          <w:rFonts w:ascii="宋体" w:hAnsi="宋体" w:hint="eastAsia"/>
-          <w:sz w:val="30"/>
-          <w:szCs w:val="30"/>
-          <w:u w:val="single"/>
-        </w:rPr>
-        <w:t xml:space="preserve">        </w:t>
+        <w:t xml:space="preserve">吴颖        </w:t>
       </w:r>
     </w:p>
     <w:p>
@@ -747,37 +678,7 @@
           <w:sz w:val="30"/>
           <w:szCs w:val="30"/>
         </w:rPr>
-        <w:t>2026</w:t>
-      </w:r>
-      <w:r>
-        <w:rPr>
-          <w:rFonts w:ascii="宋体" w:hAnsi="宋体" w:hint="eastAsia"/>
-          <w:b/>
-          <w:bCs/>
-          <w:sz w:val="30"/>
-          <w:szCs w:val="30"/>
-        </w:rPr>
-        <w:t>年</w:t>
-      </w:r>
-      <w:r>
-        <w:rPr>
-          <w:rFonts w:ascii="宋体" w:hAnsi="宋体" w:hint="eastAsia"/>
-          <w:b/>
-          <w:bCs/>
-          <w:sz w:val="30"/>
-          <w:szCs w:val="30"/>
-        </w:rPr>
-        <w:t>10</w:t>
-      </w:r>
-      <w:r>
-        <w:rPr>
-          <w:rFonts w:ascii="宋体" w:hAnsi="宋体" w:hint="eastAsia"/>
-          <w:b/>
-          <w:bCs/>
-          <w:sz w:val="30"/>
-          <w:szCs w:val="30"/>
-        </w:rPr>
-        <w:t>月</w:t>
+        <w:t>2026年10月</w:t>
       </w:r>
     </w:p>
     <w:p>
@@ -854,49 +755,23 @@
           <w:rFonts w:ascii="宋体" w:eastAsia="宋体" w:hAnsi="宋体"/>
           <w:sz w:val="20"/>
         </w:rPr>
-        <w:t>本机开发软件已完整安装并配置。下表对照课程常见软件清单逐项说明（</w:t>
-      </w:r>
-      <w:r>
-        <w:rPr>
-          <w:rFonts w:ascii="宋体" w:eastAsia="宋体" w:hAnsi="宋体"/>
-          <w:sz w:val="20"/>
-        </w:rPr>
-        <w:t xml:space="preserve">Maven/Tomcat/Anaconda </w:t>
-      </w:r>
-      <w:r>
-        <w:rPr>
-          <w:rFonts w:ascii="宋体" w:eastAsia="宋体" w:hAnsi="宋体"/>
-          <w:sz w:val="20"/>
-        </w:rPr>
-        <w:t>未安装者如实注明，并以本项目实际技术栈的等价工具替代），版本检查与本机已安装软件清单的真实输出截图见图</w:t>
-      </w:r>
-      <w:r>
-        <w:rPr>
-          <w:rFonts w:ascii="宋体" w:eastAsia="宋体" w:hAnsi="宋体"/>
-          <w:sz w:val="20"/>
-        </w:rPr>
-        <w:t>1</w:t>
-      </w:r>
-      <w:r>
-        <w:rPr>
-          <w:rFonts w:ascii="宋体" w:eastAsia="宋体" w:hAnsi="宋体"/>
-          <w:sz w:val="20"/>
-        </w:rPr>
-        <w:t>、图</w:t>
-      </w:r>
-      <w:r>
-        <w:rPr>
-          <w:rFonts w:ascii="宋体" w:eastAsia="宋体" w:hAnsi="宋体"/>
-          <w:sz w:val="20"/>
-        </w:rPr>
-        <w:t>2</w:t>
-      </w:r>
-      <w:r>
-        <w:rPr>
-          <w:rFonts w:ascii="宋体" w:eastAsia="宋体" w:hAnsi="宋体"/>
-          <w:sz w:val="20"/>
-        </w:rPr>
-        <w:t>：</w:t>
+        <w:t>本机开发软件已完整安装并配置。下表对照课程常见软件清单逐项说明（Maven/Tomcat/Anaconda 未安装者如实注明，并以本项目实际技术</w:t>
+      </w:r>
+      <w:proofErr w:type="gramStart"/>
+      <w:r>
+        <w:rPr>
+          <w:rFonts w:ascii="宋体" w:eastAsia="宋体" w:hAnsi="宋体"/>
+          <w:sz w:val="20"/>
+        </w:rPr>
+        <w:t>栈</w:t>
+      </w:r>
+      <w:proofErr w:type="gramEnd"/>
+      <w:r>
+        <w:rPr>
+          <w:rFonts w:ascii="宋体" w:eastAsia="宋体" w:hAnsi="宋体"/>
+          <w:sz w:val="20"/>
+        </w:rPr>
+        <w:t>的等价工具替代），版本检查与本机已安装软件清单的真实输出截图见图1、图2：</w:t>
       </w:r>
     </w:p>
     <w:tbl>
@@ -1114,21 +989,7 @@
                 <w:rFonts w:ascii="宋体" w:eastAsia="宋体" w:hAnsi="宋体"/>
                 <w:sz w:val="16"/>
               </w:rPr>
-              <w:t>系统级安装，</w:t>
-            </w:r>
-            <w:r>
-              <w:rPr>
-                <w:rFonts w:ascii="宋体" w:eastAsia="宋体" w:hAnsi="宋体"/>
-                <w:sz w:val="16"/>
-              </w:rPr>
-              <w:t xml:space="preserve">java -version </w:t>
-            </w:r>
-            <w:r>
-              <w:rPr>
-                <w:rFonts w:ascii="宋体" w:eastAsia="宋体" w:hAnsi="宋体"/>
-                <w:sz w:val="16"/>
-              </w:rPr>
-              <w:t>正常</w:t>
+              <w:t>系统级安装，java -version 正常</w:t>
             </w:r>
           </w:p>
         </w:tc>
@@ -1226,21 +1087,7 @@
                 <w:rFonts w:ascii="宋体" w:eastAsia="宋体" w:hAnsi="宋体"/>
                 <w:sz w:val="16"/>
               </w:rPr>
-              <w:t>经</w:t>
-            </w:r>
-            <w:r>
-              <w:rPr>
-                <w:rFonts w:ascii="宋体" w:eastAsia="宋体" w:hAnsi="宋体"/>
-                <w:sz w:val="16"/>
-              </w:rPr>
-              <w:t xml:space="preserve"> JetBrains Toolbox 3.4.3 </w:t>
-            </w:r>
-            <w:r>
-              <w:rPr>
-                <w:rFonts w:ascii="宋体" w:eastAsia="宋体" w:hAnsi="宋体"/>
-                <w:sz w:val="16"/>
-              </w:rPr>
-              <w:t>管理</w:t>
+              <w:t>经 JetBrains Toolbox 3.4.3 管理</w:t>
             </w:r>
           </w:p>
         </w:tc>
@@ -1334,49 +1181,39 @@
                 <w:rFonts w:ascii="宋体" w:eastAsia="宋体" w:hAnsi="宋体"/>
                 <w:sz w:val="16"/>
               </w:rPr>
-              <w:t>本项目为</w:t>
-            </w:r>
-            <w:r>
-              <w:rPr>
-                <w:rFonts w:ascii="宋体" w:eastAsia="宋体" w:hAnsi="宋体"/>
-                <w:sz w:val="16"/>
-              </w:rPr>
-              <w:t xml:space="preserve"> Python </w:t>
-            </w:r>
-            <w:r>
-              <w:rPr>
-                <w:rFonts w:ascii="宋体" w:eastAsia="宋体" w:hAnsi="宋体"/>
-                <w:sz w:val="16"/>
-              </w:rPr>
-              <w:t>技术栈，依赖管理使用</w:t>
-            </w:r>
-            <w:r>
-              <w:rPr>
-                <w:rFonts w:ascii="宋体" w:eastAsia="宋体" w:hAnsi="宋体"/>
-                <w:sz w:val="16"/>
-              </w:rPr>
-              <w:t xml:space="preserve"> uv / pip</w:t>
-            </w:r>
-            <w:r>
-              <w:rPr>
-                <w:rFonts w:ascii="宋体" w:eastAsia="宋体" w:hAnsi="宋体"/>
-                <w:sz w:val="16"/>
-              </w:rPr>
-              <w:t>，不涉及</w:t>
-            </w:r>
-            <w:r>
-              <w:rPr>
-                <w:rFonts w:ascii="宋体" w:eastAsia="宋体" w:hAnsi="宋体"/>
-                <w:sz w:val="16"/>
-              </w:rPr>
-              <w:t xml:space="preserve"> Java </w:t>
-            </w:r>
-            <w:r>
-              <w:rPr>
-                <w:rFonts w:ascii="宋体" w:eastAsia="宋体" w:hAnsi="宋体"/>
-                <w:sz w:val="16"/>
-              </w:rPr>
-              <w:t>构建</w:t>
+              <w:t>本项目为 Python 技术</w:t>
+            </w:r>
+            <w:proofErr w:type="gramStart"/>
+            <w:r>
+              <w:rPr>
+                <w:rFonts w:ascii="宋体" w:eastAsia="宋体" w:hAnsi="宋体"/>
+                <w:sz w:val="16"/>
+              </w:rPr>
+              <w:t>栈</w:t>
+            </w:r>
+            <w:proofErr w:type="gramEnd"/>
+            <w:r>
+              <w:rPr>
+                <w:rFonts w:ascii="宋体" w:eastAsia="宋体" w:hAnsi="宋体"/>
+                <w:sz w:val="16"/>
+              </w:rPr>
+              <w:t xml:space="preserve">，依赖管理使用 </w:t>
+            </w:r>
+            <w:proofErr w:type="spellStart"/>
+            <w:r>
+              <w:rPr>
+                <w:rFonts w:ascii="宋体" w:eastAsia="宋体" w:hAnsi="宋体"/>
+                <w:sz w:val="16"/>
+              </w:rPr>
+              <w:t>uv</w:t>
+            </w:r>
+            <w:proofErr w:type="spellEnd"/>
+            <w:r>
+              <w:rPr>
+                <w:rFonts w:ascii="宋体" w:eastAsia="宋体" w:hAnsi="宋体"/>
+                <w:sz w:val="16"/>
+              </w:rPr>
+              <w:t xml:space="preserve"> / pip，不涉及 Java 构建</w:t>
             </w:r>
           </w:p>
         </w:tc>
@@ -1474,35 +1311,55 @@
                 <w:rFonts w:ascii="宋体" w:eastAsia="宋体" w:hAnsi="宋体"/>
                 <w:sz w:val="16"/>
               </w:rPr>
-              <w:t>服务端采用</w:t>
-            </w:r>
-            <w:r>
-              <w:rPr>
-                <w:rFonts w:ascii="宋体" w:eastAsia="宋体" w:hAnsi="宋体"/>
-                <w:sz w:val="16"/>
-              </w:rPr>
-              <w:t xml:space="preserve"> FastAPI + Uvicorn</w:t>
-            </w:r>
-            <w:r>
-              <w:rPr>
-                <w:rFonts w:ascii="宋体" w:eastAsia="宋体" w:hAnsi="宋体"/>
-                <w:sz w:val="16"/>
-              </w:rPr>
-              <w:t>，非</w:t>
-            </w:r>
-            <w:r>
-              <w:rPr>
-                <w:rFonts w:ascii="宋体" w:eastAsia="宋体" w:hAnsi="宋体"/>
-                <w:sz w:val="16"/>
-              </w:rPr>
-              <w:t xml:space="preserve"> Java Web </w:t>
-            </w:r>
-            <w:r>
-              <w:rPr>
-                <w:rFonts w:ascii="宋体" w:eastAsia="宋体" w:hAnsi="宋体"/>
-                <w:sz w:val="16"/>
-              </w:rPr>
-              <w:t>容器</w:t>
+              <w:t>服务</w:t>
+            </w:r>
+            <w:proofErr w:type="gramStart"/>
+            <w:r>
+              <w:rPr>
+                <w:rFonts w:ascii="宋体" w:eastAsia="宋体" w:hAnsi="宋体"/>
+                <w:sz w:val="16"/>
+              </w:rPr>
+              <w:t>端采用</w:t>
+            </w:r>
+            <w:proofErr w:type="gramEnd"/>
+            <w:r>
+              <w:rPr>
+                <w:rFonts w:ascii="宋体" w:eastAsia="宋体" w:hAnsi="宋体"/>
+                <w:sz w:val="16"/>
+              </w:rPr>
+              <w:t xml:space="preserve"> </w:t>
+            </w:r>
+            <w:proofErr w:type="spellStart"/>
+            <w:r>
+              <w:rPr>
+                <w:rFonts w:ascii="宋体" w:eastAsia="宋体" w:hAnsi="宋体"/>
+                <w:sz w:val="16"/>
+              </w:rPr>
+              <w:t>FastAPI</w:t>
+            </w:r>
+            <w:proofErr w:type="spellEnd"/>
+            <w:r>
+              <w:rPr>
+                <w:rFonts w:ascii="宋体" w:eastAsia="宋体" w:hAnsi="宋体"/>
+                <w:sz w:val="16"/>
+              </w:rPr>
+              <w:t xml:space="preserve"> + </w:t>
+            </w:r>
+            <w:proofErr w:type="spellStart"/>
+            <w:r>
+              <w:rPr>
+                <w:rFonts w:ascii="宋体" w:eastAsia="宋体" w:hAnsi="宋体"/>
+                <w:sz w:val="16"/>
+              </w:rPr>
+              <w:t>Uvicorn</w:t>
+            </w:r>
+            <w:proofErr w:type="spellEnd"/>
+            <w:r>
+              <w:rPr>
+                <w:rFonts w:ascii="宋体" w:eastAsia="宋体" w:hAnsi="宋体"/>
+                <w:sz w:val="16"/>
+              </w:rPr>
+              <w:t>，非 Java Web 容器</w:t>
             </w:r>
           </w:p>
         </w:tc>
@@ -1596,56 +1453,7 @@
                 <w:rFonts w:ascii="宋体" w:eastAsia="宋体" w:hAnsi="宋体"/>
                 <w:sz w:val="16"/>
               </w:rPr>
-              <w:t>完整安装（</w:t>
-            </w:r>
-            <w:r>
-              <w:rPr>
-                <w:rFonts w:ascii="宋体" w:eastAsia="宋体" w:hAnsi="宋体"/>
-                <w:sz w:val="16"/>
-              </w:rPr>
-              <w:t>MySQL Installer 1.6.15</w:t>
-            </w:r>
-            <w:r>
-              <w:rPr>
-                <w:rFonts w:ascii="宋体" w:eastAsia="宋体" w:hAnsi="宋体"/>
-                <w:sz w:val="16"/>
-              </w:rPr>
-              <w:t>）；本项目生产库采用</w:t>
-            </w:r>
-            <w:r>
-              <w:rPr>
-                <w:rFonts w:ascii="宋体" w:eastAsia="宋体" w:hAnsi="宋体"/>
-                <w:sz w:val="16"/>
-              </w:rPr>
-              <w:t xml:space="preserve"> PostgreSQL 16</w:t>
-            </w:r>
-            <w:r>
-              <w:rPr>
-                <w:rFonts w:ascii="宋体" w:eastAsia="宋体" w:hAnsi="宋体"/>
-                <w:sz w:val="16"/>
-              </w:rPr>
-              <w:t>（</w:t>
-            </w:r>
-            <w:r>
-              <w:rPr>
-                <w:rFonts w:ascii="宋体" w:eastAsia="宋体" w:hAnsi="宋体"/>
-                <w:sz w:val="16"/>
-              </w:rPr>
-              <w:t xml:space="preserve">Docker </w:t>
-            </w:r>
-            <w:r>
-              <w:rPr>
-                <w:rFonts w:ascii="宋体" w:eastAsia="宋体" w:hAnsi="宋体"/>
-                <w:sz w:val="16"/>
-              </w:rPr>
-              <w:t>容器），开发库</w:t>
-            </w:r>
-            <w:r>
-              <w:rPr>
-                <w:rFonts w:ascii="宋体" w:eastAsia="宋体" w:hAnsi="宋体"/>
-                <w:sz w:val="16"/>
-              </w:rPr>
-              <w:t xml:space="preserve"> SQLite</w:t>
+              <w:t>完整安装（MySQL Installer 1.6.15）；本项目生产库采用 PostgreSQL 16（Docker 容器），开发库 SQLite</w:t>
             </w:r>
           </w:p>
         </w:tc>
@@ -1666,12 +1474,21 @@
             <w:pPr>
               <w:jc w:val="left"/>
             </w:pPr>
-            <w:r>
-              <w:rPr>
-                <w:rFonts w:ascii="宋体" w:eastAsia="宋体" w:hAnsi="宋体"/>
-                <w:sz w:val="16"/>
-              </w:rPr>
-              <w:t>Navicat Premium</w:t>
+            <w:proofErr w:type="spellStart"/>
+            <w:r>
+              <w:rPr>
+                <w:rFonts w:ascii="宋体" w:eastAsia="宋体" w:hAnsi="宋体"/>
+                <w:sz w:val="16"/>
+              </w:rPr>
+              <w:t>Navicat</w:t>
+            </w:r>
+            <w:proofErr w:type="spellEnd"/>
+            <w:r>
+              <w:rPr>
+                <w:rFonts w:ascii="宋体" w:eastAsia="宋体" w:hAnsi="宋体"/>
+                <w:sz w:val="16"/>
+              </w:rPr>
+              <w:t xml:space="preserve"> Premium</w:t>
             </w:r>
           </w:p>
         </w:tc>
@@ -1837,36 +1654,33 @@
                 <w:rFonts w:ascii="宋体" w:eastAsia="宋体" w:hAnsi="宋体"/>
                 <w:sz w:val="16"/>
               </w:rPr>
-              <w:t xml:space="preserve">Python </w:t>
-            </w:r>
-            <w:r>
-              <w:rPr>
-                <w:rFonts w:ascii="宋体" w:eastAsia="宋体" w:hAnsi="宋体"/>
-                <w:sz w:val="16"/>
-              </w:rPr>
-              <w:t>虚拟环境采用</w:t>
-            </w:r>
-            <w:r>
-              <w:rPr>
-                <w:rFonts w:ascii="宋体" w:eastAsia="宋体" w:hAnsi="宋体"/>
-                <w:sz w:val="16"/>
-              </w:rPr>
-              <w:t xml:space="preserve"> uv 0.10.9 </w:t>
-            </w:r>
-            <w:r>
-              <w:rPr>
-                <w:rFonts w:ascii="宋体" w:eastAsia="宋体" w:hAnsi="宋体"/>
-                <w:sz w:val="16"/>
-              </w:rPr>
-              <w:t>管理，作用等同</w:t>
-            </w:r>
-            <w:r>
-              <w:rPr>
-                <w:rFonts w:ascii="宋体" w:eastAsia="宋体" w:hAnsi="宋体"/>
-                <w:sz w:val="16"/>
-              </w:rPr>
-              <w:t xml:space="preserve"> conda</w:t>
-            </w:r>
+              <w:t xml:space="preserve">Python 虚拟环境采用 </w:t>
+            </w:r>
+            <w:proofErr w:type="spellStart"/>
+            <w:r>
+              <w:rPr>
+                <w:rFonts w:ascii="宋体" w:eastAsia="宋体" w:hAnsi="宋体"/>
+                <w:sz w:val="16"/>
+              </w:rPr>
+              <w:t>uv</w:t>
+            </w:r>
+            <w:proofErr w:type="spellEnd"/>
+            <w:r>
+              <w:rPr>
+                <w:rFonts w:ascii="宋体" w:eastAsia="宋体" w:hAnsi="宋体"/>
+                <w:sz w:val="16"/>
+              </w:rPr>
+              <w:t xml:space="preserve"> 0.10.9 管理，作用等同 </w:t>
+            </w:r>
+            <w:proofErr w:type="spellStart"/>
+            <w:r>
+              <w:rPr>
+                <w:rFonts w:ascii="宋体" w:eastAsia="宋体" w:hAnsi="宋体"/>
+                <w:sz w:val="16"/>
+              </w:rPr>
+              <w:t>conda</w:t>
+            </w:r>
+            <w:proofErr w:type="spellEnd"/>
           </w:p>
         </w:tc>
       </w:tr>
@@ -1963,21 +1777,7 @@
                 <w:rFonts w:ascii="宋体" w:eastAsia="宋体" w:hAnsi="宋体"/>
                 <w:sz w:val="16"/>
               </w:rPr>
-              <w:t>另安装</w:t>
-            </w:r>
-            <w:r>
-              <w:rPr>
-                <w:rFonts w:ascii="宋体" w:eastAsia="宋体" w:hAnsi="宋体"/>
-                <w:sz w:val="16"/>
-              </w:rPr>
-              <w:t xml:space="preserve"> Cursor 2.6.22 </w:t>
-            </w:r>
-            <w:r>
-              <w:rPr>
-                <w:rFonts w:ascii="宋体" w:eastAsia="宋体" w:hAnsi="宋体"/>
-                <w:sz w:val="16"/>
-              </w:rPr>
-              <w:t>作为日常代码编辑器</w:t>
+              <w:t>另安装 Cursor 2.6.22 作为日常代码编辑器</w:t>
             </w:r>
           </w:p>
         </w:tc>
@@ -2071,21 +1871,7 @@
                 <w:rFonts w:ascii="宋体" w:eastAsia="宋体" w:hAnsi="宋体"/>
                 <w:sz w:val="16"/>
               </w:rPr>
-              <w:t>含</w:t>
-            </w:r>
-            <w:r>
-              <w:rPr>
-                <w:rFonts w:ascii="宋体" w:eastAsia="宋体" w:hAnsi="宋体"/>
-                <w:sz w:val="16"/>
-              </w:rPr>
-              <w:t xml:space="preserve"> GitHub CLI 2.93.0</w:t>
-            </w:r>
-            <w:r>
-              <w:rPr>
-                <w:rFonts w:ascii="宋体" w:eastAsia="宋体" w:hAnsi="宋体"/>
-                <w:sz w:val="16"/>
-              </w:rPr>
-              <w:t>，完成全部代码版本管理</w:t>
+              <w:t>含 GitHub CLI 2.93.0，完成全部代码版本管理</w:t>
             </w:r>
           </w:p>
         </w:tc>
@@ -2183,8 +1969,41 @@
                 <w:rFonts w:ascii="宋体" w:eastAsia="宋体" w:hAnsi="宋体"/>
                 <w:sz w:val="16"/>
               </w:rPr>
-              <w:t xml:space="preserve">web/api/db </w:t>
-            </w:r>
+              <w:t>web/</w:t>
+            </w:r>
+            <w:proofErr w:type="spellStart"/>
+            <w:r>
+              <w:rPr>
+                <w:rFonts w:ascii="宋体" w:eastAsia="宋体" w:hAnsi="宋体"/>
+                <w:sz w:val="16"/>
+              </w:rPr>
+              <w:t>api</w:t>
+            </w:r>
+            <w:proofErr w:type="spellEnd"/>
+            <w:r>
+              <w:rPr>
+                <w:rFonts w:ascii="宋体" w:eastAsia="宋体" w:hAnsi="宋体"/>
+                <w:sz w:val="16"/>
+              </w:rPr>
+              <w:t>/</w:t>
+            </w:r>
+            <w:proofErr w:type="spellStart"/>
+            <w:r>
+              <w:rPr>
+                <w:rFonts w:ascii="宋体" w:eastAsia="宋体" w:hAnsi="宋体"/>
+                <w:sz w:val="16"/>
+              </w:rPr>
+              <w:t>db</w:t>
+            </w:r>
+            <w:proofErr w:type="spellEnd"/>
+            <w:r>
+              <w:rPr>
+                <w:rFonts w:ascii="宋体" w:eastAsia="宋体" w:hAnsi="宋体"/>
+                <w:sz w:val="16"/>
+              </w:rPr>
+              <w:t xml:space="preserve"> </w:t>
+            </w:r>
+            <w:proofErr w:type="gramStart"/>
             <w:r>
               <w:rPr>
                 <w:rFonts w:ascii="宋体" w:eastAsia="宋体" w:hAnsi="宋体"/>
@@ -2192,6 +2011,7 @@
               </w:rPr>
               <w:t>三服务容器化部署</w:t>
             </w:r>
+            <w:proofErr w:type="gramEnd"/>
           </w:p>
         </w:tc>
       </w:tr>
@@ -2215,8 +2035,17 @@
                 <w:rFonts w:ascii="宋体" w:eastAsia="宋体" w:hAnsi="宋体"/>
                 <w:sz w:val="16"/>
               </w:rPr>
-              <w:t>Node.js / npm</w:t>
-            </w:r>
+              <w:t xml:space="preserve">Node.js / </w:t>
+            </w:r>
+            <w:proofErr w:type="spellStart"/>
+            <w:r>
+              <w:rPr>
+                <w:rFonts w:ascii="宋体" w:eastAsia="宋体" w:hAnsi="宋体"/>
+                <w:sz w:val="16"/>
+              </w:rPr>
+              <w:t>npm</w:t>
+            </w:r>
+            <w:proofErr w:type="spellEnd"/>
           </w:p>
         </w:tc>
         <w:tc>
@@ -2284,14 +2113,7 @@
                 <w:rFonts w:ascii="宋体" w:eastAsia="宋体" w:hAnsi="宋体"/>
                 <w:sz w:val="16"/>
               </w:rPr>
-              <w:t xml:space="preserve">Vue3 </w:t>
-            </w:r>
-            <w:r>
-              <w:rPr>
-                <w:rFonts w:ascii="宋体" w:eastAsia="宋体" w:hAnsi="宋体"/>
-                <w:sz w:val="16"/>
-              </w:rPr>
-              <w:t>前端构建工具链</w:t>
+              <w:t>Vue3 前端构建工具链</w:t>
             </w:r>
           </w:p>
         </w:tc>
@@ -2354,23 +2176,7 @@
           <w:color w:val="666666"/>
           <w:sz w:val="17"/>
         </w:rPr>
-        <w:t>图</w:t>
-      </w:r>
-      <w:r>
-        <w:rPr>
-          <w:rFonts w:ascii="宋体" w:eastAsia="宋体" w:hAnsi="宋体"/>
-          <w:color w:val="666666"/>
-          <w:sz w:val="17"/>
-        </w:rPr>
-        <w:t xml:space="preserve">1 </w:t>
-      </w:r>
-      <w:r>
-        <w:rPr>
-          <w:rFonts w:ascii="宋体" w:eastAsia="宋体" w:hAnsi="宋体"/>
-          <w:color w:val="666666"/>
-          <w:sz w:val="17"/>
-        </w:rPr>
-        <w:t>开发软件逐项版本检查（本机真实命令输出，无环境报错）</w:t>
+        <w:t>图1 开发软件逐项版本检查（本机真实命令输出，无环境报错）</w:t>
       </w:r>
     </w:p>
     <w:p>
@@ -2428,39 +2234,25 @@
           <w:color w:val="666666"/>
           <w:sz w:val="17"/>
         </w:rPr>
-        <w:t>图</w:t>
-      </w:r>
+        <w:t xml:space="preserve">图2 系统已安装软件清单（注册表 Uninstall </w:t>
+      </w:r>
+      <w:proofErr w:type="gramStart"/>
       <w:r>
         <w:rPr>
           <w:rFonts w:ascii="宋体" w:eastAsia="宋体" w:hAnsi="宋体"/>
           <w:color w:val="666666"/>
           <w:sz w:val="17"/>
         </w:rPr>
-        <w:t xml:space="preserve">2 </w:t>
-      </w:r>
+        <w:t>项真实</w:t>
+      </w:r>
+      <w:proofErr w:type="gramEnd"/>
       <w:r>
         <w:rPr>
           <w:rFonts w:ascii="宋体" w:eastAsia="宋体" w:hAnsi="宋体"/>
           <w:color w:val="666666"/>
           <w:sz w:val="17"/>
         </w:rPr>
-        <w:t>系统已安装软件清单（注册表</w:t>
-      </w:r>
-      <w:r>
-        <w:rPr>
-          <w:rFonts w:ascii="宋体" w:eastAsia="宋体" w:hAnsi="宋体"/>
-          <w:color w:val="666666"/>
-          <w:sz w:val="17"/>
-        </w:rPr>
-        <w:t xml:space="preserve"> Uninstall </w:t>
-      </w:r>
-      <w:r>
-        <w:rPr>
-          <w:rFonts w:ascii="宋体" w:eastAsia="宋体" w:hAnsi="宋体"/>
-          <w:color w:val="666666"/>
-          <w:sz w:val="17"/>
-        </w:rPr>
-        <w:t>项真实记录）</w:t>
+        <w:t>记录）</w:t>
       </w:r>
     </w:p>
     <w:p>
@@ -2474,35 +2266,7 @@
           <w:sz w:val="20"/>
         </w:rPr>
         <w:lastRenderedPageBreak/>
-        <w:t>本项目</w:t>
-      </w:r>
-      <w:r>
-        <w:rPr>
-          <w:rFonts w:ascii="宋体" w:eastAsia="宋体" w:hAnsi="宋体"/>
-          <w:sz w:val="20"/>
-        </w:rPr>
-        <w:t xml:space="preserve"> Python </w:t>
-      </w:r>
-      <w:r>
-        <w:rPr>
-          <w:rFonts w:ascii="宋体" w:eastAsia="宋体" w:hAnsi="宋体"/>
-          <w:sz w:val="20"/>
-        </w:rPr>
-        <w:t>运行栈的整体检查结果如下（真实命令输出截图见图</w:t>
-      </w:r>
-      <w:r>
-        <w:rPr>
-          <w:rFonts w:ascii="宋体" w:eastAsia="宋体" w:hAnsi="宋体"/>
-          <w:sz w:val="20"/>
-        </w:rPr>
-        <w:t>5</w:t>
-      </w:r>
-      <w:r>
-        <w:rPr>
-          <w:rFonts w:ascii="宋体" w:eastAsia="宋体" w:hAnsi="宋体"/>
-          <w:sz w:val="20"/>
-        </w:rPr>
-        <w:t>）：</w:t>
+        <w:t>本项目 Python 运行栈的整体检查结果如下（真实命令输出截图见图5）：</w:t>
       </w:r>
     </w:p>
     <w:tbl>
@@ -2573,8 +2337,25 @@
                 <w:color w:val="FFFFFF"/>
                 <w:sz w:val="17"/>
               </w:rPr>
-              <w:t>版本</w:t>
-            </w:r>
+              <w:t>版本/状态</w:t>
+            </w:r>
+          </w:p>
+        </w:tc>
+        <w:tc>
+          <w:tcPr>
+            <w:tcW w:w="2769" w:type="dxa"/>
+            <w:shd w:val="clear" w:color="auto" w:fill="1F4E79"/>
+            <w:tcMar>
+              <w:top w:w="90" w:type="dxa"/>
+              <w:left w:w="110" w:type="dxa"/>
+              <w:bottom w:w="90" w:type="dxa"/>
+              <w:right w:w="110" w:type="dxa"/>
+            </w:tcMar>
+          </w:tcPr>
+          <w:p>
+            <w:pPr>
+              <w:jc w:val="center"/>
+            </w:pPr>
             <w:r>
               <w:rPr>
                 <w:rFonts w:ascii="宋体" w:eastAsia="宋体" w:hAnsi="宋体"/>
@@ -2582,41 +2363,6 @@
                 <w:color w:val="FFFFFF"/>
                 <w:sz w:val="17"/>
               </w:rPr>
-              <w:t>/</w:t>
-            </w:r>
-            <w:r>
-              <w:rPr>
-                <w:rFonts w:ascii="宋体" w:eastAsia="宋体" w:hAnsi="宋体"/>
-                <w:b/>
-                <w:color w:val="FFFFFF"/>
-                <w:sz w:val="17"/>
-              </w:rPr>
-              <w:t>状态</w:t>
-            </w:r>
-          </w:p>
-        </w:tc>
-        <w:tc>
-          <w:tcPr>
-            <w:tcW w:w="2769" w:type="dxa"/>
-            <w:shd w:val="clear" w:color="auto" w:fill="1F4E79"/>
-            <w:tcMar>
-              <w:top w:w="90" w:type="dxa"/>
-              <w:left w:w="110" w:type="dxa"/>
-              <w:bottom w:w="90" w:type="dxa"/>
-              <w:right w:w="110" w:type="dxa"/>
-            </w:tcMar>
-          </w:tcPr>
-          <w:p>
-            <w:pPr>
-              <w:jc w:val="center"/>
-            </w:pPr>
-            <w:r>
-              <w:rPr>
-                <w:rFonts w:ascii="宋体" w:eastAsia="宋体" w:hAnsi="宋体"/>
-                <w:b/>
-                <w:color w:val="FFFFFF"/>
-                <w:sz w:val="17"/>
-              </w:rPr>
               <w:t>说明</w:t>
             </w:r>
           </w:p>
@@ -2690,19 +2436,21 @@
               </w:rPr>
               <w:t>运行环境（</w:t>
             </w:r>
+            <w:proofErr w:type="spellStart"/>
             <w:r>
               <w:rPr>
                 <w:rFonts w:ascii="宋体" w:eastAsia="宋体" w:hAnsi="宋体"/>
                 <w:sz w:val="17"/>
               </w:rPr>
-              <w:t xml:space="preserve">venv </w:t>
-            </w:r>
+              <w:t>venv</w:t>
+            </w:r>
+            <w:proofErr w:type="spellEnd"/>
             <w:r>
               <w:rPr>
                 <w:rFonts w:ascii="宋体" w:eastAsia="宋体" w:hAnsi="宋体"/>
                 <w:sz w:val="17"/>
               </w:rPr>
-              <w:t>隔离）</w:t>
+              <w:t xml:space="preserve"> 隔离）</w:t>
             </w:r>
           </w:p>
         </w:tc>
@@ -2723,6 +2471,7 @@
             <w:pPr>
               <w:jc w:val="left"/>
             </w:pPr>
+            <w:proofErr w:type="spellStart"/>
             <w:r>
               <w:rPr>
                 <w:rFonts w:ascii="宋体" w:eastAsia="宋体" w:hAnsi="宋体"/>
@@ -2730,6 +2479,7 @@
               </w:rPr>
               <w:t>PyTorch</w:t>
             </w:r>
+            <w:proofErr w:type="spellEnd"/>
           </w:p>
         </w:tc>
         <w:tc>
@@ -2776,14 +2526,7 @@
                 <w:rFonts w:ascii="宋体" w:eastAsia="宋体" w:hAnsi="宋体"/>
                 <w:sz w:val="17"/>
               </w:rPr>
-              <w:t>深度学习框架，</w:t>
-            </w:r>
-            <w:r>
-              <w:rPr>
-                <w:rFonts w:ascii="宋体" w:eastAsia="宋体" w:hAnsi="宋体"/>
-                <w:sz w:val="17"/>
-              </w:rPr>
-              <w:t>CUDA 12.6</w:t>
+              <w:t>深度学习框架，CUDA 12.6</w:t>
             </w:r>
           </w:p>
         </w:tc>
@@ -2854,14 +2597,7 @@
                 <w:rFonts w:ascii="宋体" w:eastAsia="宋体" w:hAnsi="宋体"/>
                 <w:sz w:val="17"/>
               </w:rPr>
-              <w:t xml:space="preserve">CUDA </w:t>
-            </w:r>
-            <w:r>
-              <w:rPr>
-                <w:rFonts w:ascii="宋体" w:eastAsia="宋体" w:hAnsi="宋体"/>
-                <w:sz w:val="17"/>
-              </w:rPr>
-              <w:t>可用，训练与推理加速</w:t>
+              <w:t>CUDA 可用，训练与推理加速</w:t>
             </w:r>
           </w:p>
         </w:tc>
@@ -2882,6 +2618,7 @@
             <w:pPr>
               <w:jc w:val="left"/>
             </w:pPr>
+            <w:proofErr w:type="spellStart"/>
             <w:r>
               <w:rPr>
                 <w:rFonts w:ascii="宋体" w:eastAsia="宋体" w:hAnsi="宋体"/>
@@ -2889,6 +2626,7 @@
               </w:rPr>
               <w:t>Ultralytics</w:t>
             </w:r>
+            <w:proofErr w:type="spellEnd"/>
           </w:p>
         </w:tc>
         <w:tc>
@@ -2935,28 +2673,7 @@
                 <w:rFonts w:ascii="宋体" w:eastAsia="宋体" w:hAnsi="宋体"/>
                 <w:sz w:val="17"/>
               </w:rPr>
-              <w:t xml:space="preserve">YOLOv8 </w:t>
-            </w:r>
-            <w:r>
-              <w:rPr>
-                <w:rFonts w:ascii="宋体" w:eastAsia="宋体" w:hAnsi="宋体"/>
-                <w:sz w:val="17"/>
-              </w:rPr>
-              <w:t>训练</w:t>
-            </w:r>
-            <w:r>
-              <w:rPr>
-                <w:rFonts w:ascii="宋体" w:eastAsia="宋体" w:hAnsi="宋体"/>
-                <w:sz w:val="17"/>
-              </w:rPr>
-              <w:t>/</w:t>
-            </w:r>
-            <w:r>
-              <w:rPr>
-                <w:rFonts w:ascii="宋体" w:eastAsia="宋体" w:hAnsi="宋体"/>
-                <w:sz w:val="17"/>
-              </w:rPr>
-              <w:t>推理框架</w:t>
+              <w:t>YOLOv8 训练/推理框架</w:t>
             </w:r>
           </w:p>
         </w:tc>
@@ -3048,13 +2765,31 @@
             <w:pPr>
               <w:jc w:val="left"/>
             </w:pPr>
+            <w:proofErr w:type="spellStart"/>
             <w:r>
               <w:rPr>
                 <w:rFonts w:ascii="宋体" w:eastAsia="宋体" w:hAnsi="宋体"/>
                 <w:sz w:val="17"/>
               </w:rPr>
-              <w:t>FastAPI + Uvicorn</w:t>
-            </w:r>
+              <w:t>FastAPI</w:t>
+            </w:r>
+            <w:proofErr w:type="spellEnd"/>
+            <w:r>
+              <w:rPr>
+                <w:rFonts w:ascii="宋体" w:eastAsia="宋体" w:hAnsi="宋体"/>
+                <w:sz w:val="17"/>
+              </w:rPr>
+              <w:t xml:space="preserve"> + </w:t>
+            </w:r>
+            <w:proofErr w:type="spellStart"/>
+            <w:r>
+              <w:rPr>
+                <w:rFonts w:ascii="宋体" w:eastAsia="宋体" w:hAnsi="宋体"/>
+                <w:sz w:val="17"/>
+              </w:rPr>
+              <w:t>Uvicorn</w:t>
+            </w:r>
+            <w:proofErr w:type="spellEnd"/>
           </w:p>
         </w:tc>
         <w:tc>
@@ -3077,8 +2812,17 @@
                 <w:rFonts w:ascii="宋体" w:eastAsia="宋体" w:hAnsi="宋体"/>
                 <w:sz w:val="17"/>
               </w:rPr>
-              <w:t>最新稳定版</w:t>
-            </w:r>
+              <w:t>最新</w:t>
+            </w:r>
+            <w:proofErr w:type="gramStart"/>
+            <w:r>
+              <w:rPr>
+                <w:rFonts w:ascii="宋体" w:eastAsia="宋体" w:hAnsi="宋体"/>
+                <w:sz w:val="17"/>
+              </w:rPr>
+              <w:t>稳定版</w:t>
+            </w:r>
+            <w:proofErr w:type="gramEnd"/>
           </w:p>
         </w:tc>
         <w:tc>
@@ -3101,28 +2845,7 @@
                 <w:rFonts w:ascii="宋体" w:eastAsia="宋体" w:hAnsi="宋体"/>
                 <w:sz w:val="17"/>
               </w:rPr>
-              <w:t xml:space="preserve">REST API </w:t>
-            </w:r>
-            <w:r>
-              <w:rPr>
-                <w:rFonts w:ascii="宋体" w:eastAsia="宋体" w:hAnsi="宋体"/>
-                <w:sz w:val="17"/>
-              </w:rPr>
-              <w:t>与</w:t>
-            </w:r>
-            <w:r>
-              <w:rPr>
-                <w:rFonts w:ascii="宋体" w:eastAsia="宋体" w:hAnsi="宋体"/>
-                <w:sz w:val="17"/>
-              </w:rPr>
-              <w:t xml:space="preserve"> WebSocket </w:t>
-            </w:r>
-            <w:r>
-              <w:rPr>
-                <w:rFonts w:ascii="宋体" w:eastAsia="宋体" w:hAnsi="宋体"/>
-                <w:sz w:val="17"/>
-              </w:rPr>
-              <w:t>服务</w:t>
+              <w:t>REST API 与 WebSocket 服务</w:t>
             </w:r>
           </w:p>
         </w:tc>
@@ -3142,6 +2865,7 @@
             <w:pPr>
               <w:jc w:val="left"/>
             </w:pPr>
+            <w:proofErr w:type="spellStart"/>
             <w:r>
               <w:rPr>
                 <w:rFonts w:ascii="宋体" w:eastAsia="宋体" w:hAnsi="宋体"/>
@@ -3149,6 +2873,7 @@
               </w:rPr>
               <w:t>SQLAlchemy</w:t>
             </w:r>
+            <w:proofErr w:type="spellEnd"/>
           </w:p>
         </w:tc>
         <w:tc>
@@ -3193,28 +2918,7 @@
                 <w:rFonts w:ascii="宋体" w:eastAsia="宋体" w:hAnsi="宋体"/>
                 <w:sz w:val="17"/>
               </w:rPr>
-              <w:t>ORM</w:t>
-            </w:r>
-            <w:r>
-              <w:rPr>
-                <w:rFonts w:ascii="宋体" w:eastAsia="宋体" w:hAnsi="宋体"/>
-                <w:sz w:val="17"/>
-              </w:rPr>
-              <w:t>（</w:t>
-            </w:r>
-            <w:r>
-              <w:rPr>
-                <w:rFonts w:ascii="宋体" w:eastAsia="宋体" w:hAnsi="宋体"/>
-                <w:sz w:val="17"/>
-              </w:rPr>
-              <w:t xml:space="preserve">SQLite/PostgreSQL </w:t>
-            </w:r>
-            <w:r>
-              <w:rPr>
-                <w:rFonts w:ascii="宋体" w:eastAsia="宋体" w:hAnsi="宋体"/>
-                <w:sz w:val="17"/>
-              </w:rPr>
-              <w:t>双支持）</w:t>
+              <w:t>ORM（SQLite/PostgreSQL 双支持）</w:t>
             </w:r>
           </w:p>
         </w:tc>
@@ -3264,28 +2968,39 @@
                 <w:rFonts w:ascii="宋体" w:eastAsia="宋体" w:hAnsi="宋体"/>
                 <w:sz w:val="17"/>
               </w:rPr>
-              <w:t>v2</w:t>
-            </w:r>
+              <w:t>v2（web/</w:t>
+            </w:r>
+            <w:proofErr w:type="spellStart"/>
             <w:r>
               <w:rPr>
                 <w:rFonts w:ascii="宋体" w:eastAsia="宋体" w:hAnsi="宋体"/>
                 <w:sz w:val="17"/>
               </w:rPr>
-              <w:t>（</w:t>
-            </w:r>
+              <w:t>api</w:t>
+            </w:r>
+            <w:proofErr w:type="spellEnd"/>
             <w:r>
               <w:rPr>
                 <w:rFonts w:ascii="宋体" w:eastAsia="宋体" w:hAnsi="宋体"/>
                 <w:sz w:val="17"/>
               </w:rPr>
-              <w:t xml:space="preserve">web/api/db </w:t>
-            </w:r>
+              <w:t>/</w:t>
+            </w:r>
+            <w:proofErr w:type="spellStart"/>
             <w:r>
               <w:rPr>
                 <w:rFonts w:ascii="宋体" w:eastAsia="宋体" w:hAnsi="宋体"/>
                 <w:sz w:val="17"/>
               </w:rPr>
-              <w:t>三服务）</w:t>
+              <w:t>db</w:t>
+            </w:r>
+            <w:proofErr w:type="spellEnd"/>
+            <w:r>
+              <w:rPr>
+                <w:rFonts w:ascii="宋体" w:eastAsia="宋体" w:hAnsi="宋体"/>
+                <w:sz w:val="17"/>
+              </w:rPr>
+              <w:t xml:space="preserve"> 三服务）</w:t>
             </w:r>
           </w:p>
         </w:tc>
@@ -3309,8 +3024,17 @@
                 <w:rFonts w:ascii="宋体" w:eastAsia="宋体" w:hAnsi="宋体"/>
                 <w:sz w:val="17"/>
               </w:rPr>
-              <w:t>容器化部署</w:t>
-            </w:r>
+              <w:t>容器</w:t>
+            </w:r>
+            <w:proofErr w:type="gramStart"/>
+            <w:r>
+              <w:rPr>
+                <w:rFonts w:ascii="宋体" w:eastAsia="宋体" w:hAnsi="宋体"/>
+                <w:sz w:val="17"/>
+              </w:rPr>
+              <w:t>化部署</w:t>
+            </w:r>
+            <w:proofErr w:type="gramEnd"/>
           </w:p>
         </w:tc>
       </w:tr>
@@ -3371,39 +3095,7 @@
           <w:color w:val="666666"/>
           <w:sz w:val="17"/>
         </w:rPr>
-        <w:t>图</w:t>
-      </w:r>
-      <w:r>
-        <w:rPr>
-          <w:rFonts w:ascii="宋体" w:eastAsia="宋体" w:hAnsi="宋体"/>
-          <w:color w:val="666666"/>
-          <w:sz w:val="17"/>
-        </w:rPr>
-        <w:t xml:space="preserve">3 Python </w:t>
-      </w:r>
-      <w:r>
-        <w:rPr>
-          <w:rFonts w:ascii="宋体" w:eastAsia="宋体" w:hAnsi="宋体"/>
-          <w:color w:val="666666"/>
-          <w:sz w:val="17"/>
-        </w:rPr>
-        <w:t>运行栈整体检查（</w:t>
-      </w:r>
-      <w:r>
-        <w:rPr>
-          <w:rFonts w:ascii="宋体" w:eastAsia="宋体" w:hAnsi="宋体"/>
-          <w:color w:val="666666"/>
-          <w:sz w:val="17"/>
-        </w:rPr>
-        <w:t xml:space="preserve">python </w:t>
-      </w:r>
-      <w:r>
-        <w:rPr>
-          <w:rFonts w:ascii="宋体" w:eastAsia="宋体" w:hAnsi="宋体"/>
-          <w:color w:val="666666"/>
-          <w:sz w:val="17"/>
-        </w:rPr>
-        <w:t>真实执行输出）</w:t>
+        <w:t>图3 Python 运行栈整体检查（python 真实执行输出）</w:t>
       </w:r>
     </w:p>
     <w:p>
@@ -3424,13 +3116,7 @@
         <w:rPr>
           <w:rFonts w:hint="eastAsia"/>
         </w:rPr>
-        <w:t xml:space="preserve">1.2 </w:t>
-      </w:r>
-      <w:r>
-        <w:rPr>
-          <w:rFonts w:hint="eastAsia"/>
-        </w:rPr>
-        <w:t>Python</w:t>
+        <w:t>1.2 Python</w:t>
       </w:r>
       <w:r>
         <w:rPr>
@@ -3449,105 +3135,55 @@
           <w:rFonts w:ascii="宋体" w:eastAsia="宋体" w:hAnsi="宋体"/>
           <w:sz w:val="20"/>
         </w:rPr>
-        <w:t>环境通过</w:t>
-      </w:r>
-      <w:r>
-        <w:rPr>
-          <w:rFonts w:ascii="宋体" w:eastAsia="宋体" w:hAnsi="宋体"/>
-          <w:sz w:val="20"/>
-        </w:rPr>
-        <w:t xml:space="preserve"> scripts/setup.ps1 </w:t>
-      </w:r>
-      <w:r>
-        <w:rPr>
-          <w:rFonts w:ascii="宋体" w:eastAsia="宋体" w:hAnsi="宋体"/>
-          <w:sz w:val="20"/>
-        </w:rPr>
-        <w:t>一键创建虚拟环境并安装</w:t>
-      </w:r>
-      <w:r>
-        <w:rPr>
-          <w:rFonts w:ascii="宋体" w:eastAsia="宋体" w:hAnsi="宋体"/>
-          <w:sz w:val="20"/>
-        </w:rPr>
-        <w:t xml:space="preserve"> requirements.txt </w:t>
-      </w:r>
-      <w:r>
-        <w:rPr>
-          <w:rFonts w:ascii="宋体" w:eastAsia="宋体" w:hAnsi="宋体"/>
-          <w:sz w:val="20"/>
-        </w:rPr>
-        <w:t>依赖；</w:t>
-      </w:r>
-      <w:r>
-        <w:rPr>
-          <w:rFonts w:ascii="宋体" w:eastAsia="宋体" w:hAnsi="宋体"/>
-          <w:sz w:val="20"/>
-        </w:rPr>
-        <w:t xml:space="preserve">pytest </w:t>
-      </w:r>
-      <w:r>
-        <w:rPr>
-          <w:rFonts w:ascii="宋体" w:eastAsia="宋体" w:hAnsi="宋体"/>
-          <w:sz w:val="20"/>
-        </w:rPr>
-        <w:t>自动化测试套件</w:t>
-      </w:r>
-      <w:r>
-        <w:rPr>
-          <w:rFonts w:ascii="宋体" w:eastAsia="宋体" w:hAnsi="宋体"/>
-          <w:sz w:val="20"/>
-        </w:rPr>
-        <w:t xml:space="preserve"> 65 </w:t>
-      </w:r>
-      <w:r>
-        <w:rPr>
-          <w:rFonts w:ascii="宋体" w:eastAsia="宋体" w:hAnsi="宋体"/>
-          <w:sz w:val="20"/>
-        </w:rPr>
-        <w:t>个用例全部通过、无报错；服务启动后</w:t>
-      </w:r>
-      <w:r>
-        <w:rPr>
-          <w:rFonts w:ascii="宋体" w:eastAsia="宋体" w:hAnsi="宋体"/>
-          <w:sz w:val="20"/>
-        </w:rPr>
-        <w:t xml:space="preserve"> /health </w:t>
-      </w:r>
-      <w:r>
-        <w:rPr>
-          <w:rFonts w:ascii="宋体" w:eastAsia="宋体" w:hAnsi="宋体"/>
-          <w:sz w:val="20"/>
-        </w:rPr>
-        <w:t>返回</w:t>
-      </w:r>
-      <w:r>
-        <w:rPr>
-          <w:rFonts w:ascii="宋体" w:eastAsia="宋体" w:hAnsi="宋体"/>
-          <w:sz w:val="20"/>
-        </w:rPr>
-        <w:t xml:space="preserve"> model_available=true</w:t>
-      </w:r>
-      <w:r>
-        <w:rPr>
-          <w:rFonts w:ascii="宋体" w:eastAsia="宋体" w:hAnsi="宋体"/>
-          <w:sz w:val="20"/>
-        </w:rPr>
-        <w:t>（</w:t>
-      </w:r>
-      <w:r>
-        <w:rPr>
-          <w:rFonts w:ascii="宋体" w:eastAsia="宋体" w:hAnsi="宋体"/>
-          <w:sz w:val="20"/>
-        </w:rPr>
-        <w:t xml:space="preserve">E7 </w:t>
-      </w:r>
-      <w:r>
-        <w:rPr>
-          <w:rFonts w:ascii="宋体" w:eastAsia="宋体" w:hAnsi="宋体"/>
-          <w:sz w:val="20"/>
-        </w:rPr>
-        <w:t>权重加载成功），浏览器工作台可正常登录、上传推理与实时告警。</w:t>
+        <w:t>环境通过 scripts/setup.ps1 一键创建虚拟环境并安装 requirements.txt 依赖；</w:t>
+      </w:r>
+      <w:proofErr w:type="spellStart"/>
+      <w:r>
+        <w:rPr>
+          <w:rFonts w:ascii="宋体" w:eastAsia="宋体" w:hAnsi="宋体"/>
+          <w:sz w:val="20"/>
+        </w:rPr>
+        <w:t>pytest</w:t>
+      </w:r>
+      <w:proofErr w:type="spellEnd"/>
+      <w:r>
+        <w:rPr>
+          <w:rFonts w:ascii="宋体" w:eastAsia="宋体" w:hAnsi="宋体"/>
+          <w:sz w:val="20"/>
+        </w:rPr>
+        <w:t xml:space="preserve"> 自动化测试套件 65 </w:t>
+      </w:r>
+      <w:proofErr w:type="gramStart"/>
+      <w:r>
+        <w:rPr>
+          <w:rFonts w:ascii="宋体" w:eastAsia="宋体" w:hAnsi="宋体"/>
+          <w:sz w:val="20"/>
+        </w:rPr>
+        <w:t>个</w:t>
+      </w:r>
+      <w:proofErr w:type="gramEnd"/>
+      <w:r>
+        <w:rPr>
+          <w:rFonts w:ascii="宋体" w:eastAsia="宋体" w:hAnsi="宋体"/>
+          <w:sz w:val="20"/>
+        </w:rPr>
+        <w:t xml:space="preserve">用例全部通过、无报错；服务启动后 /health 返回 </w:t>
+      </w:r>
+      <w:proofErr w:type="spellStart"/>
+      <w:r>
+        <w:rPr>
+          <w:rFonts w:ascii="宋体" w:eastAsia="宋体" w:hAnsi="宋体"/>
+          <w:sz w:val="20"/>
+        </w:rPr>
+        <w:t>model_available</w:t>
+      </w:r>
+      <w:proofErr w:type="spellEnd"/>
+      <w:r>
+        <w:rPr>
+          <w:rFonts w:ascii="宋体" w:eastAsia="宋体" w:hAnsi="宋体"/>
+          <w:sz w:val="20"/>
+        </w:rPr>
+        <w:t>=true（E7 权重加载成功），浏览器工作台可正常登录、上传推理与实时告警。</w:t>
       </w:r>
     </w:p>
     <w:p>
@@ -3606,39 +3242,7 @@
           <w:color w:val="666666"/>
           <w:sz w:val="17"/>
         </w:rPr>
-        <w:t>图</w:t>
-      </w:r>
-      <w:r>
-        <w:rPr>
-          <w:rFonts w:ascii="宋体" w:eastAsia="宋体" w:hAnsi="宋体"/>
-          <w:color w:val="666666"/>
-          <w:sz w:val="17"/>
-        </w:rPr>
-        <w:t xml:space="preserve">4 </w:t>
-      </w:r>
-      <w:r>
-        <w:rPr>
-          <w:rFonts w:ascii="宋体" w:eastAsia="宋体" w:hAnsi="宋体"/>
-          <w:color w:val="666666"/>
-          <w:sz w:val="17"/>
-        </w:rPr>
-        <w:t>自动化测试与</w:t>
-      </w:r>
-      <w:r>
-        <w:rPr>
-          <w:rFonts w:ascii="宋体" w:eastAsia="宋体" w:hAnsi="宋体"/>
-          <w:color w:val="666666"/>
-          <w:sz w:val="17"/>
-        </w:rPr>
-        <w:t xml:space="preserve"> /health </w:t>
-      </w:r>
-      <w:r>
-        <w:rPr>
-          <w:rFonts w:ascii="宋体" w:eastAsia="宋体" w:hAnsi="宋体"/>
-          <w:color w:val="666666"/>
-          <w:sz w:val="17"/>
-        </w:rPr>
-        <w:t>服务健康检查（真实执行输出）</w:t>
+        <w:t>图4 自动化测试与 /health 服务健康检查（真实执行输出）</w:t>
       </w:r>
     </w:p>
     <w:p>
@@ -3696,39 +3300,25 @@
           <w:color w:val="666666"/>
           <w:sz w:val="17"/>
         </w:rPr>
-        <w:t>图</w:t>
-      </w:r>
+        <w:t>图5 工业安全智能监测工作台——监控总</w:t>
+      </w:r>
+      <w:proofErr w:type="gramStart"/>
       <w:r>
         <w:rPr>
           <w:rFonts w:ascii="宋体" w:eastAsia="宋体" w:hAnsi="宋体"/>
           <w:color w:val="666666"/>
           <w:sz w:val="17"/>
         </w:rPr>
-        <w:t xml:space="preserve">5 </w:t>
-      </w:r>
+        <w:t>览页运行截</w:t>
+      </w:r>
+      <w:proofErr w:type="gramEnd"/>
       <w:r>
         <w:rPr>
           <w:rFonts w:ascii="宋体" w:eastAsia="宋体" w:hAnsi="宋体"/>
           <w:color w:val="666666"/>
           <w:sz w:val="17"/>
         </w:rPr>
-        <w:t>工业安全智能监测工作台</w:t>
-      </w:r>
-      <w:r>
-        <w:rPr>
-          <w:rFonts w:ascii="宋体" w:eastAsia="宋体" w:hAnsi="宋体"/>
-          <w:color w:val="666666"/>
-          <w:sz w:val="17"/>
-        </w:rPr>
-        <w:t>——</w:t>
-      </w:r>
-      <w:r>
-        <w:rPr>
-          <w:rFonts w:ascii="宋体" w:eastAsia="宋体" w:hAnsi="宋体"/>
-          <w:color w:val="666666"/>
-          <w:sz w:val="17"/>
-        </w:rPr>
-        <w:t>监控总览页运行截图</w:t>
+        <w:t>图</w:t>
       </w:r>
     </w:p>
     <w:p>
@@ -3787,39 +3377,25 @@
           <w:color w:val="666666"/>
           <w:sz w:val="17"/>
         </w:rPr>
-        <w:t>图</w:t>
-      </w:r>
+        <w:t>图6 智能检测页——上</w:t>
+      </w:r>
+      <w:proofErr w:type="gramStart"/>
       <w:r>
         <w:rPr>
           <w:rFonts w:ascii="宋体" w:eastAsia="宋体" w:hAnsi="宋体"/>
           <w:color w:val="666666"/>
           <w:sz w:val="17"/>
         </w:rPr>
-        <w:t xml:space="preserve">6 </w:t>
-      </w:r>
+        <w:t>传图片</w:t>
+      </w:r>
+      <w:proofErr w:type="gramEnd"/>
       <w:r>
         <w:rPr>
           <w:rFonts w:ascii="宋体" w:eastAsia="宋体" w:hAnsi="宋体"/>
           <w:color w:val="666666"/>
           <w:sz w:val="17"/>
         </w:rPr>
-        <w:t>智能检测页</w:t>
-      </w:r>
-      <w:r>
-        <w:rPr>
-          <w:rFonts w:ascii="宋体" w:eastAsia="宋体" w:hAnsi="宋体"/>
-          <w:color w:val="666666"/>
-          <w:sz w:val="17"/>
-        </w:rPr>
-        <w:t>——</w:t>
-      </w:r>
-      <w:r>
-        <w:rPr>
-          <w:rFonts w:ascii="宋体" w:eastAsia="宋体" w:hAnsi="宋体"/>
-          <w:color w:val="666666"/>
-          <w:sz w:val="17"/>
-        </w:rPr>
-        <w:t>上传图片完成真实推理并产生安全事件</w:t>
+        <w:t>完成真实推理并产生安全事件</w:t>
       </w:r>
     </w:p>
     <w:p>
@@ -3852,21 +3428,23 @@
           <w:rFonts w:ascii="宋体" w:eastAsia="宋体" w:hAnsi="宋体"/>
           <w:sz w:val="20"/>
         </w:rPr>
-        <w:t>本课题使用三个公开</w:t>
-      </w:r>
-      <w:r>
-        <w:rPr>
-          <w:rFonts w:ascii="宋体" w:eastAsia="宋体" w:hAnsi="宋体"/>
-          <w:sz w:val="20"/>
-        </w:rPr>
-        <w:t xml:space="preserve"> PPE</w:t>
-      </w:r>
-      <w:r>
-        <w:rPr>
-          <w:rFonts w:ascii="宋体" w:eastAsia="宋体" w:hAnsi="宋体"/>
-          <w:sz w:val="20"/>
-        </w:rPr>
-        <w:t>（个人防护装备）检测数据集，经类别统一与图片级去重后合并为项目专用数据集。来源与链接如下：</w:t>
+        <w:t>本课题使用三个公开 PPE（个人防护装备）检测数据集，经类别统一与</w:t>
+      </w:r>
+      <w:proofErr w:type="gramStart"/>
+      <w:r>
+        <w:rPr>
+          <w:rFonts w:ascii="宋体" w:eastAsia="宋体" w:hAnsi="宋体"/>
+          <w:sz w:val="20"/>
+        </w:rPr>
+        <w:t>图片级去</w:t>
+      </w:r>
+      <w:proofErr w:type="gramEnd"/>
+      <w:r>
+        <w:rPr>
+          <w:rFonts w:ascii="宋体" w:eastAsia="宋体" w:hAnsi="宋体"/>
+          <w:sz w:val="20"/>
+        </w:rPr>
+        <w:t>重后合并为项目专用数据集。来源与链接如下：</w:t>
       </w:r>
     </w:p>
     <w:tbl>
@@ -4033,19 +3611,21 @@
             <w:pPr>
               <w:jc w:val="center"/>
             </w:pPr>
-            <w:r>
-              <w:rPr>
-                <w:rFonts w:ascii="宋体" w:eastAsia="宋体" w:hAnsi="宋体"/>
-                <w:sz w:val="16"/>
-              </w:rPr>
-              <w:t xml:space="preserve">Ultralytics assets </w:t>
-            </w:r>
-            <w:r>
-              <w:rPr>
-                <w:rFonts w:ascii="宋体" w:eastAsia="宋体" w:hAnsi="宋体"/>
-                <w:sz w:val="16"/>
-              </w:rPr>
-              <w:t>发布</w:t>
+            <w:proofErr w:type="spellStart"/>
+            <w:r>
+              <w:rPr>
+                <w:rFonts w:ascii="宋体" w:eastAsia="宋体" w:hAnsi="宋体"/>
+                <w:sz w:val="16"/>
+              </w:rPr>
+              <w:t>Ultralytics</w:t>
+            </w:r>
+            <w:proofErr w:type="spellEnd"/>
+            <w:r>
+              <w:rPr>
+                <w:rFonts w:ascii="宋体" w:eastAsia="宋体" w:hAnsi="宋体"/>
+                <w:sz w:val="16"/>
+              </w:rPr>
+              <w:t xml:space="preserve"> assets 发布</w:t>
             </w:r>
             <w:r>
               <w:rPr>
@@ -4076,14 +3656,7 @@
                 <w:rFonts w:ascii="宋体" w:eastAsia="宋体" w:hAnsi="宋体"/>
                 <w:sz w:val="16"/>
               </w:rPr>
-              <w:t xml:space="preserve">1,416 </w:t>
-            </w:r>
-            <w:r>
-              <w:rPr>
-                <w:rFonts w:ascii="宋体" w:eastAsia="宋体" w:hAnsi="宋体"/>
-                <w:sz w:val="16"/>
-              </w:rPr>
-              <w:t>张</w:t>
+              <w:t>1,416 张</w:t>
             </w:r>
             <w:r>
               <w:rPr>
@@ -4091,14 +3664,7 @@
                 <w:sz w:val="16"/>
               </w:rPr>
               <w:br/>
-              <w:t xml:space="preserve">11 </w:t>
-            </w:r>
-            <w:r>
-              <w:rPr>
-                <w:rFonts w:ascii="宋体" w:eastAsia="宋体" w:hAnsi="宋体"/>
-                <w:sz w:val="16"/>
-              </w:rPr>
-              <w:t>类</w:t>
+              <w:t>11 类</w:t>
             </w:r>
           </w:p>
         </w:tc>
@@ -4121,22 +3687,17 @@
                 <w:rFonts w:ascii="宋体" w:eastAsia="宋体" w:hAnsi="宋体"/>
                 <w:sz w:val="16"/>
               </w:rPr>
-              <w:t xml:space="preserve">SHA256 bef8dcb5… </w:t>
-            </w:r>
-            <w:r>
-              <w:rPr>
-                <w:rFonts w:ascii="宋体" w:eastAsia="宋体" w:hAnsi="宋体"/>
-                <w:sz w:val="16"/>
-              </w:rPr>
-              <w:t>记录于</w:t>
-            </w:r>
-            <w:r>
-              <w:rPr>
-                <w:rFonts w:ascii="宋体" w:eastAsia="宋体" w:hAnsi="宋体"/>
-                <w:sz w:val="16"/>
-              </w:rPr>
-              <w:t xml:space="preserve"> data/dataset_sources.json</w:t>
-            </w:r>
+              <w:t>SHA256 bef8dcb5… 记录于 data/</w:t>
+            </w:r>
+            <w:proofErr w:type="spellStart"/>
+            <w:r>
+              <w:rPr>
+                <w:rFonts w:ascii="宋体" w:eastAsia="宋体" w:hAnsi="宋体"/>
+                <w:sz w:val="16"/>
+              </w:rPr>
+              <w:t>dataset_sources.json</w:t>
+            </w:r>
+            <w:proofErr w:type="spellEnd"/>
             <w:r>
               <w:rPr>
                 <w:rFonts w:ascii="宋体" w:eastAsia="宋体" w:hAnsi="宋体"/>
@@ -4192,14 +3753,7 @@
                 <w:rFonts w:ascii="宋体" w:eastAsia="宋体" w:hAnsi="宋体"/>
                 <w:sz w:val="16"/>
               </w:rPr>
-              <w:t xml:space="preserve">GitHub </w:t>
-            </w:r>
-            <w:r>
-              <w:rPr>
-                <w:rFonts w:ascii="宋体" w:eastAsia="宋体" w:hAnsi="宋体"/>
-                <w:sz w:val="16"/>
-              </w:rPr>
-              <w:t>项目页</w:t>
+              <w:t>GitHub 项目页</w:t>
             </w:r>
             <w:r>
               <w:rPr>
@@ -4207,14 +3761,7 @@
                 <w:sz w:val="16"/>
               </w:rPr>
               <w:br/>
-              <w:t xml:space="preserve">Kaggle </w:t>
-            </w:r>
-            <w:r>
-              <w:rPr>
-                <w:rFonts w:ascii="宋体" w:eastAsia="宋体" w:hAnsi="宋体"/>
-                <w:sz w:val="16"/>
-              </w:rPr>
-              <w:t>论文数据集</w:t>
+              <w:t>Kaggle 论文数据集</w:t>
             </w:r>
             <w:r>
               <w:rPr>
@@ -4223,19 +3770,21 @@
               </w:rPr>
               <w:br/>
             </w:r>
-            <w:r>
-              <w:rPr>
-                <w:rFonts w:ascii="宋体" w:eastAsia="宋体" w:hAnsi="宋体"/>
-                <w:sz w:val="16"/>
-              </w:rPr>
-              <w:t xml:space="preserve">HuggingFace </w:t>
-            </w:r>
-            <w:r>
-              <w:rPr>
-                <w:rFonts w:ascii="宋体" w:eastAsia="宋体" w:hAnsi="宋体"/>
-                <w:sz w:val="16"/>
-              </w:rPr>
-              <w:t>镜像</w:t>
+            <w:proofErr w:type="spellStart"/>
+            <w:r>
+              <w:rPr>
+                <w:rFonts w:ascii="宋体" w:eastAsia="宋体" w:hAnsi="宋体"/>
+                <w:sz w:val="16"/>
+              </w:rPr>
+              <w:t>HuggingFace</w:t>
+            </w:r>
+            <w:proofErr w:type="spellEnd"/>
+            <w:r>
+              <w:rPr>
+                <w:rFonts w:ascii="宋体" w:eastAsia="宋体" w:hAnsi="宋体"/>
+                <w:sz w:val="16"/>
+              </w:rPr>
+              <w:t xml:space="preserve"> 镜像</w:t>
             </w:r>
           </w:p>
         </w:tc>
@@ -4259,21 +3808,7 @@
                 <w:rFonts w:ascii="宋体" w:eastAsia="宋体" w:hAnsi="宋体"/>
                 <w:sz w:val="16"/>
               </w:rPr>
-              <w:t>约</w:t>
-            </w:r>
-            <w:r>
-              <w:rPr>
-                <w:rFonts w:ascii="宋体" w:eastAsia="宋体" w:hAnsi="宋体"/>
-                <w:sz w:val="16"/>
-              </w:rPr>
-              <w:t xml:space="preserve"> 8,600 </w:t>
-            </w:r>
-            <w:r>
-              <w:rPr>
-                <w:rFonts w:ascii="宋体" w:eastAsia="宋体" w:hAnsi="宋体"/>
-                <w:sz w:val="16"/>
-              </w:rPr>
-              <w:t>张</w:t>
+              <w:t>约 8,600 张</w:t>
             </w:r>
             <w:r>
               <w:rPr>
@@ -4281,14 +3816,7 @@
                 <w:sz w:val="16"/>
               </w:rPr>
               <w:br/>
-              <w:t xml:space="preserve">17 </w:t>
-            </w:r>
-            <w:r>
-              <w:rPr>
-                <w:rFonts w:ascii="宋体" w:eastAsia="宋体" w:hAnsi="宋体"/>
-                <w:sz w:val="16"/>
-              </w:rPr>
-              <w:t>类</w:t>
+              <w:t>17 类</w:t>
             </w:r>
           </w:p>
         </w:tc>
@@ -4368,21 +3896,23 @@
                 <w:sz w:val="16"/>
               </w:rPr>
               <w:br/>
-              <w:t xml:space="preserve">(kagglehub </w:t>
-            </w:r>
-            <w:r>
-              <w:rPr>
-                <w:rFonts w:ascii="宋体" w:eastAsia="宋体" w:hAnsi="宋体"/>
-                <w:sz w:val="16"/>
-              </w:rPr>
-              <w:t>获取</w:t>
-            </w:r>
-            <w:r>
-              <w:rPr>
-                <w:rFonts w:ascii="宋体" w:eastAsia="宋体" w:hAnsi="宋体"/>
-                <w:sz w:val="16"/>
-              </w:rPr>
-              <w:t>)</w:t>
+              <w:t>(</w:t>
+            </w:r>
+            <w:proofErr w:type="spellStart"/>
+            <w:r>
+              <w:rPr>
+                <w:rFonts w:ascii="宋体" w:eastAsia="宋体" w:hAnsi="宋体"/>
+                <w:sz w:val="16"/>
+              </w:rPr>
+              <w:t>kagglehub</w:t>
+            </w:r>
+            <w:proofErr w:type="spellEnd"/>
+            <w:r>
+              <w:rPr>
+                <w:rFonts w:ascii="宋体" w:eastAsia="宋体" w:hAnsi="宋体"/>
+                <w:sz w:val="16"/>
+              </w:rPr>
+              <w:t xml:space="preserve"> 获取)</w:t>
             </w:r>
           </w:p>
         </w:tc>
@@ -4428,14 +3958,7 @@
                 <w:rFonts w:ascii="宋体" w:eastAsia="宋体" w:hAnsi="宋体"/>
                 <w:sz w:val="16"/>
               </w:rPr>
-              <w:t xml:space="preserve">SHA256 </w:t>
-            </w:r>
-            <w:r>
-              <w:rPr>
-                <w:rFonts w:ascii="宋体" w:eastAsia="宋体" w:hAnsi="宋体"/>
-                <w:sz w:val="16"/>
-              </w:rPr>
-              <w:t>去重后并入；完整链接见表后</w:t>
+              <w:t>SHA256 去重后并入；完整链接见表后</w:t>
             </w:r>
           </w:p>
         </w:tc>
@@ -4466,28 +3989,7 @@
           <w:rFonts w:ascii="宋体" w:eastAsia="宋体" w:hAnsi="宋体"/>
           <w:sz w:val="18"/>
         </w:rPr>
-        <w:t xml:space="preserve">① </w:t>
-      </w:r>
-      <w:r>
-        <w:rPr>
-          <w:rFonts w:ascii="宋体" w:eastAsia="宋体" w:hAnsi="宋体"/>
-          <w:sz w:val="18"/>
-        </w:rPr>
-        <w:t>Construction-PPE</w:t>
-      </w:r>
-      <w:r>
-        <w:rPr>
-          <w:rFonts w:ascii="宋体" w:eastAsia="宋体" w:hAnsi="宋体"/>
-          <w:sz w:val="18"/>
-        </w:rPr>
-        <w:t>：</w:t>
-      </w:r>
-      <w:r>
-        <w:rPr>
-          <w:rFonts w:ascii="宋体" w:eastAsia="宋体" w:hAnsi="宋体"/>
-          <w:sz w:val="18"/>
-        </w:rPr>
-        <w:t>https://github.com/ultralytics/assets/releases/download/v0.0.0/construction-ppe.zip</w:t>
+        <w:t>① Construction-PPE：https://github.com/ultralytics/assets/releases/download/v0.0.0/construction-ppe.zip</w:t>
       </w:r>
     </w:p>
     <w:p>
@@ -4500,21 +4002,7 @@
           <w:rFonts w:ascii="宋体" w:eastAsia="宋体" w:hAnsi="宋体"/>
           <w:sz w:val="18"/>
         </w:rPr>
-        <w:t xml:space="preserve">② SH17 </w:t>
-      </w:r>
-      <w:r>
-        <w:rPr>
-          <w:rFonts w:ascii="宋体" w:eastAsia="宋体" w:hAnsi="宋体"/>
-          <w:sz w:val="18"/>
-        </w:rPr>
-        <w:t>主页：</w:t>
-      </w:r>
-      <w:r>
-        <w:rPr>
-          <w:rFonts w:ascii="宋体" w:eastAsia="宋体" w:hAnsi="宋体"/>
-          <w:sz w:val="18"/>
-        </w:rPr>
-        <w:t>https://github.com/ahmadmughees/SH17dataset</w:t>
+        <w:t>② SH17 主页：https://github.com/ahmadmughees/SH17dataset</w:t>
       </w:r>
     </w:p>
     <w:p>
@@ -4527,57 +4015,15 @@
           <w:rFonts w:ascii="宋体" w:eastAsia="宋体" w:hAnsi="宋体"/>
           <w:sz w:val="18"/>
         </w:rPr>
-        <w:t xml:space="preserve">　</w:t>
+        <w:t xml:space="preserve">　 SH17 Kaggle：</w:t>
       </w:r>
       <w:r>
         <w:rPr>
           <w:rFonts w:ascii="宋体" w:eastAsia="宋体" w:hAnsi="宋体"/>
           <w:sz w:val="18"/>
         </w:rPr>
-        <w:t xml:space="preserve"> SH17 Kaggle</w:t>
-      </w:r>
-      <w:r>
-        <w:rPr>
-          <w:rFonts w:ascii="宋体" w:eastAsia="宋体" w:hAnsi="宋体"/>
-          <w:sz w:val="18"/>
-        </w:rPr>
-        <w:t>：</w:t>
-      </w:r>
-      <w:r>
-        <w:rPr>
-          <w:rFonts w:ascii="宋体" w:eastAsia="宋体" w:hAnsi="宋体"/>
-          <w:sz w:val="18"/>
-        </w:rPr>
         <w:lastRenderedPageBreak/>
-        <w:t xml:space="preserve">https://www.kaggle.com/datasets/mugheesahmad/sh17-dataset-for-ppe-detection </w:t>
-      </w:r>
-      <w:r>
-        <w:rPr>
-          <w:rFonts w:ascii="宋体" w:eastAsia="宋体" w:hAnsi="宋体"/>
-          <w:sz w:val="18"/>
-        </w:rPr>
-        <w:t>｜</w:t>
-      </w:r>
-      <w:r>
-        <w:rPr>
-          <w:rFonts w:ascii="宋体" w:eastAsia="宋体" w:hAnsi="宋体"/>
-          <w:sz w:val="18"/>
-        </w:rPr>
-        <w:t xml:space="preserve"> </w:t>
-      </w:r>
-      <w:r>
-        <w:rPr>
-          <w:rFonts w:ascii="宋体" w:eastAsia="宋体" w:hAnsi="宋体"/>
-          <w:sz w:val="18"/>
-        </w:rPr>
-        <w:t>镜像：</w:t>
-      </w:r>
-      <w:r>
-        <w:rPr>
-          <w:rFonts w:ascii="宋体" w:eastAsia="宋体" w:hAnsi="宋体"/>
-          <w:sz w:val="18"/>
-        </w:rPr>
-        <w:t>https://huggingface.co/datasets/fathansanum/SH-17-Dataset</w:t>
+        <w:t>https://www.kaggle.com/datasets/mugheesahmad/sh17-dataset-for-ppe-detection ｜ 镜像：https://huggingface.co/datasets/fathansanum/SH-17-Dataset</w:t>
       </w:r>
     </w:p>
     <w:p>
@@ -4590,21 +4036,7 @@
           <w:rFonts w:ascii="宋体" w:eastAsia="宋体" w:hAnsi="宋体"/>
           <w:sz w:val="18"/>
         </w:rPr>
-        <w:t>③ Kaggle PPE Detection</w:t>
-      </w:r>
-      <w:r>
-        <w:rPr>
-          <w:rFonts w:ascii="宋体" w:eastAsia="宋体" w:hAnsi="宋体"/>
-          <w:sz w:val="18"/>
-        </w:rPr>
-        <w:t>：</w:t>
-      </w:r>
-      <w:r>
-        <w:rPr>
-          <w:rFonts w:ascii="宋体" w:eastAsia="宋体" w:hAnsi="宋体"/>
-          <w:sz w:val="18"/>
-        </w:rPr>
-        <w:t>https://www.kaggle.com/datasets/uzairahmad1434/ppe-detection</w:t>
+        <w:t>③ Kaggle PPE Detection：https://www.kaggle.com/datasets/uzairahmad1434/ppe-detection</w:t>
       </w:r>
     </w:p>
     <w:p>
@@ -4617,113 +4049,81 @@
           <w:rFonts w:ascii="宋体" w:eastAsia="宋体" w:hAnsi="宋体"/>
           <w:sz w:val="20"/>
         </w:rPr>
-        <w:t>合并集规模：</w:t>
-      </w:r>
-      <w:r>
-        <w:rPr>
-          <w:rFonts w:ascii="宋体" w:eastAsia="宋体" w:hAnsi="宋体"/>
-          <w:sz w:val="20"/>
-        </w:rPr>
-        <w:t xml:space="preserve">11,623 </w:t>
-      </w:r>
-      <w:r>
-        <w:rPr>
-          <w:rFonts w:ascii="宋体" w:eastAsia="宋体" w:hAnsi="宋体"/>
-          <w:sz w:val="20"/>
-        </w:rPr>
-        <w:t>张图片、</w:t>
-      </w:r>
-      <w:r>
-        <w:rPr>
-          <w:rFonts w:ascii="宋体" w:eastAsia="宋体" w:hAnsi="宋体"/>
-          <w:sz w:val="20"/>
-        </w:rPr>
-        <w:t xml:space="preserve">28,853 </w:t>
-      </w:r>
-      <w:r>
-        <w:rPr>
-          <w:rFonts w:ascii="宋体" w:eastAsia="宋体" w:hAnsi="宋体"/>
-          <w:sz w:val="20"/>
-        </w:rPr>
-        <w:t>个标注框，统一为</w:t>
-      </w:r>
-      <w:r>
-        <w:rPr>
-          <w:rFonts w:ascii="宋体" w:eastAsia="宋体" w:hAnsi="宋体"/>
-          <w:sz w:val="20"/>
-        </w:rPr>
-        <w:t xml:space="preserve"> person/helmet/vest </w:t>
-      </w:r>
-      <w:r>
-        <w:rPr>
-          <w:rFonts w:ascii="宋体" w:eastAsia="宋体" w:hAnsi="宋体"/>
-          <w:sz w:val="20"/>
-        </w:rPr>
-        <w:t>三类业务目标；官方划分</w:t>
-      </w:r>
-      <w:r>
-        <w:rPr>
-          <w:rFonts w:ascii="宋体" w:eastAsia="宋体" w:hAnsi="宋体"/>
-          <w:sz w:val="20"/>
-        </w:rPr>
-        <w:t xml:space="preserve"> train/val/test = 8,276/2,184/1,163 </w:t>
-      </w:r>
-      <w:r>
-        <w:rPr>
-          <w:rFonts w:ascii="宋体" w:eastAsia="宋体" w:hAnsi="宋体"/>
-          <w:sz w:val="20"/>
-        </w:rPr>
-        <w:t>张（</w:t>
-      </w:r>
-      <w:r>
-        <w:rPr>
-          <w:rFonts w:ascii="宋体" w:eastAsia="宋体" w:hAnsi="宋体"/>
-          <w:sz w:val="20"/>
-        </w:rPr>
-        <w:t xml:space="preserve">20,695/5,111/3,047 </w:t>
-      </w:r>
-      <w:r>
-        <w:rPr>
-          <w:rFonts w:ascii="宋体" w:eastAsia="宋体" w:hAnsi="宋体"/>
-          <w:sz w:val="20"/>
-        </w:rPr>
-        <w:t>框）。来源、许可证、类别映射和</w:t>
-      </w:r>
-      <w:r>
-        <w:rPr>
-          <w:rFonts w:ascii="宋体" w:eastAsia="宋体" w:hAnsi="宋体"/>
-          <w:sz w:val="20"/>
-        </w:rPr>
-        <w:t xml:space="preserve"> SHA256 </w:t>
-      </w:r>
-      <w:r>
-        <w:rPr>
-          <w:rFonts w:ascii="宋体" w:eastAsia="宋体" w:hAnsi="宋体"/>
-          <w:sz w:val="20"/>
-        </w:rPr>
-        <w:t>全部记录在</w:t>
-      </w:r>
-      <w:r>
-        <w:rPr>
-          <w:rFonts w:ascii="宋体" w:eastAsia="宋体" w:hAnsi="宋体"/>
-          <w:sz w:val="20"/>
-        </w:rPr>
-        <w:t xml:space="preserve"> data/dataset_sources.json </w:t>
-      </w:r>
-      <w:r>
-        <w:rPr>
-          <w:rFonts w:ascii="宋体" w:eastAsia="宋体" w:hAnsi="宋体"/>
-          <w:sz w:val="20"/>
-        </w:rPr>
-        <w:t>与</w:t>
-      </w:r>
-      <w:r>
-        <w:rPr>
-          <w:rFonts w:ascii="宋体" w:eastAsia="宋体" w:hAnsi="宋体"/>
-          <w:sz w:val="20"/>
-        </w:rPr>
-        <w:t xml:space="preserve"> data/expanded_ppe_kaggle/dataset_manifest.json</w:t>
-      </w:r>
+        <w:t xml:space="preserve">合并集规模：11,623 张图片、28,853 </w:t>
+      </w:r>
+      <w:proofErr w:type="gramStart"/>
+      <w:r>
+        <w:rPr>
+          <w:rFonts w:ascii="宋体" w:eastAsia="宋体" w:hAnsi="宋体"/>
+          <w:sz w:val="20"/>
+        </w:rPr>
+        <w:t>个</w:t>
+      </w:r>
+      <w:proofErr w:type="gramEnd"/>
+      <w:r>
+        <w:rPr>
+          <w:rFonts w:ascii="宋体" w:eastAsia="宋体" w:hAnsi="宋体"/>
+          <w:sz w:val="20"/>
+        </w:rPr>
+        <w:t>标注框，统一为 person/helmet/vest 三类业务目标；官方划分 train/</w:t>
+      </w:r>
+      <w:proofErr w:type="spellStart"/>
+      <w:r>
+        <w:rPr>
+          <w:rFonts w:ascii="宋体" w:eastAsia="宋体" w:hAnsi="宋体"/>
+          <w:sz w:val="20"/>
+        </w:rPr>
+        <w:t>val</w:t>
+      </w:r>
+      <w:proofErr w:type="spellEnd"/>
+      <w:r>
+        <w:rPr>
+          <w:rFonts w:ascii="宋体" w:eastAsia="宋体" w:hAnsi="宋体"/>
+          <w:sz w:val="20"/>
+        </w:rPr>
+        <w:t>/test = 8,276/2,184/1,163 张（20,695/5,111/3,047 框）。来源、许可证、类别映射和 SHA256 全部记录在 data/</w:t>
+      </w:r>
+      <w:proofErr w:type="spellStart"/>
+      <w:r>
+        <w:rPr>
+          <w:rFonts w:ascii="宋体" w:eastAsia="宋体" w:hAnsi="宋体"/>
+          <w:sz w:val="20"/>
+        </w:rPr>
+        <w:t>dataset_sources.json</w:t>
+      </w:r>
+      <w:proofErr w:type="spellEnd"/>
+      <w:r>
+        <w:rPr>
+          <w:rFonts w:ascii="宋体" w:eastAsia="宋体" w:hAnsi="宋体"/>
+          <w:sz w:val="20"/>
+        </w:rPr>
+        <w:t xml:space="preserve"> 与 data/</w:t>
+      </w:r>
+      <w:proofErr w:type="spellStart"/>
+      <w:r>
+        <w:rPr>
+          <w:rFonts w:ascii="宋体" w:eastAsia="宋体" w:hAnsi="宋体"/>
+          <w:sz w:val="20"/>
+        </w:rPr>
+        <w:t>expanded_ppe_kaggle</w:t>
+      </w:r>
+      <w:proofErr w:type="spellEnd"/>
+      <w:r>
+        <w:rPr>
+          <w:rFonts w:ascii="宋体" w:eastAsia="宋体" w:hAnsi="宋体"/>
+          <w:sz w:val="20"/>
+        </w:rPr>
+        <w:t>/</w:t>
+      </w:r>
+      <w:proofErr w:type="spellStart"/>
+      <w:r>
+        <w:rPr>
+          <w:rFonts w:ascii="宋体" w:eastAsia="宋体" w:hAnsi="宋体"/>
+          <w:sz w:val="20"/>
+        </w:rPr>
+        <w:t>dataset_manifest.json</w:t>
+      </w:r>
+      <w:proofErr w:type="spellEnd"/>
       <w:r>
         <w:rPr>
           <w:rFonts w:ascii="宋体" w:eastAsia="宋体" w:hAnsi="宋体"/>
@@ -4756,7 +4156,23 @@
           <w:rFonts w:ascii="宋体" w:eastAsia="宋体" w:hAnsi="宋体"/>
           <w:sz w:val="20"/>
         </w:rPr>
-        <w:t>工业生产环境中，未佩戴安全帽、未穿反光背心进入危险区域是高处坠物、机械伤害等事故的主要诱因之一。据应急管理部统计，物体打击与高处伤害长期位列工矿事故类型前茅，而两者均与头部防护和作业区隔离直接相关。传统监管依赖人工巡视与事后抽查，存在覆盖时段有限、主观疲劳漏检、无法实时告警等固有缺陷。</w:t>
+        <w:t>工业生产环境中，未佩戴安全帽、未穿反光背心进入危险区域是高处坠物、机械伤害等事故的主要诱因之一。据应急管理部统计，物体打击与高处伤害长期位列</w:t>
+      </w:r>
+      <w:proofErr w:type="gramStart"/>
+      <w:r>
+        <w:rPr>
+          <w:rFonts w:ascii="宋体" w:eastAsia="宋体" w:hAnsi="宋体"/>
+          <w:sz w:val="20"/>
+        </w:rPr>
+        <w:t>工矿事故</w:t>
+      </w:r>
+      <w:proofErr w:type="gramEnd"/>
+      <w:r>
+        <w:rPr>
+          <w:rFonts w:ascii="宋体" w:eastAsia="宋体" w:hAnsi="宋体"/>
+          <w:sz w:val="20"/>
+        </w:rPr>
+        <w:t>类型前茅，而两者均与头部防护和作业区隔离直接相关。传统监管依赖人工巡视与事后抽查，存在覆盖时段有限、主观疲劳漏检、无法实时告警等固有缺陷。</w:t>
       </w:r>
     </w:p>
     <w:p>
@@ -4769,49 +4185,7 @@
           <w:rFonts w:ascii="宋体" w:eastAsia="宋体" w:hAnsi="宋体"/>
           <w:sz w:val="20"/>
         </w:rPr>
-        <w:t>随着深度学习目标检测技术成熟，基于视频流的自动</w:t>
-      </w:r>
-      <w:r>
-        <w:rPr>
-          <w:rFonts w:ascii="宋体" w:eastAsia="宋体" w:hAnsi="宋体"/>
-          <w:sz w:val="20"/>
-        </w:rPr>
-        <w:t xml:space="preserve"> PPE </w:t>
-      </w:r>
-      <w:r>
-        <w:rPr>
-          <w:rFonts w:ascii="宋体" w:eastAsia="宋体" w:hAnsi="宋体"/>
-          <w:sz w:val="20"/>
-        </w:rPr>
-        <w:t>佩戴检测与危险区域闯入识别成为可行方案。本课题面向中小型工地</w:t>
-      </w:r>
-      <w:r>
-        <w:rPr>
-          <w:rFonts w:ascii="宋体" w:eastAsia="宋体" w:hAnsi="宋体"/>
-          <w:sz w:val="20"/>
-        </w:rPr>
-        <w:t>/</w:t>
-      </w:r>
-      <w:r>
-        <w:rPr>
-          <w:rFonts w:ascii="宋体" w:eastAsia="宋体" w:hAnsi="宋体"/>
-          <w:sz w:val="20"/>
-        </w:rPr>
-        <w:t>车间场景，构建一套从检测模型、多目标跟踪、规则引擎到</w:t>
-      </w:r>
-      <w:r>
-        <w:rPr>
-          <w:rFonts w:ascii="宋体" w:eastAsia="宋体" w:hAnsi="宋体"/>
-          <w:sz w:val="20"/>
-        </w:rPr>
-        <w:t xml:space="preserve"> Web </w:t>
-      </w:r>
-      <w:r>
-        <w:rPr>
-          <w:rFonts w:ascii="宋体" w:eastAsia="宋体" w:hAnsi="宋体"/>
-          <w:sz w:val="20"/>
-        </w:rPr>
-        <w:t>监测工作台的完整系统，探索机器学习在工业安全管理中的工程化落地路径，并以真实实验数据评估各方案的检测能力边界。</w:t>
+        <w:t>随着深度学习目标检测技术成熟，基于视频流的自动 PPE 佩戴检测与危险区域闯入识别成为可行方案。本课题面向中小型工地/车间场景，构建一套从检测模型、多目标跟踪、规则引擎到 Web 监测工作台的完整系统，探索机器学习在工业安全管理中的工程化落地路径，并以真实实验数据评估各方案的检测能力边界。</w:t>
       </w:r>
     </w:p>
     <w:p/>
@@ -4843,147 +4217,7 @@
           <w:rFonts w:ascii="宋体" w:eastAsia="宋体" w:hAnsi="宋体"/>
           <w:sz w:val="20"/>
         </w:rPr>
-        <w:t>合并数据集为</w:t>
-      </w:r>
-      <w:r>
-        <w:rPr>
-          <w:rFonts w:ascii="宋体" w:eastAsia="宋体" w:hAnsi="宋体"/>
-          <w:sz w:val="20"/>
-        </w:rPr>
-        <w:t xml:space="preserve"> YOLO </w:t>
-      </w:r>
-      <w:r>
-        <w:rPr>
-          <w:rFonts w:ascii="宋体" w:eastAsia="宋体" w:hAnsi="宋体"/>
-          <w:sz w:val="20"/>
-        </w:rPr>
-        <w:t>目标检测格式：每张图片对应一个</w:t>
-      </w:r>
-      <w:r>
-        <w:rPr>
-          <w:rFonts w:ascii="宋体" w:eastAsia="宋体" w:hAnsi="宋体"/>
-          <w:sz w:val="20"/>
-        </w:rPr>
-        <w:t xml:space="preserve"> txt </w:t>
-      </w:r>
-      <w:r>
-        <w:rPr>
-          <w:rFonts w:ascii="宋体" w:eastAsia="宋体" w:hAnsi="宋体"/>
-          <w:sz w:val="20"/>
-        </w:rPr>
-        <w:t>标注文件（类别索引</w:t>
-      </w:r>
-      <w:r>
-        <w:rPr>
-          <w:rFonts w:ascii="宋体" w:eastAsia="宋体" w:hAnsi="宋体"/>
-          <w:sz w:val="20"/>
-        </w:rPr>
-        <w:t xml:space="preserve"> + </w:t>
-      </w:r>
-      <w:r>
-        <w:rPr>
-          <w:rFonts w:ascii="宋体" w:eastAsia="宋体" w:hAnsi="宋体"/>
-          <w:sz w:val="20"/>
-        </w:rPr>
-        <w:t>归一化框坐标）。三类业务目标定义：</w:t>
-      </w:r>
-      <w:r>
-        <w:rPr>
-          <w:rFonts w:ascii="宋体" w:eastAsia="宋体" w:hAnsi="宋体"/>
-          <w:sz w:val="20"/>
-        </w:rPr>
-        <w:t>person</w:t>
-      </w:r>
-      <w:r>
-        <w:rPr>
-          <w:rFonts w:ascii="宋体" w:eastAsia="宋体" w:hAnsi="宋体"/>
-          <w:sz w:val="20"/>
-        </w:rPr>
-        <w:t>（作业人员全身框）、</w:t>
-      </w:r>
-      <w:r>
-        <w:rPr>
-          <w:rFonts w:ascii="宋体" w:eastAsia="宋体" w:hAnsi="宋体"/>
-          <w:sz w:val="20"/>
-        </w:rPr>
-        <w:t>helmet</w:t>
-      </w:r>
-      <w:r>
-        <w:rPr>
-          <w:rFonts w:ascii="宋体" w:eastAsia="宋体" w:hAnsi="宋体"/>
-          <w:sz w:val="20"/>
-        </w:rPr>
-        <w:t>（安全帽，头部区域）、</w:t>
-      </w:r>
-      <w:r>
-        <w:rPr>
-          <w:rFonts w:ascii="宋体" w:eastAsia="宋体" w:hAnsi="宋体"/>
-          <w:sz w:val="20"/>
-        </w:rPr>
-        <w:t>vest</w:t>
-      </w:r>
-      <w:r>
-        <w:rPr>
-          <w:rFonts w:ascii="宋体" w:eastAsia="宋体" w:hAnsi="宋体"/>
-          <w:sz w:val="20"/>
-        </w:rPr>
-        <w:t>（反光背心，躯干区域）。划分与校验情况见图</w:t>
-      </w:r>
-      <w:r>
-        <w:rPr>
-          <w:rFonts w:ascii="宋体" w:eastAsia="宋体" w:hAnsi="宋体"/>
-          <w:sz w:val="20"/>
-        </w:rPr>
-        <w:t>7</w:t>
-      </w:r>
-      <w:r>
-        <w:rPr>
-          <w:rFonts w:ascii="宋体" w:eastAsia="宋体" w:hAnsi="宋体"/>
-          <w:sz w:val="20"/>
-        </w:rPr>
-        <w:t>：三个划分均通过</w:t>
-      </w:r>
-      <w:r>
-        <w:rPr>
-          <w:rFonts w:ascii="宋体" w:eastAsia="宋体" w:hAnsi="宋体"/>
-          <w:sz w:val="20"/>
-        </w:rPr>
-        <w:t xml:space="preserve"> validate_dataset.py </w:t>
-      </w:r>
-      <w:r>
-        <w:rPr>
-          <w:rFonts w:ascii="宋体" w:eastAsia="宋体" w:hAnsi="宋体"/>
-          <w:sz w:val="20"/>
-        </w:rPr>
-        <w:t>质量校验（空标签、越界框、图片</w:t>
-      </w:r>
-      <w:r>
-        <w:rPr>
-          <w:rFonts w:ascii="宋体" w:eastAsia="宋体" w:hAnsi="宋体"/>
-          <w:sz w:val="20"/>
-        </w:rPr>
-        <w:t>-</w:t>
-      </w:r>
-      <w:r>
-        <w:rPr>
-          <w:rFonts w:ascii="宋体" w:eastAsia="宋体" w:hAnsi="宋体"/>
-          <w:sz w:val="20"/>
-        </w:rPr>
-        <w:t>标注不匹配均为</w:t>
-      </w:r>
-      <w:r>
-        <w:rPr>
-          <w:rFonts w:ascii="宋体" w:eastAsia="宋体" w:hAnsi="宋体"/>
-          <w:sz w:val="20"/>
-        </w:rPr>
-        <w:t xml:space="preserve"> 0 </w:t>
-      </w:r>
-      <w:r>
-        <w:rPr>
-          <w:rFonts w:ascii="宋体" w:eastAsia="宋体" w:hAnsi="宋体"/>
-          <w:sz w:val="20"/>
-        </w:rPr>
-        <w:t>错误）。</w:t>
+        <w:t>合并数据集为 YOLO 目标检测格式：每张图片对应一个 txt 标注文件（类别索引 + 归一化框坐标）。三类业务目标定义：person（作业人员全身框）、helmet（安全帽，头部区域）、vest（反光背心，躯干区域）。划分与校验情况见图7：三个划分均通过 validate_dataset.py 质量校验（空标签、越界框、图片-标注不匹配均为 0 错误）。</w:t>
       </w:r>
     </w:p>
     <w:p>
@@ -5042,23 +4276,7 @@
           <w:color w:val="666666"/>
           <w:sz w:val="17"/>
         </w:rPr>
-        <w:t>图</w:t>
-      </w:r>
-      <w:r>
-        <w:rPr>
-          <w:rFonts w:ascii="宋体" w:eastAsia="宋体" w:hAnsi="宋体"/>
-          <w:color w:val="666666"/>
-          <w:sz w:val="17"/>
-        </w:rPr>
-        <w:t xml:space="preserve">7 </w:t>
-      </w:r>
-      <w:r>
-        <w:rPr>
-          <w:rFonts w:ascii="宋体" w:eastAsia="宋体" w:hAnsi="宋体"/>
-          <w:color w:val="666666"/>
-          <w:sz w:val="17"/>
-        </w:rPr>
-        <w:t>合并数据集划分规模与质量校验结果</w:t>
+        <w:t>图7 合并数据集划分规模与质量校验结果</w:t>
       </w:r>
     </w:p>
     <w:p>
@@ -5071,168 +4289,103 @@
           <w:rFonts w:ascii="宋体" w:eastAsia="宋体" w:hAnsi="宋体"/>
           <w:sz w:val="20"/>
         </w:rPr>
-        <w:t>数据增强产物：针对抽查发现的漏检场景（深色安全帽、远距离小目标），制作</w:t>
-      </w:r>
-      <w:r>
-        <w:rPr>
-          <w:rFonts w:ascii="宋体" w:eastAsia="宋体" w:hAnsi="宋体"/>
-          <w:sz w:val="20"/>
-        </w:rPr>
-        <w:t xml:space="preserve"> hard_cases </w:t>
-      </w:r>
-      <w:r>
-        <w:rPr>
-          <w:rFonts w:ascii="宋体" w:eastAsia="宋体" w:hAnsi="宋体"/>
-          <w:sz w:val="20"/>
-        </w:rPr>
-        <w:t>子集</w:t>
-      </w:r>
-      <w:r>
-        <w:rPr>
-          <w:rFonts w:ascii="宋体" w:eastAsia="宋体" w:hAnsi="宋体"/>
-          <w:sz w:val="20"/>
-        </w:rPr>
-        <w:t xml:space="preserve">——3 </w:t>
-      </w:r>
-      <w:r>
-        <w:rPr>
-          <w:rFonts w:ascii="宋体" w:eastAsia="宋体" w:hAnsi="宋体"/>
-          <w:sz w:val="20"/>
-        </w:rPr>
-        <w:t>张用户抽查原图各做</w:t>
-      </w:r>
-      <w:r>
-        <w:rPr>
-          <w:rFonts w:ascii="宋体" w:eastAsia="宋体" w:hAnsi="宋体"/>
-          <w:sz w:val="20"/>
-        </w:rPr>
-        <w:t xml:space="preserve"> 60 </w:t>
-      </w:r>
-      <w:r>
-        <w:rPr>
-          <w:rFonts w:ascii="宋体" w:eastAsia="宋体" w:hAnsi="宋体"/>
-          <w:sz w:val="20"/>
-        </w:rPr>
-        <w:t>个确定性增强，共</w:t>
-      </w:r>
-      <w:r>
-        <w:rPr>
-          <w:rFonts w:ascii="宋体" w:eastAsia="宋体" w:hAnsi="宋体"/>
-          <w:sz w:val="20"/>
-        </w:rPr>
-        <w:t xml:space="preserve"> 183 </w:t>
-      </w:r>
-      <w:r>
-        <w:rPr>
-          <w:rFonts w:ascii="宋体" w:eastAsia="宋体" w:hAnsi="宋体"/>
-          <w:sz w:val="20"/>
-        </w:rPr>
-        <w:t>张训练图、</w:t>
-      </w:r>
-      <w:r>
-        <w:rPr>
-          <w:rFonts w:ascii="宋体" w:eastAsia="宋体" w:hAnsi="宋体"/>
-          <w:sz w:val="20"/>
-        </w:rPr>
-        <w:t xml:space="preserve">1,037 </w:t>
-      </w:r>
-      <w:r>
-        <w:rPr>
-          <w:rFonts w:ascii="宋体" w:eastAsia="宋体" w:hAnsi="宋体"/>
-          <w:sz w:val="20"/>
-        </w:rPr>
-        <w:t>框，仅挂载训练集不进入</w:t>
-      </w:r>
-      <w:r>
-        <w:rPr>
-          <w:rFonts w:ascii="宋体" w:eastAsia="宋体" w:hAnsi="宋体"/>
-          <w:sz w:val="20"/>
-        </w:rPr>
-        <w:t xml:space="preserve"> val/test</w:t>
-      </w:r>
-      <w:r>
-        <w:rPr>
-          <w:rFonts w:ascii="宋体" w:eastAsia="宋体" w:hAnsi="宋体"/>
-          <w:sz w:val="20"/>
-        </w:rPr>
-        <w:t>，防止增强图虚增指标。此外</w:t>
-      </w:r>
-      <w:r>
-        <w:rPr>
-          <w:rFonts w:ascii="宋体" w:eastAsia="宋体" w:hAnsi="宋体"/>
-          <w:sz w:val="20"/>
-        </w:rPr>
-        <w:t xml:space="preserve"> E8 </w:t>
-      </w:r>
-      <w:r>
-        <w:rPr>
-          <w:rFonts w:ascii="宋体" w:eastAsia="宋体" w:hAnsi="宋体"/>
-          <w:sz w:val="20"/>
-        </w:rPr>
-        <w:t>实验追加</w:t>
-      </w:r>
-      <w:r>
-        <w:rPr>
-          <w:rFonts w:ascii="宋体" w:eastAsia="宋体" w:hAnsi="宋体"/>
-          <w:sz w:val="20"/>
-        </w:rPr>
-        <w:t xml:space="preserve"> 150 </w:t>
-      </w:r>
-      <w:r>
-        <w:rPr>
-          <w:rFonts w:ascii="宋体" w:eastAsia="宋体" w:hAnsi="宋体"/>
-          <w:sz w:val="20"/>
-        </w:rPr>
-        <w:t>张</w:t>
-      </w:r>
-      <w:r>
-        <w:rPr>
-          <w:rFonts w:ascii="宋体" w:eastAsia="宋体" w:hAnsi="宋体"/>
-          <w:sz w:val="20"/>
-        </w:rPr>
-        <w:t xml:space="preserve"> </w:t>
-      </w:r>
-      <w:r>
-        <w:rPr>
-          <w:rFonts w:ascii="宋体" w:eastAsia="宋体" w:hAnsi="宋体"/>
-          <w:sz w:val="20"/>
-        </w:rPr>
-        <w:t xml:space="preserve">train-only </w:t>
-      </w:r>
-      <w:r>
-        <w:rPr>
-          <w:rFonts w:ascii="宋体" w:eastAsia="宋体" w:hAnsi="宋体"/>
-          <w:sz w:val="20"/>
-        </w:rPr>
-        <w:t>视频抽帧，</w:t>
-      </w:r>
-      <w:r>
-        <w:rPr>
-          <w:rFonts w:ascii="宋体" w:eastAsia="宋体" w:hAnsi="宋体"/>
-          <w:sz w:val="20"/>
-        </w:rPr>
-        <w:t xml:space="preserve">val/test </w:t>
-      </w:r>
-      <w:r>
-        <w:rPr>
-          <w:rFonts w:ascii="宋体" w:eastAsia="宋体" w:hAnsi="宋体"/>
-          <w:sz w:val="20"/>
-        </w:rPr>
-        <w:t>始终保持不变，保证七组模型在同一口径</w:t>
-      </w:r>
-      <w:r>
-        <w:rPr>
-          <w:rFonts w:ascii="宋体" w:eastAsia="宋体" w:hAnsi="宋体"/>
-          <w:sz w:val="20"/>
-        </w:rPr>
-        <w:t xml:space="preserve"> test split </w:t>
-      </w:r>
-      <w:r>
-        <w:rPr>
-          <w:rFonts w:ascii="宋体" w:eastAsia="宋体" w:hAnsi="宋体"/>
-          <w:sz w:val="20"/>
-        </w:rPr>
-        <w:t>上可比。</w:t>
+        <w:t xml:space="preserve">数据增强产物：针对抽查发现的漏检场景（深色安全帽、远距离小目标），制作 </w:t>
+      </w:r>
+      <w:proofErr w:type="spellStart"/>
+      <w:r>
+        <w:rPr>
+          <w:rFonts w:ascii="宋体" w:eastAsia="宋体" w:hAnsi="宋体"/>
+          <w:sz w:val="20"/>
+        </w:rPr>
+        <w:t>hard_cases</w:t>
+      </w:r>
+      <w:proofErr w:type="spellEnd"/>
+      <w:r>
+        <w:rPr>
+          <w:rFonts w:ascii="宋体" w:eastAsia="宋体" w:hAnsi="宋体"/>
+          <w:sz w:val="20"/>
+        </w:rPr>
+        <w:t xml:space="preserve"> 子集——3 </w:t>
+      </w:r>
+      <w:proofErr w:type="gramStart"/>
+      <w:r>
+        <w:rPr>
+          <w:rFonts w:ascii="宋体" w:eastAsia="宋体" w:hAnsi="宋体"/>
+          <w:sz w:val="20"/>
+        </w:rPr>
+        <w:t>张用户</w:t>
+      </w:r>
+      <w:proofErr w:type="gramEnd"/>
+      <w:r>
+        <w:rPr>
+          <w:rFonts w:ascii="宋体" w:eastAsia="宋体" w:hAnsi="宋体"/>
+          <w:sz w:val="20"/>
+        </w:rPr>
+        <w:t xml:space="preserve">抽查原图各做 60 </w:t>
+      </w:r>
+      <w:proofErr w:type="gramStart"/>
+      <w:r>
+        <w:rPr>
+          <w:rFonts w:ascii="宋体" w:eastAsia="宋体" w:hAnsi="宋体"/>
+          <w:sz w:val="20"/>
+        </w:rPr>
+        <w:t>个</w:t>
+      </w:r>
+      <w:proofErr w:type="gramEnd"/>
+      <w:r>
+        <w:rPr>
+          <w:rFonts w:ascii="宋体" w:eastAsia="宋体" w:hAnsi="宋体"/>
+          <w:sz w:val="20"/>
+        </w:rPr>
+        <w:t xml:space="preserve">确定性增强，共 183 </w:t>
+      </w:r>
+      <w:proofErr w:type="gramStart"/>
+      <w:r>
+        <w:rPr>
+          <w:rFonts w:ascii="宋体" w:eastAsia="宋体" w:hAnsi="宋体"/>
+          <w:sz w:val="20"/>
+        </w:rPr>
+        <w:t>张训练图</w:t>
+      </w:r>
+      <w:proofErr w:type="gramEnd"/>
+      <w:r>
+        <w:rPr>
+          <w:rFonts w:ascii="宋体" w:eastAsia="宋体" w:hAnsi="宋体"/>
+          <w:sz w:val="20"/>
+        </w:rPr>
+        <w:t xml:space="preserve">、1,037 框，仅挂载训练集不进入 </w:t>
+      </w:r>
+      <w:proofErr w:type="spellStart"/>
+      <w:r>
+        <w:rPr>
+          <w:rFonts w:ascii="宋体" w:eastAsia="宋体" w:hAnsi="宋体"/>
+          <w:sz w:val="20"/>
+        </w:rPr>
+        <w:t>val</w:t>
+      </w:r>
+      <w:proofErr w:type="spellEnd"/>
+      <w:r>
+        <w:rPr>
+          <w:rFonts w:ascii="宋体" w:eastAsia="宋体" w:hAnsi="宋体"/>
+          <w:sz w:val="20"/>
+        </w:rPr>
+        <w:t>/test，防止增强图虚增指标。此外 E8 实验追加 150 张 train-only 视频抽帧，</w:t>
+      </w:r>
+      <w:proofErr w:type="spellStart"/>
+      <w:r>
+        <w:rPr>
+          <w:rFonts w:ascii="宋体" w:eastAsia="宋体" w:hAnsi="宋体"/>
+          <w:sz w:val="20"/>
+        </w:rPr>
+        <w:t>val</w:t>
+      </w:r>
+      <w:proofErr w:type="spellEnd"/>
+      <w:r>
+        <w:rPr>
+          <w:rFonts w:ascii="宋体" w:eastAsia="宋体" w:hAnsi="宋体"/>
+          <w:sz w:val="20"/>
+        </w:rPr>
+        <w:t>/test 始终保持不变，保证七组模型在同一口径 test split 上可比。</w:t>
       </w:r>
     </w:p>
     <w:p>
@@ -5275,72 +4428,30 @@
           <w:b/>
           <w:sz w:val="20"/>
         </w:rPr>
-        <w:t>目标</w:t>
-      </w:r>
-      <w:r>
-        <w:rPr>
-          <w:rFonts w:ascii="宋体" w:eastAsia="宋体" w:hAnsi="宋体"/>
-          <w:b/>
-          <w:sz w:val="20"/>
-        </w:rPr>
-        <w:t>1</w:t>
-      </w:r>
-      <w:r>
-        <w:rPr>
-          <w:rFonts w:ascii="宋体" w:eastAsia="宋体" w:hAnsi="宋体"/>
-          <w:b/>
-          <w:sz w:val="20"/>
-        </w:rPr>
-        <w:t>（模型对比）：</w:t>
-      </w:r>
-      <w:r>
-        <w:rPr>
-          <w:rFonts w:ascii="宋体" w:eastAsia="宋体" w:hAnsi="宋体"/>
-          <w:sz w:val="20"/>
-        </w:rPr>
-        <w:t>在统一</w:t>
-      </w:r>
-      <w:r>
-        <w:rPr>
-          <w:rFonts w:ascii="宋体" w:eastAsia="宋体" w:hAnsi="宋体"/>
-          <w:sz w:val="20"/>
-        </w:rPr>
-        <w:t xml:space="preserve"> test split </w:t>
-      </w:r>
-      <w:r>
-        <w:rPr>
-          <w:rFonts w:ascii="宋体" w:eastAsia="宋体" w:hAnsi="宋体"/>
-          <w:sz w:val="20"/>
-        </w:rPr>
-        <w:t>上完成不少于</w:t>
-      </w:r>
-      <w:r>
-        <w:rPr>
-          <w:rFonts w:ascii="宋体" w:eastAsia="宋体" w:hAnsi="宋体"/>
-          <w:sz w:val="20"/>
-        </w:rPr>
-        <w:t xml:space="preserve"> 5 </w:t>
-      </w:r>
-      <w:r>
-        <w:rPr>
-          <w:rFonts w:ascii="宋体" w:eastAsia="宋体" w:hAnsi="宋体"/>
-          <w:sz w:val="20"/>
-        </w:rPr>
-        <w:t>组训练方案的</w:t>
-      </w:r>
-      <w:r>
-        <w:rPr>
-          <w:rFonts w:ascii="宋体" w:eastAsia="宋体" w:hAnsi="宋体"/>
-          <w:sz w:val="20"/>
-        </w:rPr>
-        <w:t xml:space="preserve"> Precision/Recall/F1/mAP </w:t>
-      </w:r>
-      <w:r>
-        <w:rPr>
-          <w:rFonts w:ascii="宋体" w:eastAsia="宋体" w:hAnsi="宋体"/>
-          <w:sz w:val="20"/>
-        </w:rPr>
-        <w:t>对比，量化数据规模、训练轮数与数据增强对检测能力的影响。</w:t>
+        <w:t>目标1（模型对比）：</w:t>
+      </w:r>
+      <w:r>
+        <w:rPr>
+          <w:rFonts w:ascii="宋体" w:eastAsia="宋体" w:hAnsi="宋体"/>
+          <w:sz w:val="20"/>
+        </w:rPr>
+        <w:t>在统一 test split 上完成不少于 5 组训练方案的 Precision/Recall/F1/</w:t>
+      </w:r>
+      <w:proofErr w:type="spellStart"/>
+      <w:r>
+        <w:rPr>
+          <w:rFonts w:ascii="宋体" w:eastAsia="宋体" w:hAnsi="宋体"/>
+          <w:sz w:val="20"/>
+        </w:rPr>
+        <w:t>mAP</w:t>
+      </w:r>
+      <w:proofErr w:type="spellEnd"/>
+      <w:r>
+        <w:rPr>
+          <w:rFonts w:ascii="宋体" w:eastAsia="宋体" w:hAnsi="宋体"/>
+          <w:sz w:val="20"/>
+        </w:rPr>
+        <w:t xml:space="preserve"> 对比，量化数据规模、训练轮数与数据增强对检测能力的影响。</w:t>
       </w:r>
     </w:p>
     <w:p>
@@ -5362,58 +4473,14 @@
           <w:b/>
           <w:sz w:val="20"/>
         </w:rPr>
-        <w:t>目标</w:t>
-      </w:r>
-      <w:r>
-        <w:rPr>
-          <w:rFonts w:ascii="宋体" w:eastAsia="宋体" w:hAnsi="宋体"/>
-          <w:b/>
-          <w:sz w:val="20"/>
-        </w:rPr>
-        <w:t>2</w:t>
-      </w:r>
-      <w:r>
-        <w:rPr>
-          <w:rFonts w:ascii="宋体" w:eastAsia="宋体" w:hAnsi="宋体"/>
-          <w:b/>
-          <w:sz w:val="20"/>
-        </w:rPr>
-        <w:t>（短板改进）：</w:t>
-      </w:r>
-      <w:r>
-        <w:rPr>
-          <w:rFonts w:ascii="宋体" w:eastAsia="宋体" w:hAnsi="宋体"/>
-          <w:sz w:val="20"/>
-        </w:rPr>
-        <w:t>针对安全帽小目标漏检问题（初始</w:t>
-      </w:r>
-      <w:r>
-        <w:rPr>
-          <w:rFonts w:ascii="宋体" w:eastAsia="宋体" w:hAnsi="宋体"/>
-          <w:sz w:val="20"/>
-        </w:rPr>
-        <w:t xml:space="preserve"> helmet Recall </w:t>
-      </w:r>
-      <w:r>
-        <w:rPr>
-          <w:rFonts w:ascii="宋体" w:eastAsia="宋体" w:hAnsi="宋体"/>
-          <w:sz w:val="20"/>
-        </w:rPr>
-        <w:t>不足</w:t>
-      </w:r>
-      <w:r>
-        <w:rPr>
-          <w:rFonts w:ascii="宋体" w:eastAsia="宋体" w:hAnsi="宋体"/>
-          <w:sz w:val="20"/>
-        </w:rPr>
-        <w:t xml:space="preserve"> 0.45</w:t>
-      </w:r>
-      <w:r>
-        <w:rPr>
-          <w:rFonts w:ascii="宋体" w:eastAsia="宋体" w:hAnsi="宋体"/>
-          <w:sz w:val="20"/>
-        </w:rPr>
-        <w:t>），通过数据补充与定向精调提升该类召回并观察精度代价。</w:t>
+        <w:t>目标2（短板改进）：</w:t>
+      </w:r>
+      <w:r>
+        <w:rPr>
+          <w:rFonts w:ascii="宋体" w:eastAsia="宋体" w:hAnsi="宋体"/>
+          <w:sz w:val="20"/>
+        </w:rPr>
+        <w:t>针对安全帽小目标漏检问题（初始 helmet Recall 不足 0.45），通过数据补充与定向精调提升该类召回并观察精度代价。</w:t>
       </w:r>
     </w:p>
     <w:p>
@@ -5435,58 +4502,46 @@
           <w:b/>
           <w:sz w:val="20"/>
         </w:rPr>
-        <w:t>目标</w:t>
-      </w:r>
-      <w:r>
-        <w:rPr>
-          <w:rFonts w:ascii="宋体" w:eastAsia="宋体" w:hAnsi="宋体"/>
-          <w:b/>
-          <w:sz w:val="20"/>
-        </w:rPr>
-        <w:t>3</w:t>
-      </w:r>
-      <w:r>
-        <w:rPr>
-          <w:rFonts w:ascii="宋体" w:eastAsia="宋体" w:hAnsi="宋体"/>
-          <w:b/>
-          <w:sz w:val="20"/>
-        </w:rPr>
-        <w:t>（系统能力）：</w:t>
-      </w:r>
-      <w:r>
-        <w:rPr>
-          <w:rFonts w:ascii="宋体" w:eastAsia="宋体" w:hAnsi="宋体"/>
-          <w:sz w:val="20"/>
-        </w:rPr>
-        <w:t>将检测模型与</w:t>
-      </w:r>
-      <w:r>
-        <w:rPr>
-          <w:rFonts w:ascii="宋体" w:eastAsia="宋体" w:hAnsi="宋体"/>
-          <w:sz w:val="20"/>
-        </w:rPr>
-        <w:t xml:space="preserve"> ByteTrack </w:t>
-      </w:r>
-      <w:r>
-        <w:rPr>
-          <w:rFonts w:ascii="宋体" w:eastAsia="宋体" w:hAnsi="宋体"/>
-          <w:sz w:val="20"/>
-        </w:rPr>
-        <w:t>跟踪、危险区域规则结合，实现连续帧确认告警、证据截图与</w:t>
-      </w:r>
-      <w:r>
-        <w:rPr>
-          <w:rFonts w:ascii="宋体" w:eastAsia="宋体" w:hAnsi="宋体"/>
-          <w:sz w:val="20"/>
-        </w:rPr>
-        <w:t xml:space="preserve"> WebSocket </w:t>
-      </w:r>
-      <w:r>
-        <w:rPr>
-          <w:rFonts w:ascii="宋体" w:eastAsia="宋体" w:hAnsi="宋体"/>
-          <w:sz w:val="20"/>
-        </w:rPr>
-        <w:t>实时推送的完整闭环。</w:t>
+        <w:t>目标3（系统能力）：</w:t>
+      </w:r>
+      <w:r>
+        <w:rPr>
+          <w:rFonts w:ascii="宋体" w:eastAsia="宋体" w:hAnsi="宋体"/>
+          <w:sz w:val="20"/>
+        </w:rPr>
+        <w:t xml:space="preserve">将检测模型与 </w:t>
+      </w:r>
+      <w:proofErr w:type="spellStart"/>
+      <w:r>
+        <w:rPr>
+          <w:rFonts w:ascii="宋体" w:eastAsia="宋体" w:hAnsi="宋体"/>
+          <w:sz w:val="20"/>
+        </w:rPr>
+        <w:t>ByteTrack</w:t>
+      </w:r>
+      <w:proofErr w:type="spellEnd"/>
+      <w:r>
+        <w:rPr>
+          <w:rFonts w:ascii="宋体" w:eastAsia="宋体" w:hAnsi="宋体"/>
+          <w:sz w:val="20"/>
+        </w:rPr>
+        <w:t xml:space="preserve"> 跟踪、危险区域规则结合，实现连续</w:t>
+      </w:r>
+      <w:proofErr w:type="gramStart"/>
+      <w:r>
+        <w:rPr>
+          <w:rFonts w:ascii="宋体" w:eastAsia="宋体" w:hAnsi="宋体"/>
+          <w:sz w:val="20"/>
+        </w:rPr>
+        <w:t>帧</w:t>
+      </w:r>
+      <w:proofErr w:type="gramEnd"/>
+      <w:r>
+        <w:rPr>
+          <w:rFonts w:ascii="宋体" w:eastAsia="宋体" w:hAnsi="宋体"/>
+          <w:sz w:val="20"/>
+        </w:rPr>
+        <w:t>确认告警、证据截图与 WebSocket 实时推送的完整闭环。</w:t>
       </w:r>
     </w:p>
     <w:p>
@@ -5508,44 +4563,30 @@
           <w:b/>
           <w:sz w:val="20"/>
         </w:rPr>
-        <w:t>目标</w:t>
-      </w:r>
-      <w:r>
-        <w:rPr>
-          <w:rFonts w:ascii="宋体" w:eastAsia="宋体" w:hAnsi="宋体"/>
-          <w:b/>
-          <w:sz w:val="20"/>
-        </w:rPr>
-        <w:t>4</w:t>
-      </w:r>
-      <w:r>
-        <w:rPr>
-          <w:rFonts w:ascii="宋体" w:eastAsia="宋体" w:hAnsi="宋体"/>
-          <w:b/>
-          <w:sz w:val="20"/>
-        </w:rPr>
-        <w:t>（部署决策）：</w:t>
-      </w:r>
-      <w:r>
-        <w:rPr>
-          <w:rFonts w:ascii="宋体" w:eastAsia="宋体" w:hAnsi="宋体"/>
-          <w:sz w:val="20"/>
-        </w:rPr>
-        <w:t>建立三图两视频定向回归门禁与四步验收门禁，用数据决定部署权重版本，杜绝以计划值或</w:t>
-      </w:r>
-      <w:r>
-        <w:rPr>
-          <w:rFonts w:ascii="宋体" w:eastAsia="宋体" w:hAnsi="宋体"/>
-          <w:sz w:val="20"/>
-        </w:rPr>
-        <w:t xml:space="preserve"> fallback </w:t>
-      </w:r>
-      <w:r>
-        <w:rPr>
-          <w:rFonts w:ascii="宋体" w:eastAsia="宋体" w:hAnsi="宋体"/>
-          <w:sz w:val="20"/>
-        </w:rPr>
-        <w:t>输出冒充模型指标。</w:t>
+        <w:t>目标4（部署决策）：</w:t>
+      </w:r>
+      <w:r>
+        <w:rPr>
+          <w:rFonts w:ascii="宋体" w:eastAsia="宋体" w:hAnsi="宋体"/>
+          <w:sz w:val="20"/>
+        </w:rPr>
+        <w:t>建立</w:t>
+      </w:r>
+      <w:proofErr w:type="gramStart"/>
+      <w:r>
+        <w:rPr>
+          <w:rFonts w:ascii="宋体" w:eastAsia="宋体" w:hAnsi="宋体"/>
+          <w:sz w:val="20"/>
+        </w:rPr>
+        <w:t>三图两视频</w:t>
+      </w:r>
+      <w:proofErr w:type="gramEnd"/>
+      <w:r>
+        <w:rPr>
+          <w:rFonts w:ascii="宋体" w:eastAsia="宋体" w:hAnsi="宋体"/>
+          <w:sz w:val="20"/>
+        </w:rPr>
+        <w:t>定向回归门禁与四步验收门禁，用数据决定部署权重版本，杜绝以计划值或 fallback 输出冒充模型指标。</w:t>
       </w:r>
     </w:p>
     <w:p/>
@@ -5601,21 +4642,7 @@
           <w:rFonts w:ascii="宋体" w:eastAsia="宋体" w:hAnsi="宋体"/>
           <w:sz w:val="20"/>
         </w:rPr>
-        <w:t>数据探索聚焦三个问题：类别分布是否均衡、划分是否同口径、标注质量是否可信。校验脚本对全部</w:t>
-      </w:r>
-      <w:r>
-        <w:rPr>
-          <w:rFonts w:ascii="宋体" w:eastAsia="宋体" w:hAnsi="宋体"/>
-          <w:sz w:val="20"/>
-        </w:rPr>
-        <w:t xml:space="preserve"> 11,623 </w:t>
-      </w:r>
-      <w:r>
-        <w:rPr>
-          <w:rFonts w:ascii="宋体" w:eastAsia="宋体" w:hAnsi="宋体"/>
-          <w:sz w:val="20"/>
-        </w:rPr>
-        <w:t>张图片执行存在性、可读性、标注框越界与空标签检查；同时统计各类别框数占比，</w:t>
+        <w:t>数据探索聚焦三个问题：类别分布是否均衡、划分是否同口径、标注质量是否可信。校验脚本对全部 11,623 张图片执行存在性、可读性、标注框越界与空标签检查；同时统计各类别框数占比，</w:t>
       </w:r>
       <w:r>
         <w:rPr>
@@ -5623,15 +4650,9 @@
           <w:sz w:val="20"/>
         </w:rPr>
         <w:lastRenderedPageBreak/>
-        <w:t>发现</w:t>
-      </w:r>
-      <w:r>
-        <w:rPr>
-          <w:rFonts w:ascii="宋体" w:eastAsia="宋体" w:hAnsi="宋体"/>
-          <w:sz w:val="20"/>
-        </w:rPr>
-        <w:t xml:space="preserve"> helmet </w:t>
-      </w:r>
+        <w:t xml:space="preserve">发现 helmet </w:t>
+      </w:r>
+      <w:proofErr w:type="gramStart"/>
       <w:r>
         <w:rPr>
           <w:rFonts w:ascii="宋体" w:eastAsia="宋体" w:hAnsi="宋体"/>
@@ -5639,33 +4660,13 @@
         </w:rPr>
         <w:t>类框占约</w:t>
       </w:r>
-      <w:r>
-        <w:rPr>
-          <w:rFonts w:ascii="宋体" w:eastAsia="宋体" w:hAnsi="宋体"/>
-          <w:sz w:val="20"/>
-        </w:rPr>
-        <w:t xml:space="preserve"> 21% </w:t>
-      </w:r>
-      <w:r>
-        <w:rPr>
-          <w:rFonts w:ascii="宋体" w:eastAsia="宋体" w:hAnsi="宋体"/>
-          <w:sz w:val="20"/>
-        </w:rPr>
-        <w:t>且小目标占比高，这解释了后续该类召回偏低的观察。探索结论直接决定了第</w:t>
-      </w:r>
-      <w:r>
-        <w:rPr>
-          <w:rFonts w:ascii="宋体" w:eastAsia="宋体" w:hAnsi="宋体"/>
-          <w:sz w:val="20"/>
-        </w:rPr>
-        <w:t xml:space="preserve"> 6.3 </w:t>
-      </w:r>
-      <w:r>
-        <w:rPr>
-          <w:rFonts w:ascii="宋体" w:eastAsia="宋体" w:hAnsi="宋体"/>
-          <w:sz w:val="20"/>
-        </w:rPr>
-        <w:t>节的输入工程策略。</w:t>
+      <w:proofErr w:type="gramEnd"/>
+      <w:r>
+        <w:rPr>
+          <w:rFonts w:ascii="宋体" w:eastAsia="宋体" w:hAnsi="宋体"/>
+          <w:sz w:val="20"/>
+        </w:rPr>
+        <w:t xml:space="preserve"> 21% 且小目标占比高，这解释了后续该类召回偏低的观察。探索结论直接决定了第 6.3 节的输入工程策略。</w:t>
       </w:r>
     </w:p>
     <w:p>
@@ -5711,22 +4712,42 @@
           <w:b/>
           <w:sz w:val="20"/>
         </w:rPr>
-        <w:t>类别归一：</w:t>
-      </w:r>
-      <w:r>
-        <w:rPr>
-          <w:rFonts w:ascii="宋体" w:eastAsia="宋体" w:hAnsi="宋体"/>
-          <w:sz w:val="20"/>
-        </w:rPr>
-        <w:t>三个来源数据集类别命名不一致（</w:t>
-      </w:r>
-      <w:r>
-        <w:rPr>
-          <w:rFonts w:ascii="宋体" w:eastAsia="宋体" w:hAnsi="宋体"/>
-          <w:sz w:val="20"/>
-        </w:rPr>
-        <w:t>Person/people/worker</w:t>
-      </w:r>
+        <w:t>类别归</w:t>
+      </w:r>
+      <w:proofErr w:type="gramStart"/>
+      <w:r>
+        <w:rPr>
+          <w:rFonts w:ascii="宋体" w:eastAsia="宋体" w:hAnsi="宋体"/>
+          <w:b/>
+          <w:sz w:val="20"/>
+        </w:rPr>
+        <w:t>一</w:t>
+      </w:r>
+      <w:proofErr w:type="gramEnd"/>
+      <w:r>
+        <w:rPr>
+          <w:rFonts w:ascii="宋体" w:eastAsia="宋体" w:hAnsi="宋体"/>
+          <w:b/>
+          <w:sz w:val="20"/>
+        </w:rPr>
+        <w:t>：</w:t>
+      </w:r>
+      <w:r>
+        <w:rPr>
+          <w:rFonts w:ascii="宋体" w:eastAsia="宋体" w:hAnsi="宋体"/>
+          <w:sz w:val="20"/>
+        </w:rPr>
+        <w:t>三个来源数据集类别命名不一致（Person/people/worker、hardhat/</w:t>
+      </w:r>
+      <w:proofErr w:type="spellStart"/>
+      <w:r>
+        <w:rPr>
+          <w:rFonts w:ascii="宋体" w:eastAsia="宋体" w:hAnsi="宋体"/>
+          <w:sz w:val="20"/>
+        </w:rPr>
+        <w:t>safety_helmet</w:t>
+      </w:r>
+      <w:proofErr w:type="spellEnd"/>
       <w:r>
         <w:rPr>
           <w:rFonts w:ascii="宋体" w:eastAsia="宋体" w:hAnsi="宋体"/>
@@ -5734,61 +4755,53 @@
         </w:rPr>
         <w:t>、</w:t>
       </w:r>
-      <w:r>
-        <w:rPr>
-          <w:rFonts w:ascii="宋体" w:eastAsia="宋体" w:hAnsi="宋体"/>
-          <w:sz w:val="20"/>
-        </w:rPr>
-        <w:t>hardhat/safety_helmet</w:t>
-      </w:r>
-      <w:r>
-        <w:rPr>
-          <w:rFonts w:ascii="宋体" w:eastAsia="宋体" w:hAnsi="宋体"/>
-          <w:sz w:val="20"/>
-        </w:rPr>
-        <w:t>、</w:t>
-      </w:r>
-      <w:r>
-        <w:rPr>
-          <w:rFonts w:ascii="宋体" w:eastAsia="宋体" w:hAnsi="宋体"/>
-          <w:sz w:val="20"/>
-        </w:rPr>
-        <w:t xml:space="preserve">safety_vest/reflective_vest </w:t>
-      </w:r>
-      <w:r>
-        <w:rPr>
-          <w:rFonts w:ascii="宋体" w:eastAsia="宋体" w:hAnsi="宋体"/>
-          <w:sz w:val="20"/>
-        </w:rPr>
-        <w:t>等），建立别名映射表统一到</w:t>
-      </w:r>
-      <w:r>
-        <w:rPr>
-          <w:rFonts w:ascii="宋体" w:eastAsia="宋体" w:hAnsi="宋体"/>
-          <w:sz w:val="20"/>
-        </w:rPr>
-        <w:t xml:space="preserve"> person/helmet/vest</w:t>
-      </w:r>
-      <w:r>
-        <w:rPr>
-          <w:rFonts w:ascii="宋体" w:eastAsia="宋体" w:hAnsi="宋体"/>
-          <w:sz w:val="20"/>
-        </w:rPr>
-        <w:t>，无对应关系的类（</w:t>
-      </w:r>
-      <w:r>
-        <w:rPr>
-          <w:rFonts w:ascii="宋体" w:eastAsia="宋体" w:hAnsi="宋体"/>
-          <w:sz w:val="20"/>
-        </w:rPr>
-        <w:t xml:space="preserve">boots/gloves </w:t>
-      </w:r>
-      <w:r>
-        <w:rPr>
-          <w:rFonts w:ascii="宋体" w:eastAsia="宋体" w:hAnsi="宋体"/>
-          <w:sz w:val="20"/>
-        </w:rPr>
-        <w:t>等）剔除。</w:t>
+      <w:proofErr w:type="spellStart"/>
+      <w:r>
+        <w:rPr>
+          <w:rFonts w:ascii="宋体" w:eastAsia="宋体" w:hAnsi="宋体"/>
+          <w:sz w:val="20"/>
+        </w:rPr>
+        <w:t>safety_vest</w:t>
+      </w:r>
+      <w:proofErr w:type="spellEnd"/>
+      <w:r>
+        <w:rPr>
+          <w:rFonts w:ascii="宋体" w:eastAsia="宋体" w:hAnsi="宋体"/>
+          <w:sz w:val="20"/>
+        </w:rPr>
+        <w:t>/</w:t>
+      </w:r>
+      <w:proofErr w:type="spellStart"/>
+      <w:r>
+        <w:rPr>
+          <w:rFonts w:ascii="宋体" w:eastAsia="宋体" w:hAnsi="宋体"/>
+          <w:sz w:val="20"/>
+        </w:rPr>
+        <w:t>reflective_vest</w:t>
+      </w:r>
+      <w:proofErr w:type="spellEnd"/>
+      <w:r>
+        <w:rPr>
+          <w:rFonts w:ascii="宋体" w:eastAsia="宋体" w:hAnsi="宋体"/>
+          <w:sz w:val="20"/>
+        </w:rPr>
+        <w:t xml:space="preserve"> 等），建立别名映射</w:t>
+      </w:r>
+      <w:proofErr w:type="gramStart"/>
+      <w:r>
+        <w:rPr>
+          <w:rFonts w:ascii="宋体" w:eastAsia="宋体" w:hAnsi="宋体"/>
+          <w:sz w:val="20"/>
+        </w:rPr>
+        <w:t>表统一</w:t>
+      </w:r>
+      <w:proofErr w:type="gramEnd"/>
+      <w:r>
+        <w:rPr>
+          <w:rFonts w:ascii="宋体" w:eastAsia="宋体" w:hAnsi="宋体"/>
+          <w:sz w:val="20"/>
+        </w:rPr>
+        <w:t>到 person/helmet/vest，无对应关系的类（boots/gloves 等）剔除。</w:t>
       </w:r>
     </w:p>
     <w:p>
@@ -5804,41 +4817,30 @@
         </w:rPr>
         <w:t xml:space="preserve">• </w:t>
       </w:r>
+      <w:proofErr w:type="gramStart"/>
       <w:r>
         <w:rPr>
           <w:rFonts w:ascii="宋体" w:eastAsia="宋体" w:hAnsi="宋体"/>
           <w:b/>
           <w:sz w:val="20"/>
         </w:rPr>
-        <w:t>图片级去重：</w:t>
-      </w:r>
-      <w:r>
-        <w:rPr>
-          <w:rFonts w:ascii="宋体" w:eastAsia="宋体" w:hAnsi="宋体"/>
-          <w:sz w:val="20"/>
-        </w:rPr>
-        <w:t>对全部图片计算</w:t>
-      </w:r>
-      <w:r>
-        <w:rPr>
-          <w:rFonts w:ascii="宋体" w:eastAsia="宋体" w:hAnsi="宋体"/>
-          <w:sz w:val="20"/>
-        </w:rPr>
-        <w:t xml:space="preserve"> </w:t>
-      </w:r>
-      <w:r>
-        <w:rPr>
-          <w:rFonts w:ascii="宋体" w:eastAsia="宋体" w:hAnsi="宋体"/>
-          <w:sz w:val="20"/>
-        </w:rPr>
-        <w:t>SHA256</w:t>
-      </w:r>
-      <w:r>
-        <w:rPr>
-          <w:rFonts w:ascii="宋体" w:eastAsia="宋体" w:hAnsi="宋体"/>
-          <w:sz w:val="20"/>
-        </w:rPr>
-        <w:t>，合并时剔除重复图片，防止同一图片同时出现在训练与测试划分造成指标虚高。</w:t>
+        <w:t>图片级去</w:t>
+      </w:r>
+      <w:proofErr w:type="gramEnd"/>
+      <w:r>
+        <w:rPr>
+          <w:rFonts w:ascii="宋体" w:eastAsia="宋体" w:hAnsi="宋体"/>
+          <w:b/>
+          <w:sz w:val="20"/>
+        </w:rPr>
+        <w:t>重：</w:t>
+      </w:r>
+      <w:r>
+        <w:rPr>
+          <w:rFonts w:ascii="宋体" w:eastAsia="宋体" w:hAnsi="宋体"/>
+          <w:sz w:val="20"/>
+        </w:rPr>
+        <w:t>对全部图片计算 SHA256，合并时剔除重复图片，防止同一图片同时出现在训练与测试划分造成指标虚高。</w:t>
       </w:r>
     </w:p>
     <w:p>
@@ -5867,21 +4869,23 @@
           <w:rFonts w:ascii="宋体" w:eastAsia="宋体" w:hAnsi="宋体"/>
           <w:sz w:val="20"/>
         </w:rPr>
-        <w:t>剔除空标签文件与越界框（坐标超出图像边界），逐划分校验后错误数为</w:t>
-      </w:r>
-      <w:r>
-        <w:rPr>
-          <w:rFonts w:ascii="宋体" w:eastAsia="宋体" w:hAnsi="宋体"/>
-          <w:sz w:val="20"/>
-        </w:rPr>
-        <w:t xml:space="preserve"> 0 </w:t>
-      </w:r>
-      <w:r>
-        <w:rPr>
-          <w:rFonts w:ascii="宋体" w:eastAsia="宋体" w:hAnsi="宋体"/>
-          <w:sz w:val="20"/>
-        </w:rPr>
-        <w:t>才进入训练。</w:t>
+        <w:t>剔除空标签文件与越界框（坐标超出图像边界），逐划分校验</w:t>
+      </w:r>
+      <w:proofErr w:type="gramStart"/>
+      <w:r>
+        <w:rPr>
+          <w:rFonts w:ascii="宋体" w:eastAsia="宋体" w:hAnsi="宋体"/>
+          <w:sz w:val="20"/>
+        </w:rPr>
+        <w:t>后错误</w:t>
+      </w:r>
+      <w:proofErr w:type="gramEnd"/>
+      <w:r>
+        <w:rPr>
+          <w:rFonts w:ascii="宋体" w:eastAsia="宋体" w:hAnsi="宋体"/>
+          <w:sz w:val="20"/>
+        </w:rPr>
+        <w:t>数为 0 才进入训练。</w:t>
       </w:r>
     </w:p>
     <w:p>
@@ -5910,35 +4914,39 @@
           <w:rFonts w:ascii="宋体" w:eastAsia="宋体" w:hAnsi="宋体"/>
           <w:sz w:val="20"/>
         </w:rPr>
-        <w:t>增强图与视频抽帧仅挂载</w:t>
-      </w:r>
-      <w:r>
-        <w:rPr>
-          <w:rFonts w:ascii="宋体" w:eastAsia="宋体" w:hAnsi="宋体"/>
-          <w:sz w:val="20"/>
-        </w:rPr>
-        <w:t xml:space="preserve"> train</w:t>
-      </w:r>
-      <w:r>
-        <w:rPr>
-          <w:rFonts w:ascii="宋体" w:eastAsia="宋体" w:hAnsi="宋体"/>
-          <w:sz w:val="20"/>
-        </w:rPr>
-        <w:t>，</w:t>
-      </w:r>
-      <w:r>
-        <w:rPr>
-          <w:rFonts w:ascii="宋体" w:eastAsia="宋体" w:hAnsi="宋体"/>
-          <w:sz w:val="20"/>
-        </w:rPr>
-        <w:t xml:space="preserve">val/test </w:t>
-      </w:r>
-      <w:r>
-        <w:rPr>
-          <w:rFonts w:ascii="宋体" w:eastAsia="宋体" w:hAnsi="宋体"/>
-          <w:sz w:val="20"/>
-        </w:rPr>
-        <w:t>保持原始分布，保证评估口径稳定。</w:t>
+        <w:t>增强图与视频</w:t>
+      </w:r>
+      <w:proofErr w:type="gramStart"/>
+      <w:r>
+        <w:rPr>
+          <w:rFonts w:ascii="宋体" w:eastAsia="宋体" w:hAnsi="宋体"/>
+          <w:sz w:val="20"/>
+        </w:rPr>
+        <w:t>抽帧仅</w:t>
+      </w:r>
+      <w:proofErr w:type="gramEnd"/>
+      <w:r>
+        <w:rPr>
+          <w:rFonts w:ascii="宋体" w:eastAsia="宋体" w:hAnsi="宋体"/>
+          <w:sz w:val="20"/>
+        </w:rPr>
+        <w:t>挂载 train，</w:t>
+      </w:r>
+      <w:proofErr w:type="spellStart"/>
+      <w:r>
+        <w:rPr>
+          <w:rFonts w:ascii="宋体" w:eastAsia="宋体" w:hAnsi="宋体"/>
+          <w:sz w:val="20"/>
+        </w:rPr>
+        <w:t>val</w:t>
+      </w:r>
+      <w:proofErr w:type="spellEnd"/>
+      <w:r>
+        <w:rPr>
+          <w:rFonts w:ascii="宋体" w:eastAsia="宋体" w:hAnsi="宋体"/>
+          <w:sz w:val="20"/>
+        </w:rPr>
+        <w:t>/test 保持原始分布，保证评估口径稳定。</w:t>
       </w:r>
     </w:p>
     <w:p>
@@ -5975,35 +4983,7 @@
           <w:rFonts w:ascii="宋体" w:eastAsia="宋体" w:hAnsi="宋体"/>
           <w:sz w:val="20"/>
         </w:rPr>
-        <w:t>目标检测任务的</w:t>
-      </w:r>
-      <w:r>
-        <w:rPr>
-          <w:rFonts w:ascii="宋体" w:eastAsia="宋体" w:hAnsi="宋体"/>
-          <w:sz w:val="20"/>
-        </w:rPr>
-        <w:t>“</w:t>
-      </w:r>
-      <w:r>
-        <w:rPr>
-          <w:rFonts w:ascii="宋体" w:eastAsia="宋体" w:hAnsi="宋体"/>
-          <w:sz w:val="20"/>
-        </w:rPr>
-        <w:t>特征工程</w:t>
-      </w:r>
-      <w:r>
-        <w:rPr>
-          <w:rFonts w:ascii="宋体" w:eastAsia="宋体" w:hAnsi="宋体"/>
-          <w:sz w:val="20"/>
-        </w:rPr>
-        <w:t>”</w:t>
-      </w:r>
-      <w:r>
-        <w:rPr>
-          <w:rFonts w:ascii="宋体" w:eastAsia="宋体" w:hAnsi="宋体"/>
-          <w:sz w:val="20"/>
-        </w:rPr>
-        <w:t>核心在于输入空间与规则空间的构造，本课题实施了四项：</w:t>
+        <w:t>目标检测任务的“特征工程”核心在于输入空间与规则空间的构造，本课题实施了四项：</w:t>
       </w:r>
     </w:p>
     <w:p>
@@ -6032,56 +5012,7 @@
           <w:rFonts w:ascii="宋体" w:eastAsia="宋体" w:hAnsi="宋体"/>
           <w:sz w:val="20"/>
         </w:rPr>
-        <w:t>MODEL_IMAGE_SIZE=640</w:t>
-      </w:r>
-      <w:r>
-        <w:rPr>
-          <w:rFonts w:ascii="宋体" w:eastAsia="宋体" w:hAnsi="宋体"/>
-          <w:sz w:val="20"/>
-        </w:rPr>
-        <w:t>，相比</w:t>
-      </w:r>
-      <w:r>
-        <w:rPr>
-          <w:rFonts w:ascii="宋体" w:eastAsia="宋体" w:hAnsi="宋体"/>
-          <w:sz w:val="20"/>
-        </w:rPr>
-        <w:t xml:space="preserve"> 416 </w:t>
-      </w:r>
-      <w:r>
-        <w:rPr>
-          <w:rFonts w:ascii="宋体" w:eastAsia="宋体" w:hAnsi="宋体"/>
-          <w:sz w:val="20"/>
-        </w:rPr>
-        <w:t>保留更充分的小目标</w:t>
-      </w:r>
-      <w:r>
-        <w:rPr>
-          <w:rFonts w:ascii="宋体" w:eastAsia="宋体" w:hAnsi="宋体"/>
-          <w:sz w:val="20"/>
-        </w:rPr>
-        <w:t xml:space="preserve"> PPE </w:t>
-      </w:r>
-      <w:r>
-        <w:rPr>
-          <w:rFonts w:ascii="宋体" w:eastAsia="宋体" w:hAnsi="宋体"/>
-          <w:sz w:val="20"/>
-        </w:rPr>
-        <w:t>像素；另做</w:t>
-      </w:r>
-      <w:r>
-        <w:rPr>
-          <w:rFonts w:ascii="宋体" w:eastAsia="宋体" w:hAnsi="宋体"/>
-          <w:sz w:val="20"/>
-        </w:rPr>
-        <w:t xml:space="preserve"> 1280 </w:t>
-      </w:r>
-      <w:r>
-        <w:rPr>
-          <w:rFonts w:ascii="宋体" w:eastAsia="宋体" w:hAnsi="宋体"/>
-          <w:sz w:val="20"/>
-        </w:rPr>
-        <w:t>对照实验（同权重同划分），验证分辨率对召回的影响。</w:t>
+        <w:t>MODEL_IMAGE_SIZE=640，相比 416 保留更充分的小目标 PPE 像素；另做 1280 对照实验（同权重同划分），验证分辨率对召回的影响。</w:t>
       </w:r>
     </w:p>
     <w:p>
@@ -6110,63 +5041,55 @@
           <w:rFonts w:ascii="宋体" w:eastAsia="宋体" w:hAnsi="宋体"/>
           <w:sz w:val="20"/>
         </w:rPr>
-        <w:t>对抽查漏检原图做</w:t>
-      </w:r>
-      <w:r>
-        <w:rPr>
-          <w:rFonts w:ascii="宋体" w:eastAsia="宋体" w:hAnsi="宋体"/>
-          <w:sz w:val="20"/>
-        </w:rPr>
-        <w:t xml:space="preserve"> 60 </w:t>
-      </w:r>
-      <w:r>
-        <w:rPr>
-          <w:rFonts w:ascii="宋体" w:eastAsia="宋体" w:hAnsi="宋体"/>
-          <w:sz w:val="20"/>
-        </w:rPr>
-        <w:t>个确定性增强（亮度</w:t>
-      </w:r>
-      <w:r>
-        <w:rPr>
-          <w:rFonts w:ascii="宋体" w:eastAsia="宋体" w:hAnsi="宋体"/>
-          <w:sz w:val="20"/>
-        </w:rPr>
-        <w:t>/</w:t>
-      </w:r>
-      <w:r>
-        <w:rPr>
-          <w:rFonts w:ascii="宋体" w:eastAsia="宋体" w:hAnsi="宋体"/>
-          <w:sz w:val="20"/>
-        </w:rPr>
-        <w:t>遮挡</w:t>
-      </w:r>
-      <w:r>
-        <w:rPr>
-          <w:rFonts w:ascii="宋体" w:eastAsia="宋体" w:hAnsi="宋体"/>
-          <w:sz w:val="20"/>
-        </w:rPr>
-        <w:t>/</w:t>
-      </w:r>
-      <w:r>
-        <w:rPr>
-          <w:rFonts w:ascii="宋体" w:eastAsia="宋体" w:hAnsi="宋体"/>
-          <w:sz w:val="20"/>
-        </w:rPr>
-        <w:t>缩放扰动），构成</w:t>
-      </w:r>
-      <w:r>
-        <w:rPr>
-          <w:rFonts w:ascii="宋体" w:eastAsia="宋体" w:hAnsi="宋体"/>
-          <w:sz w:val="20"/>
-        </w:rPr>
-        <w:t xml:space="preserve"> hard_cases </w:t>
-      </w:r>
-      <w:r>
-        <w:rPr>
-          <w:rFonts w:ascii="宋体" w:eastAsia="宋体" w:hAnsi="宋体"/>
-          <w:sz w:val="20"/>
-        </w:rPr>
-        <w:t>训练挂载集，等效于在难例流形上加密采样。</w:t>
+        <w:t xml:space="preserve">对抽查漏检原图做 60 </w:t>
+      </w:r>
+      <w:proofErr w:type="gramStart"/>
+      <w:r>
+        <w:rPr>
+          <w:rFonts w:ascii="宋体" w:eastAsia="宋体" w:hAnsi="宋体"/>
+          <w:sz w:val="20"/>
+        </w:rPr>
+        <w:t>个</w:t>
+      </w:r>
+      <w:proofErr w:type="gramEnd"/>
+      <w:r>
+        <w:rPr>
+          <w:rFonts w:ascii="宋体" w:eastAsia="宋体" w:hAnsi="宋体"/>
+          <w:sz w:val="20"/>
+        </w:rPr>
+        <w:t xml:space="preserve">确定性增强（亮度/遮挡/缩放扰动），构成 </w:t>
+      </w:r>
+      <w:proofErr w:type="spellStart"/>
+      <w:r>
+        <w:rPr>
+          <w:rFonts w:ascii="宋体" w:eastAsia="宋体" w:hAnsi="宋体"/>
+          <w:sz w:val="20"/>
+        </w:rPr>
+        <w:t>hard_cases</w:t>
+      </w:r>
+      <w:proofErr w:type="spellEnd"/>
+      <w:r>
+        <w:rPr>
+          <w:rFonts w:ascii="宋体" w:eastAsia="宋体" w:hAnsi="宋体"/>
+          <w:sz w:val="20"/>
+        </w:rPr>
+        <w:t xml:space="preserve"> 训练挂载集，等效于</w:t>
+      </w:r>
+      <w:proofErr w:type="gramStart"/>
+      <w:r>
+        <w:rPr>
+          <w:rFonts w:ascii="宋体" w:eastAsia="宋体" w:hAnsi="宋体"/>
+          <w:sz w:val="20"/>
+        </w:rPr>
+        <w:t>在难例流形</w:t>
+      </w:r>
+      <w:proofErr w:type="gramEnd"/>
+      <w:r>
+        <w:rPr>
+          <w:rFonts w:ascii="宋体" w:eastAsia="宋体" w:hAnsi="宋体"/>
+          <w:sz w:val="20"/>
+        </w:rPr>
+        <w:t>上加密采样。</w:t>
       </w:r>
     </w:p>
     <w:p>
@@ -6195,49 +5118,39 @@
           <w:rFonts w:ascii="宋体" w:eastAsia="宋体" w:hAnsi="宋体"/>
           <w:sz w:val="20"/>
         </w:rPr>
-        <w:t>推理阶段构造</w:t>
-      </w:r>
-      <w:r>
-        <w:rPr>
-          <w:rFonts w:ascii="宋体" w:eastAsia="宋体" w:hAnsi="宋体"/>
-          <w:sz w:val="20"/>
-        </w:rPr>
-        <w:t xml:space="preserve"> PPE </w:t>
-      </w:r>
-      <w:r>
-        <w:rPr>
-          <w:rFonts w:ascii="宋体" w:eastAsia="宋体" w:hAnsi="宋体"/>
-          <w:sz w:val="20"/>
-        </w:rPr>
-        <w:t>框相对人员框的几何特征（中心点包含、</w:t>
-      </w:r>
-      <w:r>
-        <w:rPr>
-          <w:rFonts w:ascii="宋体" w:eastAsia="宋体" w:hAnsi="宋体"/>
-          <w:sz w:val="20"/>
-        </w:rPr>
-        <w:t xml:space="preserve">IoU </w:t>
-      </w:r>
-      <w:r>
-        <w:rPr>
-          <w:rFonts w:ascii="宋体" w:eastAsia="宋体" w:hAnsi="宋体"/>
-          <w:sz w:val="20"/>
-        </w:rPr>
-        <w:t>重叠率、头部</w:t>
-      </w:r>
-      <w:r>
-        <w:rPr>
-          <w:rFonts w:ascii="宋体" w:eastAsia="宋体" w:hAnsi="宋体"/>
-          <w:sz w:val="20"/>
-        </w:rPr>
-        <w:t>/</w:t>
-      </w:r>
-      <w:r>
-        <w:rPr>
-          <w:rFonts w:ascii="宋体" w:eastAsia="宋体" w:hAnsi="宋体"/>
-          <w:sz w:val="20"/>
-        </w:rPr>
-        <w:t>躯干相对高度区间、面积占比），过滤无人员归属的背景误检。</w:t>
+        <w:t xml:space="preserve">推理阶段构造 PPE </w:t>
+      </w:r>
+      <w:proofErr w:type="gramStart"/>
+      <w:r>
+        <w:rPr>
+          <w:rFonts w:ascii="宋体" w:eastAsia="宋体" w:hAnsi="宋体"/>
+          <w:sz w:val="20"/>
+        </w:rPr>
+        <w:t>框相对</w:t>
+      </w:r>
+      <w:proofErr w:type="gramEnd"/>
+      <w:r>
+        <w:rPr>
+          <w:rFonts w:ascii="宋体" w:eastAsia="宋体" w:hAnsi="宋体"/>
+          <w:sz w:val="20"/>
+        </w:rPr>
+        <w:t>人员框的几何特征（中心点包含、</w:t>
+      </w:r>
+      <w:proofErr w:type="spellStart"/>
+      <w:r>
+        <w:rPr>
+          <w:rFonts w:ascii="宋体" w:eastAsia="宋体" w:hAnsi="宋体"/>
+          <w:sz w:val="20"/>
+        </w:rPr>
+        <w:t>IoU</w:t>
+      </w:r>
+      <w:proofErr w:type="spellEnd"/>
+      <w:r>
+        <w:rPr>
+          <w:rFonts w:ascii="宋体" w:eastAsia="宋体" w:hAnsi="宋体"/>
+          <w:sz w:val="20"/>
+        </w:rPr>
+        <w:t xml:space="preserve"> 重叠率、头部/躯干相对高度区间、面积占比），过滤无人员归属的背景误检。</w:t>
       </w:r>
     </w:p>
     <w:p>
@@ -6298,35 +5211,23 @@
           <w:rFonts w:ascii="宋体" w:eastAsia="宋体" w:hAnsi="宋体"/>
           <w:sz w:val="20"/>
         </w:rPr>
-        <w:t>共完成七组训练（满足</w:t>
-      </w:r>
-      <w:r>
-        <w:rPr>
-          <w:rFonts w:ascii="宋体" w:eastAsia="宋体" w:hAnsi="宋体"/>
-          <w:sz w:val="20"/>
-        </w:rPr>
-        <w:t xml:space="preserve"> 5 </w:t>
-      </w:r>
-      <w:r>
-        <w:rPr>
-          <w:rFonts w:ascii="宋体" w:eastAsia="宋体" w:hAnsi="宋体"/>
-          <w:sz w:val="20"/>
-        </w:rPr>
-        <w:t>个模型以上要求），全部在本机</w:t>
-      </w:r>
-      <w:r>
-        <w:rPr>
-          <w:rFonts w:ascii="宋体" w:eastAsia="宋体" w:hAnsi="宋体"/>
-          <w:sz w:val="20"/>
-        </w:rPr>
-        <w:t xml:space="preserve"> RTX 4070 Laptop GPU </w:t>
-      </w:r>
-      <w:r>
-        <w:rPr>
-          <w:rFonts w:ascii="宋体" w:eastAsia="宋体" w:hAnsi="宋体"/>
-          <w:sz w:val="20"/>
-        </w:rPr>
-        <w:t>上执行，训练设置与数据版本见表：</w:t>
+        <w:t xml:space="preserve">共完成七组训练（满足 5 </w:t>
+      </w:r>
+      <w:proofErr w:type="gramStart"/>
+      <w:r>
+        <w:rPr>
+          <w:rFonts w:ascii="宋体" w:eastAsia="宋体" w:hAnsi="宋体"/>
+          <w:sz w:val="20"/>
+        </w:rPr>
+        <w:t>个</w:t>
+      </w:r>
+      <w:proofErr w:type="gramEnd"/>
+      <w:r>
+        <w:rPr>
+          <w:rFonts w:ascii="宋体" w:eastAsia="宋体" w:hAnsi="宋体"/>
+          <w:sz w:val="20"/>
+        </w:rPr>
+        <w:t>模型以上要求），全部在本机 RTX 4070 Laptop GPU 上执行，训练设置与数据版本见表：</w:t>
       </w:r>
     </w:p>
     <w:tbl>
@@ -6503,14 +5404,7 @@
                 <w:rFonts w:ascii="宋体" w:eastAsia="宋体" w:hAnsi="宋体"/>
                 <w:sz w:val="16"/>
               </w:rPr>
-              <w:t>模型</w:t>
-            </w:r>
-            <w:r>
-              <w:rPr>
-                <w:rFonts w:ascii="宋体" w:eastAsia="宋体" w:hAnsi="宋体"/>
-                <w:sz w:val="16"/>
-              </w:rPr>
-              <w:t>1</w:t>
+              <w:t>模型1</w:t>
             </w:r>
           </w:p>
         </w:tc>
@@ -6628,14 +5522,7 @@
                 <w:rFonts w:ascii="宋体" w:eastAsia="宋体" w:hAnsi="宋体"/>
                 <w:sz w:val="16"/>
               </w:rPr>
-              <w:t>模型</w:t>
-            </w:r>
-            <w:r>
-              <w:rPr>
-                <w:rFonts w:ascii="宋体" w:eastAsia="宋体" w:hAnsi="宋体"/>
-                <w:sz w:val="16"/>
-              </w:rPr>
-              <w:t>2</w:t>
+              <w:t>模型2</w:t>
             </w:r>
           </w:p>
         </w:tc>
@@ -6756,14 +5643,7 @@
                 <w:rFonts w:ascii="宋体" w:eastAsia="宋体" w:hAnsi="宋体"/>
                 <w:sz w:val="16"/>
               </w:rPr>
-              <w:t>模型</w:t>
-            </w:r>
-            <w:r>
-              <w:rPr>
-                <w:rFonts w:ascii="宋体" w:eastAsia="宋体" w:hAnsi="宋体"/>
-                <w:sz w:val="16"/>
-              </w:rPr>
-              <w:t>3</w:t>
+              <w:t>模型3</w:t>
             </w:r>
           </w:p>
         </w:tc>
@@ -6832,21 +5712,7 @@
                 <w:rFonts w:ascii="宋体" w:eastAsia="宋体" w:hAnsi="宋体"/>
                 <w:sz w:val="16"/>
               </w:rPr>
-              <w:t>Expanded PPE (9,515</w:t>
-            </w:r>
-            <w:r>
-              <w:rPr>
-                <w:rFonts w:ascii="宋体" w:eastAsia="宋体" w:hAnsi="宋体"/>
-                <w:sz w:val="16"/>
-              </w:rPr>
-              <w:t>张</w:t>
-            </w:r>
-            <w:r>
-              <w:rPr>
-                <w:rFonts w:ascii="宋体" w:eastAsia="宋体" w:hAnsi="宋体"/>
-                <w:sz w:val="16"/>
-              </w:rPr>
-              <w:t>)</w:t>
+              <w:t>Expanded PPE (9,515张)</w:t>
             </w:r>
           </w:p>
         </w:tc>
@@ -6895,14 +5761,7 @@
                 <w:rFonts w:ascii="宋体" w:eastAsia="宋体" w:hAnsi="宋体"/>
                 <w:sz w:val="16"/>
               </w:rPr>
-              <w:t>模型</w:t>
-            </w:r>
-            <w:r>
-              <w:rPr>
-                <w:rFonts w:ascii="宋体" w:eastAsia="宋体" w:hAnsi="宋体"/>
-                <w:sz w:val="16"/>
-              </w:rPr>
-              <w:t>4</w:t>
+              <w:t>模型4</w:t>
             </w:r>
           </w:p>
         </w:tc>
@@ -7023,14 +5882,7 @@
                 <w:rFonts w:ascii="宋体" w:eastAsia="宋体" w:hAnsi="宋体"/>
                 <w:sz w:val="16"/>
               </w:rPr>
-              <w:t>模型</w:t>
-            </w:r>
-            <w:r>
-              <w:rPr>
-                <w:rFonts w:ascii="宋体" w:eastAsia="宋体" w:hAnsi="宋体"/>
-                <w:sz w:val="16"/>
-              </w:rPr>
-              <w:t>5 (E6)</w:t>
+              <w:t>模型5 (E6)</w:t>
             </w:r>
           </w:p>
         </w:tc>
@@ -7099,28 +5951,7 @@
                 <w:rFonts w:ascii="宋体" w:eastAsia="宋体" w:hAnsi="宋体"/>
                 <w:sz w:val="16"/>
               </w:rPr>
-              <w:t>合并集</w:t>
-            </w:r>
-            <w:r>
-              <w:rPr>
-                <w:rFonts w:ascii="宋体" w:eastAsia="宋体" w:hAnsi="宋体"/>
-                <w:sz w:val="16"/>
-              </w:rPr>
-              <w:t xml:space="preserve"> (11,623</w:t>
-            </w:r>
-            <w:r>
-              <w:rPr>
-                <w:rFonts w:ascii="宋体" w:eastAsia="宋体" w:hAnsi="宋体"/>
-                <w:sz w:val="16"/>
-              </w:rPr>
-              <w:t>张</w:t>
-            </w:r>
-            <w:r>
-              <w:rPr>
-                <w:rFonts w:ascii="宋体" w:eastAsia="宋体" w:hAnsi="宋体"/>
-                <w:sz w:val="16"/>
-              </w:rPr>
-              <w:t>)</w:t>
+              <w:t>合并集 (11,623张)</w:t>
             </w:r>
           </w:p>
         </w:tc>
@@ -7169,14 +6000,7 @@
                 <w:rFonts w:ascii="宋体" w:eastAsia="宋体" w:hAnsi="宋体"/>
                 <w:sz w:val="16"/>
               </w:rPr>
-              <w:t>模型</w:t>
-            </w:r>
-            <w:r>
-              <w:rPr>
-                <w:rFonts w:ascii="宋体" w:eastAsia="宋体" w:hAnsi="宋体"/>
-                <w:sz w:val="16"/>
-              </w:rPr>
-              <w:t>6 (E7)</w:t>
+              <w:t>模型6 (E7)</w:t>
             </w:r>
           </w:p>
         </w:tc>
@@ -7248,15 +6072,17 @@
                 <w:rFonts w:ascii="宋体" w:eastAsia="宋体" w:hAnsi="宋体"/>
                 <w:sz w:val="16"/>
               </w:rPr>
-              <w:t>合并集</w:t>
-            </w:r>
-            <w:r>
-              <w:rPr>
-                <w:rFonts w:ascii="宋体" w:eastAsia="宋体" w:hAnsi="宋体"/>
-                <w:sz w:val="16"/>
-              </w:rPr>
-              <w:t>+hard_cases</w:t>
-            </w:r>
+              <w:t>合并集+</w:t>
+            </w:r>
+            <w:proofErr w:type="spellStart"/>
+            <w:r>
+              <w:rPr>
+                <w:rFonts w:ascii="宋体" w:eastAsia="宋体" w:hAnsi="宋体"/>
+                <w:sz w:val="16"/>
+              </w:rPr>
+              <w:t>hard_cases</w:t>
+            </w:r>
+            <w:proofErr w:type="spellEnd"/>
           </w:p>
         </w:tc>
         <w:tc>
@@ -7304,14 +6130,7 @@
                 <w:rFonts w:ascii="宋体" w:eastAsia="宋体" w:hAnsi="宋体"/>
                 <w:sz w:val="16"/>
               </w:rPr>
-              <w:t>模型</w:t>
-            </w:r>
-            <w:r>
-              <w:rPr>
-                <w:rFonts w:ascii="宋体" w:eastAsia="宋体" w:hAnsi="宋体"/>
-                <w:sz w:val="16"/>
-              </w:rPr>
-              <w:t>7 (E8)</w:t>
+              <w:t>模型7 (E8)</w:t>
             </w:r>
           </w:p>
         </w:tc>
@@ -7380,14 +6199,7 @@
                 <w:rFonts w:ascii="宋体" w:eastAsia="宋体" w:hAnsi="宋体"/>
                 <w:sz w:val="16"/>
               </w:rPr>
-              <w:t>合并集</w:t>
-            </w:r>
-            <w:r>
-              <w:rPr>
-                <w:rFonts w:ascii="宋体" w:eastAsia="宋体" w:hAnsi="宋体"/>
-                <w:sz w:val="16"/>
-              </w:rPr>
-              <w:t>+video150</w:t>
+              <w:t>合并集+video150</w:t>
             </w:r>
           </w:p>
         </w:tc>
@@ -7457,63 +6269,39 @@
           <w:rFonts w:ascii="宋体" w:eastAsia="宋体" w:hAnsi="宋体"/>
           <w:sz w:val="20"/>
         </w:rPr>
-        <w:t>全部模型在基础合并集同一</w:t>
-      </w:r>
-      <w:r>
-        <w:rPr>
-          <w:rFonts w:ascii="宋体" w:eastAsia="宋体" w:hAnsi="宋体"/>
-          <w:sz w:val="20"/>
-        </w:rPr>
-        <w:t xml:space="preserve"> test split</w:t>
-      </w:r>
-      <w:r>
-        <w:rPr>
-          <w:rFonts w:ascii="宋体" w:eastAsia="宋体" w:hAnsi="宋体"/>
-          <w:sz w:val="20"/>
-        </w:rPr>
-        <w:t>（</w:t>
-      </w:r>
-      <w:r>
-        <w:rPr>
-          <w:rFonts w:ascii="宋体" w:eastAsia="宋体" w:hAnsi="宋体"/>
-          <w:sz w:val="20"/>
-        </w:rPr>
-        <w:t xml:space="preserve">1,163 </w:t>
-      </w:r>
-      <w:r>
-        <w:rPr>
-          <w:rFonts w:ascii="宋体" w:eastAsia="宋体" w:hAnsi="宋体"/>
-          <w:sz w:val="20"/>
-        </w:rPr>
-        <w:t>张</w:t>
-      </w:r>
-      <w:r>
-        <w:rPr>
-          <w:rFonts w:ascii="宋体" w:eastAsia="宋体" w:hAnsi="宋体"/>
-          <w:sz w:val="20"/>
-        </w:rPr>
-        <w:t xml:space="preserve"> / 3,047 </w:t>
-      </w:r>
-      <w:r>
-        <w:rPr>
-          <w:rFonts w:ascii="宋体" w:eastAsia="宋体" w:hAnsi="宋体"/>
-          <w:sz w:val="20"/>
-        </w:rPr>
-        <w:t>框）上以相同参数（</w:t>
-      </w:r>
-      <w:r>
-        <w:rPr>
-          <w:rFonts w:ascii="宋体" w:eastAsia="宋体" w:hAnsi="宋体"/>
-          <w:sz w:val="20"/>
-        </w:rPr>
-        <w:t>imgsz=640, conf=0.25</w:t>
-      </w:r>
-      <w:r>
-        <w:rPr>
-          <w:rFonts w:ascii="宋体" w:eastAsia="宋体" w:hAnsi="宋体"/>
-          <w:sz w:val="20"/>
-        </w:rPr>
-        <w:t>）评估，真实指标汇总如下：</w:t>
+        <w:t>全部模型在基础</w:t>
+      </w:r>
+      <w:proofErr w:type="gramStart"/>
+      <w:r>
+        <w:rPr>
+          <w:rFonts w:ascii="宋体" w:eastAsia="宋体" w:hAnsi="宋体"/>
+          <w:sz w:val="20"/>
+        </w:rPr>
+        <w:t>合并集同一</w:t>
+      </w:r>
+      <w:proofErr w:type="gramEnd"/>
+      <w:r>
+        <w:rPr>
+          <w:rFonts w:ascii="宋体" w:eastAsia="宋体" w:hAnsi="宋体"/>
+          <w:sz w:val="20"/>
+        </w:rPr>
+        <w:t xml:space="preserve"> test split（1,163 张 / 3,047 框）上以相同参数（</w:t>
+      </w:r>
+      <w:proofErr w:type="spellStart"/>
+      <w:r>
+        <w:rPr>
+          <w:rFonts w:ascii="宋体" w:eastAsia="宋体" w:hAnsi="宋体"/>
+          <w:sz w:val="20"/>
+        </w:rPr>
+        <w:t>imgsz</w:t>
+      </w:r>
+      <w:proofErr w:type="spellEnd"/>
+      <w:r>
+        <w:rPr>
+          <w:rFonts w:ascii="宋体" w:eastAsia="宋体" w:hAnsi="宋体"/>
+          <w:sz w:val="20"/>
+        </w:rPr>
+        <w:t>=640, conf=0.25）评估，真实指标汇总如下：</w:t>
       </w:r>
     </w:p>
     <w:tbl>
@@ -8288,14 +7076,7 @@
                 <w:rFonts w:ascii="宋体" w:eastAsia="宋体" w:hAnsi="宋体"/>
                 <w:sz w:val="16"/>
               </w:rPr>
-              <w:t xml:space="preserve">E6 8ep </w:t>
-            </w:r>
-            <w:r>
-              <w:rPr>
-                <w:rFonts w:ascii="宋体" w:eastAsia="宋体" w:hAnsi="宋体"/>
-                <w:sz w:val="16"/>
-              </w:rPr>
-              <w:t>合并集</w:t>
+              <w:t>E6 8ep 合并集</w:t>
             </w:r>
           </w:p>
         </w:tc>
@@ -8759,39 +7540,25 @@
           <w:color w:val="666666"/>
           <w:sz w:val="17"/>
         </w:rPr>
-        <w:t>图</w:t>
-      </w:r>
+        <w:t>图8 七组模型测试</w:t>
+      </w:r>
+      <w:proofErr w:type="gramStart"/>
       <w:r>
         <w:rPr>
           <w:rFonts w:ascii="宋体" w:eastAsia="宋体" w:hAnsi="宋体"/>
           <w:color w:val="666666"/>
           <w:sz w:val="17"/>
         </w:rPr>
-        <w:t xml:space="preserve">8 </w:t>
-      </w:r>
+        <w:t>集指标</w:t>
+      </w:r>
+      <w:proofErr w:type="gramEnd"/>
       <w:r>
         <w:rPr>
           <w:rFonts w:ascii="宋体" w:eastAsia="宋体" w:hAnsi="宋体"/>
           <w:color w:val="666666"/>
           <w:sz w:val="17"/>
         </w:rPr>
-        <w:t>七组模型测试集指标对比（真实</w:t>
-      </w:r>
-      <w:r>
-        <w:rPr>
-          <w:rFonts w:ascii="宋体" w:eastAsia="宋体" w:hAnsi="宋体"/>
-          <w:color w:val="666666"/>
-          <w:sz w:val="17"/>
-        </w:rPr>
-        <w:t xml:space="preserve"> JSON </w:t>
-      </w:r>
-      <w:r>
-        <w:rPr>
-          <w:rFonts w:ascii="宋体" w:eastAsia="宋体" w:hAnsi="宋体"/>
-          <w:color w:val="666666"/>
-          <w:sz w:val="17"/>
-        </w:rPr>
-        <w:t>结果可视化）</w:t>
+        <w:t>对比（真实 JSON 结果可视化）</w:t>
       </w:r>
     </w:p>
     <w:p>
@@ -8824,98 +7591,7 @@
           <w:rFonts w:ascii="宋体" w:eastAsia="宋体" w:hAnsi="宋体"/>
           <w:sz w:val="19"/>
         </w:rPr>
-        <w:t>模型</w:t>
-      </w:r>
-      <w:r>
-        <w:rPr>
-          <w:rFonts w:ascii="宋体" w:eastAsia="宋体" w:hAnsi="宋体"/>
-          <w:sz w:val="19"/>
-        </w:rPr>
-        <w:t>1 YOLOv8n smoke</w:t>
-      </w:r>
-      <w:r>
-        <w:rPr>
-          <w:rFonts w:ascii="宋体" w:eastAsia="宋体" w:hAnsi="宋体"/>
-          <w:sz w:val="19"/>
-        </w:rPr>
-        <w:t>：轻量基线</w:t>
-      </w:r>
-      <w:r>
-        <w:rPr>
-          <w:rFonts w:ascii="宋体" w:eastAsia="宋体" w:hAnsi="宋体"/>
-          <w:sz w:val="19"/>
-        </w:rPr>
-        <w:t xml:space="preserve"> 1 </w:t>
-      </w:r>
-      <w:r>
-        <w:rPr>
-          <w:rFonts w:ascii="宋体" w:eastAsia="宋体" w:hAnsi="宋体"/>
-          <w:sz w:val="19"/>
-        </w:rPr>
-        <w:t>轮流程验证：</w:t>
-      </w:r>
-      <w:r>
-        <w:rPr>
-          <w:rFonts w:ascii="宋体" w:eastAsia="宋体" w:hAnsi="宋体"/>
-          <w:sz w:val="19"/>
-        </w:rPr>
-        <w:t>Precision 0.6844</w:t>
-      </w:r>
-      <w:r>
-        <w:rPr>
-          <w:rFonts w:ascii="宋体" w:eastAsia="宋体" w:hAnsi="宋体"/>
-          <w:sz w:val="19"/>
-        </w:rPr>
-        <w:t>、</w:t>
-      </w:r>
-      <w:r>
-        <w:rPr>
-          <w:rFonts w:ascii="宋体" w:eastAsia="宋体" w:hAnsi="宋体"/>
-          <w:sz w:val="19"/>
-        </w:rPr>
-        <w:t>Recall 0.3074</w:t>
-      </w:r>
-      <w:r>
-        <w:rPr>
-          <w:rFonts w:ascii="宋体" w:eastAsia="宋体" w:hAnsi="宋体"/>
-          <w:sz w:val="19"/>
-        </w:rPr>
-        <w:t>、</w:t>
-      </w:r>
-      <w:r>
-        <w:rPr>
-          <w:rFonts w:ascii="宋体" w:eastAsia="宋体" w:hAnsi="宋体"/>
-          <w:sz w:val="19"/>
-        </w:rPr>
-        <w:t xml:space="preserve">mAP@0.5 </w:t>
-      </w:r>
-      <w:r>
-        <w:rPr>
-          <w:rFonts w:ascii="宋体" w:eastAsia="宋体" w:hAnsi="宋体"/>
-          <w:sz w:val="19"/>
-        </w:rPr>
-        <w:t>0.2970</w:t>
-      </w:r>
-      <w:r>
-        <w:rPr>
-          <w:rFonts w:ascii="宋体" w:eastAsia="宋体" w:hAnsi="宋体"/>
-          <w:sz w:val="19"/>
-        </w:rPr>
-        <w:t>，证明训练</w:t>
-      </w:r>
-      <w:r>
-        <w:rPr>
-          <w:rFonts w:ascii="宋体" w:eastAsia="宋体" w:hAnsi="宋体"/>
-          <w:sz w:val="19"/>
-        </w:rPr>
-        <w:t>-</w:t>
-      </w:r>
-      <w:r>
-        <w:rPr>
-          <w:rFonts w:ascii="宋体" w:eastAsia="宋体" w:hAnsi="宋体"/>
-          <w:sz w:val="19"/>
-        </w:rPr>
-        <w:t>评估链路可用，但召回严重不足，不具备部署价值。</w:t>
+        <w:t>模型1 YOLOv8n smoke：轻量基线 1 轮流程验证：Precision 0.6844、Recall 0.3074、mAP@0.5 0.2970，证明训练-评估链路可用，但召回严重不足，不具备部署价值。</w:t>
       </w:r>
     </w:p>
     <w:p/>
@@ -8949,77 +7625,7 @@
           <w:rFonts w:ascii="宋体" w:eastAsia="宋体" w:hAnsi="宋体"/>
           <w:sz w:val="19"/>
         </w:rPr>
-        <w:t>模型</w:t>
-      </w:r>
-      <w:r>
-        <w:rPr>
-          <w:rFonts w:ascii="宋体" w:eastAsia="宋体" w:hAnsi="宋体"/>
-          <w:sz w:val="19"/>
-        </w:rPr>
-        <w:t>2 YOLOv8s smoke</w:t>
-      </w:r>
-      <w:r>
-        <w:rPr>
-          <w:rFonts w:ascii="宋体" w:eastAsia="宋体" w:hAnsi="宋体"/>
-          <w:sz w:val="19"/>
-        </w:rPr>
-        <w:t>：同轮数换更大容量：</w:t>
-      </w:r>
-      <w:r>
-        <w:rPr>
-          <w:rFonts w:ascii="宋体" w:eastAsia="宋体" w:hAnsi="宋体"/>
-          <w:sz w:val="19"/>
-        </w:rPr>
-        <w:t xml:space="preserve">mAP@0.5 </w:t>
-      </w:r>
-      <w:r>
-        <w:rPr>
-          <w:rFonts w:ascii="宋体" w:eastAsia="宋体" w:hAnsi="宋体"/>
-          <w:sz w:val="19"/>
-        </w:rPr>
-        <w:t>由</w:t>
-      </w:r>
-      <w:r>
-        <w:rPr>
-          <w:rFonts w:ascii="宋体" w:eastAsia="宋体" w:hAnsi="宋体"/>
-          <w:sz w:val="19"/>
-        </w:rPr>
-        <w:t xml:space="preserve"> 0.2970 </w:t>
-      </w:r>
-      <w:r>
-        <w:rPr>
-          <w:rFonts w:ascii="宋体" w:eastAsia="宋体" w:hAnsi="宋体"/>
-          <w:sz w:val="19"/>
-        </w:rPr>
-        <w:t>提升至</w:t>
-      </w:r>
-      <w:r>
-        <w:rPr>
-          <w:rFonts w:ascii="宋体" w:eastAsia="宋体" w:hAnsi="宋体"/>
-          <w:sz w:val="19"/>
-        </w:rPr>
-        <w:t xml:space="preserve"> 0.3771</w:t>
-      </w:r>
-      <w:r>
-        <w:rPr>
-          <w:rFonts w:ascii="宋体" w:eastAsia="宋体" w:hAnsi="宋体"/>
-          <w:sz w:val="19"/>
-        </w:rPr>
-        <w:t>，验证模型容量对检测能力的贡献，确立</w:t>
-      </w:r>
-      <w:r>
-        <w:rPr>
-          <w:rFonts w:ascii="宋体" w:eastAsia="宋体" w:hAnsi="宋体"/>
-          <w:sz w:val="19"/>
-        </w:rPr>
-        <w:t xml:space="preserve"> YOLOv8s </w:t>
-      </w:r>
-      <w:r>
-        <w:rPr>
-          <w:rFonts w:ascii="宋体" w:eastAsia="宋体" w:hAnsi="宋体"/>
-          <w:sz w:val="19"/>
-        </w:rPr>
-        <w:t>为后续主模型。</w:t>
+        <w:t>模型2 YOLOv8s smoke：同轮数换更大容量：mAP@0.5 由 0.2970 提升至 0.3771，验证模型容量对检测能力的贡献，确立 YOLOv8s 为后续主模型。</w:t>
       </w:r>
     </w:p>
     <w:p/>
@@ -9053,119 +7659,7 @@
           <w:rFonts w:ascii="宋体" w:eastAsia="宋体" w:hAnsi="宋体"/>
           <w:sz w:val="19"/>
         </w:rPr>
-        <w:t>模型</w:t>
-      </w:r>
-      <w:r>
-        <w:rPr>
-          <w:rFonts w:ascii="宋体" w:eastAsia="宋体" w:hAnsi="宋体"/>
-          <w:sz w:val="19"/>
-        </w:rPr>
-        <w:t>3 YOLOv8s 5ep</w:t>
-      </w:r>
-      <w:r>
-        <w:rPr>
-          <w:rFonts w:ascii="宋体" w:eastAsia="宋体" w:hAnsi="宋体"/>
-          <w:sz w:val="19"/>
-        </w:rPr>
-        <w:t>：数据扩充到</w:t>
-      </w:r>
-      <w:r>
-        <w:rPr>
-          <w:rFonts w:ascii="宋体" w:eastAsia="宋体" w:hAnsi="宋体"/>
-          <w:sz w:val="19"/>
-        </w:rPr>
-        <w:t xml:space="preserve"> 9,515 </w:t>
-      </w:r>
-      <w:r>
-        <w:rPr>
-          <w:rFonts w:ascii="宋体" w:eastAsia="宋体" w:hAnsi="宋体"/>
-          <w:sz w:val="19"/>
-        </w:rPr>
-        <w:t>张后</w:t>
-      </w:r>
-      <w:r>
-        <w:rPr>
-          <w:rFonts w:ascii="宋体" w:eastAsia="宋体" w:hAnsi="宋体"/>
-          <w:sz w:val="19"/>
-        </w:rPr>
-        <w:t xml:space="preserve"> 5 </w:t>
-      </w:r>
-      <w:r>
-        <w:rPr>
-          <w:rFonts w:ascii="宋体" w:eastAsia="宋体" w:hAnsi="宋体"/>
-          <w:sz w:val="19"/>
-        </w:rPr>
-        <w:t>轮训练：</w:t>
-      </w:r>
-      <w:r>
-        <w:rPr>
-          <w:rFonts w:ascii="宋体" w:eastAsia="宋体" w:hAnsi="宋体"/>
-          <w:sz w:val="19"/>
-        </w:rPr>
-        <w:t xml:space="preserve">Recall </w:t>
-      </w:r>
-      <w:r>
-        <w:rPr>
-          <w:rFonts w:ascii="宋体" w:eastAsia="宋体" w:hAnsi="宋体"/>
-          <w:sz w:val="19"/>
-        </w:rPr>
-        <w:t>从</w:t>
-      </w:r>
-      <w:r>
-        <w:rPr>
-          <w:rFonts w:ascii="宋体" w:eastAsia="宋体" w:hAnsi="宋体"/>
-          <w:sz w:val="19"/>
-        </w:rPr>
-        <w:t xml:space="preserve"> 0.3208 </w:t>
-      </w:r>
-      <w:r>
-        <w:rPr>
-          <w:rFonts w:ascii="宋体" w:eastAsia="宋体" w:hAnsi="宋体"/>
-          <w:sz w:val="19"/>
-        </w:rPr>
-        <w:t>跃升至</w:t>
-      </w:r>
-      <w:r>
-        <w:rPr>
-          <w:rFonts w:ascii="宋体" w:eastAsia="宋体" w:hAnsi="宋体"/>
-          <w:sz w:val="19"/>
-        </w:rPr>
-        <w:t xml:space="preserve"> 0.5297</w:t>
-      </w:r>
-      <w:r>
-        <w:rPr>
-          <w:rFonts w:ascii="宋体" w:eastAsia="宋体" w:hAnsi="宋体"/>
-          <w:sz w:val="19"/>
-        </w:rPr>
-        <w:t>，</w:t>
-      </w:r>
-      <w:r>
-        <w:rPr>
-          <w:rFonts w:ascii="宋体" w:eastAsia="宋体" w:hAnsi="宋体"/>
-          <w:sz w:val="19"/>
-        </w:rPr>
-        <w:t xml:space="preserve">mAP@0.5 </w:t>
-      </w:r>
-      <w:r>
-        <w:rPr>
-          <w:rFonts w:ascii="宋体" w:eastAsia="宋体" w:hAnsi="宋体"/>
-          <w:sz w:val="19"/>
-        </w:rPr>
-        <w:t>达</w:t>
-      </w:r>
-      <w:r>
-        <w:rPr>
-          <w:rFonts w:ascii="宋体" w:eastAsia="宋体" w:hAnsi="宋体"/>
-          <w:sz w:val="19"/>
-        </w:rPr>
-        <w:t xml:space="preserve"> 0.5939</w:t>
-      </w:r>
-      <w:r>
-        <w:rPr>
-          <w:rFonts w:ascii="宋体" w:eastAsia="宋体" w:hAnsi="宋体"/>
-          <w:sz w:val="19"/>
-        </w:rPr>
-        <w:t>，数据规模是本轮最大收益来源。</w:t>
+        <w:t>模型3 YOLOv8s 5ep：数据扩充到 9,515 张后 5 轮训练：Recall 从 0.3208 跃升至 0.5297，mAP@0.5 达 0.5939，数据规模是本轮最大收益来源。</w:t>
       </w:r>
     </w:p>
     <w:p>
@@ -9179,23 +7673,93 @@
           <w:b/>
           <w:sz w:val="22"/>
         </w:rPr>
-        <w:t>模型</w:t>
-      </w:r>
+        <w:t>模型4：</w:t>
+      </w:r>
+    </w:p>
+    <w:p>
+      <w:pPr>
+        <w:spacing w:after="60" w:line="288" w:lineRule="auto"/>
+        <w:jc w:val="left"/>
+      </w:pPr>
+      <w:r>
+        <w:rPr>
+          <w:rFonts w:ascii="宋体" w:eastAsia="宋体" w:hAnsi="宋体"/>
+          <w:sz w:val="19"/>
+        </w:rPr>
+        <w:t>模型4 YOLOv8s 10ep：</w:t>
+      </w:r>
+      <w:proofErr w:type="gramStart"/>
+      <w:r>
+        <w:rPr>
+          <w:rFonts w:ascii="宋体" w:eastAsia="宋体" w:hAnsi="宋体"/>
+          <w:sz w:val="19"/>
+        </w:rPr>
+        <w:t>同数据</w:t>
+      </w:r>
+      <w:proofErr w:type="gramEnd"/>
+      <w:r>
+        <w:rPr>
+          <w:rFonts w:ascii="宋体" w:eastAsia="宋体" w:hAnsi="宋体"/>
+          <w:sz w:val="19"/>
+        </w:rPr>
+        <w:t xml:space="preserve">加倍轮数：Precision 提升至 0.8361、mAP@0.5 0.6616；另做 </w:t>
+      </w:r>
+      <w:proofErr w:type="spellStart"/>
+      <w:r>
+        <w:rPr>
+          <w:rFonts w:ascii="宋体" w:eastAsia="宋体" w:hAnsi="宋体"/>
+          <w:sz w:val="19"/>
+        </w:rPr>
+        <w:t>imgsz</w:t>
+      </w:r>
+      <w:proofErr w:type="spellEnd"/>
+      <w:r>
+        <w:rPr>
+          <w:rFonts w:ascii="宋体" w:eastAsia="宋体" w:hAnsi="宋体"/>
+          <w:sz w:val="19"/>
+        </w:rPr>
+        <w:t>=1280 同权重对照评估，小目标召回进一步改善，说明分辨率与轮数在不同维度上互补。</w:t>
+      </w:r>
+    </w:p>
+    <w:p>
+      <w:pPr>
+        <w:keepNext/>
+        <w:spacing w:before="80" w:after="60"/>
+      </w:pPr>
       <w:r>
         <w:rPr>
           <w:rFonts w:ascii="宋体" w:eastAsia="宋体" w:hAnsi="宋体"/>
           <w:b/>
           <w:sz w:val="22"/>
         </w:rPr>
-        <w:t>4</w:t>
-      </w:r>
+        <w:t>模型5：</w:t>
+      </w:r>
+    </w:p>
+    <w:p>
+      <w:pPr>
+        <w:spacing w:after="60" w:line="288" w:lineRule="auto"/>
+        <w:jc w:val="left"/>
+      </w:pPr>
+      <w:r>
+        <w:rPr>
+          <w:rFonts w:ascii="宋体" w:eastAsia="宋体" w:hAnsi="宋体"/>
+          <w:sz w:val="19"/>
+        </w:rPr>
+        <w:t>模型5 (E6) 8ep 合并集：并入 Kaggle PPE 并去重后 8 轮精调：F1 达 0.7266、mAP@0.5 0.7151，综合最优的历史版本，曾作为部署模型。</w:t>
+      </w:r>
+    </w:p>
+    <w:p>
+      <w:pPr>
+        <w:keepNext/>
+        <w:spacing w:before="80" w:after="60"/>
+      </w:pPr>
       <w:r>
         <w:rPr>
           <w:rFonts w:ascii="宋体" w:eastAsia="宋体" w:hAnsi="宋体"/>
           <w:b/>
           <w:sz w:val="22"/>
         </w:rPr>
-        <w:t>：</w:t>
+        <w:t>模型6：</w:t>
       </w:r>
     </w:p>
     <w:p>
@@ -9208,84 +7772,55 @@
           <w:rFonts w:ascii="宋体" w:eastAsia="宋体" w:hAnsi="宋体"/>
           <w:sz w:val="19"/>
         </w:rPr>
-        <w:t>模型</w:t>
-      </w:r>
+        <w:t xml:space="preserve">模型6 (E7) 12ep hardcase（当前部署）：合并集追加 </w:t>
+      </w:r>
+      <w:proofErr w:type="spellStart"/>
       <w:r>
         <w:rPr>
           <w:rFonts w:ascii="宋体" w:eastAsia="宋体" w:hAnsi="宋体"/>
           <w:sz w:val="19"/>
         </w:rPr>
-        <w:t xml:space="preserve">4 YOLOv8s </w:t>
-      </w:r>
+        <w:t>hard_cases</w:t>
+      </w:r>
+      <w:proofErr w:type="spellEnd"/>
       <w:r>
         <w:rPr>
           <w:rFonts w:ascii="宋体" w:eastAsia="宋体" w:hAnsi="宋体"/>
           <w:sz w:val="19"/>
         </w:rPr>
-        <w:t>10ep</w:t>
-      </w:r>
+        <w:t xml:space="preserve"> 定向增强再精调 12 轮：Recall 0.6620、mAP@0.5 0.7200 为全组最高，helmet Recall 由 0.4353 提升至 0.4548，通过</w:t>
+      </w:r>
+      <w:proofErr w:type="gramStart"/>
       <w:r>
         <w:rPr>
           <w:rFonts w:ascii="宋体" w:eastAsia="宋体" w:hAnsi="宋体"/>
           <w:sz w:val="19"/>
         </w:rPr>
-        <w:t>：同数据加倍轮数：</w:t>
-      </w:r>
+        <w:t>三图两视频</w:t>
+      </w:r>
+      <w:proofErr w:type="gramEnd"/>
       <w:r>
         <w:rPr>
           <w:rFonts w:ascii="宋体" w:eastAsia="宋体" w:hAnsi="宋体"/>
           <w:sz w:val="19"/>
         </w:rPr>
-        <w:t xml:space="preserve">Precision </w:t>
-      </w:r>
+        <w:t>定向回归门禁</w:t>
+      </w:r>
+      <w:proofErr w:type="gramStart"/>
       <w:r>
         <w:rPr>
           <w:rFonts w:ascii="宋体" w:eastAsia="宋体" w:hAnsi="宋体"/>
           <w:sz w:val="19"/>
         </w:rPr>
-        <w:t>提升至</w:t>
-      </w:r>
+        <w:t>后部署</w:t>
+      </w:r>
+      <w:proofErr w:type="gramEnd"/>
       <w:r>
         <w:rPr>
           <w:rFonts w:ascii="宋体" w:eastAsia="宋体" w:hAnsi="宋体"/>
           <w:sz w:val="19"/>
         </w:rPr>
-        <w:t xml:space="preserve"> 0.8361</w:t>
-      </w:r>
-      <w:r>
-        <w:rPr>
-          <w:rFonts w:ascii="宋体" w:eastAsia="宋体" w:hAnsi="宋体"/>
-          <w:sz w:val="19"/>
-        </w:rPr>
-        <w:t>、</w:t>
-      </w:r>
-      <w:r>
-        <w:rPr>
-          <w:rFonts w:ascii="宋体" w:eastAsia="宋体" w:hAnsi="宋体"/>
-          <w:sz w:val="19"/>
-        </w:rPr>
-        <w:t>mAP@0.5 0.6616</w:t>
-      </w:r>
-      <w:r>
-        <w:rPr>
-          <w:rFonts w:ascii="宋体" w:eastAsia="宋体" w:hAnsi="宋体"/>
-          <w:sz w:val="19"/>
-        </w:rPr>
-        <w:t>；另做</w:t>
-      </w:r>
-      <w:r>
-        <w:rPr>
-          <w:rFonts w:ascii="宋体" w:eastAsia="宋体" w:hAnsi="宋体"/>
-          <w:sz w:val="19"/>
-        </w:rPr>
-        <w:t xml:space="preserve"> imgsz=1280 </w:t>
-      </w:r>
-      <w:r>
-        <w:rPr>
-          <w:rFonts w:ascii="宋体" w:eastAsia="宋体" w:hAnsi="宋体"/>
-          <w:sz w:val="19"/>
-        </w:rPr>
-        <w:t>同权重对照评估，小目标召回进一步改善，说明分辨率与轮数在不同维度上互补。</w:t>
+        <w:t>上线。</w:t>
       </w:r>
     </w:p>
     <w:p>
@@ -9299,23 +7834,7 @@
           <w:b/>
           <w:sz w:val="22"/>
         </w:rPr>
-        <w:t>模型</w:t>
-      </w:r>
-      <w:r>
-        <w:rPr>
-          <w:rFonts w:ascii="宋体" w:eastAsia="宋体" w:hAnsi="宋体"/>
-          <w:b/>
-          <w:sz w:val="22"/>
-        </w:rPr>
-        <w:t>5</w:t>
-      </w:r>
-      <w:r>
-        <w:rPr>
-          <w:rFonts w:ascii="宋体" w:eastAsia="宋体" w:hAnsi="宋体"/>
-          <w:b/>
-          <w:sz w:val="22"/>
-        </w:rPr>
-        <w:t>：</w:t>
+        <w:t>模型7：</w:t>
       </w:r>
     </w:p>
     <w:p>
@@ -9328,436 +7847,23 @@
           <w:rFonts w:ascii="宋体" w:eastAsia="宋体" w:hAnsi="宋体"/>
           <w:sz w:val="19"/>
         </w:rPr>
-        <w:t>模型</w:t>
-      </w:r>
+        <w:t>模型7 (E8) 30ep video150（候选）：追加 150 张</w:t>
+      </w:r>
+      <w:proofErr w:type="gramStart"/>
       <w:r>
         <w:rPr>
           <w:rFonts w:ascii="宋体" w:eastAsia="宋体" w:hAnsi="宋体"/>
           <w:sz w:val="19"/>
         </w:rPr>
-        <w:t xml:space="preserve">5 (E6) 8ep </w:t>
-      </w:r>
+        <w:t>视频抽帧并</w:t>
+      </w:r>
+      <w:proofErr w:type="gramEnd"/>
       <w:r>
         <w:rPr>
           <w:rFonts w:ascii="宋体" w:eastAsia="宋体" w:hAnsi="宋体"/>
           <w:sz w:val="19"/>
         </w:rPr>
-        <w:t>合并集：并入</w:t>
-      </w:r>
-      <w:r>
-        <w:rPr>
-          <w:rFonts w:ascii="宋体" w:eastAsia="宋体" w:hAnsi="宋体"/>
-          <w:sz w:val="19"/>
-        </w:rPr>
-        <w:t xml:space="preserve"> Kaggle PPE </w:t>
-      </w:r>
-      <w:r>
-        <w:rPr>
-          <w:rFonts w:ascii="宋体" w:eastAsia="宋体" w:hAnsi="宋体"/>
-          <w:sz w:val="19"/>
-        </w:rPr>
-        <w:t>并去重后</w:t>
-      </w:r>
-      <w:r>
-        <w:rPr>
-          <w:rFonts w:ascii="宋体" w:eastAsia="宋体" w:hAnsi="宋体"/>
-          <w:sz w:val="19"/>
-        </w:rPr>
-        <w:t xml:space="preserve"> 8 </w:t>
-      </w:r>
-      <w:r>
-        <w:rPr>
-          <w:rFonts w:ascii="宋体" w:eastAsia="宋体" w:hAnsi="宋体"/>
-          <w:sz w:val="19"/>
-        </w:rPr>
-        <w:t>轮精调：</w:t>
-      </w:r>
-      <w:r>
-        <w:rPr>
-          <w:rFonts w:ascii="宋体" w:eastAsia="宋体" w:hAnsi="宋体"/>
-          <w:sz w:val="19"/>
-        </w:rPr>
-        <w:t xml:space="preserve">F1 </w:t>
-      </w:r>
-      <w:r>
-        <w:rPr>
-          <w:rFonts w:ascii="宋体" w:eastAsia="宋体" w:hAnsi="宋体"/>
-          <w:sz w:val="19"/>
-        </w:rPr>
-        <w:t>达</w:t>
-      </w:r>
-      <w:r>
-        <w:rPr>
-          <w:rFonts w:ascii="宋体" w:eastAsia="宋体" w:hAnsi="宋体"/>
-          <w:sz w:val="19"/>
-        </w:rPr>
-        <w:t xml:space="preserve"> 0.7266</w:t>
-      </w:r>
-      <w:r>
-        <w:rPr>
-          <w:rFonts w:ascii="宋体" w:eastAsia="宋体" w:hAnsi="宋体"/>
-          <w:sz w:val="19"/>
-        </w:rPr>
-        <w:t>、</w:t>
-      </w:r>
-      <w:r>
-        <w:rPr>
-          <w:rFonts w:ascii="宋体" w:eastAsia="宋体" w:hAnsi="宋体"/>
-          <w:sz w:val="19"/>
-        </w:rPr>
-        <w:t>mAP@0.5 0.7151</w:t>
-      </w:r>
-      <w:r>
-        <w:rPr>
-          <w:rFonts w:ascii="宋体" w:eastAsia="宋体" w:hAnsi="宋体"/>
-          <w:sz w:val="19"/>
-        </w:rPr>
-        <w:t>，综合最优的历史版本，曾作为部署模型。</w:t>
-      </w:r>
-    </w:p>
-    <w:p>
-      <w:pPr>
-        <w:keepNext/>
-        <w:spacing w:before="80" w:after="60"/>
-      </w:pPr>
-      <w:r>
-        <w:rPr>
-          <w:rFonts w:ascii="宋体" w:eastAsia="宋体" w:hAnsi="宋体"/>
-          <w:b/>
-          <w:sz w:val="22"/>
-        </w:rPr>
-        <w:t>模型</w:t>
-      </w:r>
-      <w:r>
-        <w:rPr>
-          <w:rFonts w:ascii="宋体" w:eastAsia="宋体" w:hAnsi="宋体"/>
-          <w:b/>
-          <w:sz w:val="22"/>
-        </w:rPr>
-        <w:t>6</w:t>
-      </w:r>
-      <w:r>
-        <w:rPr>
-          <w:rFonts w:ascii="宋体" w:eastAsia="宋体" w:hAnsi="宋体"/>
-          <w:b/>
-          <w:sz w:val="22"/>
-        </w:rPr>
-        <w:t>：</w:t>
-      </w:r>
-    </w:p>
-    <w:p>
-      <w:pPr>
-        <w:spacing w:after="60" w:line="288" w:lineRule="auto"/>
-        <w:jc w:val="left"/>
-      </w:pPr>
-      <w:r>
-        <w:rPr>
-          <w:rFonts w:ascii="宋体" w:eastAsia="宋体" w:hAnsi="宋体"/>
-          <w:sz w:val="19"/>
-        </w:rPr>
-        <w:t>模型</w:t>
-      </w:r>
-      <w:r>
-        <w:rPr>
-          <w:rFonts w:ascii="宋体" w:eastAsia="宋体" w:hAnsi="宋体"/>
-          <w:sz w:val="19"/>
-        </w:rPr>
-        <w:t>6 (E7) 12ep hardcase</w:t>
-      </w:r>
-      <w:r>
-        <w:rPr>
-          <w:rFonts w:ascii="宋体" w:eastAsia="宋体" w:hAnsi="宋体"/>
-          <w:sz w:val="19"/>
-        </w:rPr>
-        <w:t>（当前部署）：合并集追加</w:t>
-      </w:r>
-      <w:r>
-        <w:rPr>
-          <w:rFonts w:ascii="宋体" w:eastAsia="宋体" w:hAnsi="宋体"/>
-          <w:sz w:val="19"/>
-        </w:rPr>
-        <w:t xml:space="preserve"> hard_cases </w:t>
-      </w:r>
-      <w:r>
-        <w:rPr>
-          <w:rFonts w:ascii="宋体" w:eastAsia="宋体" w:hAnsi="宋体"/>
-          <w:sz w:val="19"/>
-        </w:rPr>
-        <w:t>定向增强再精调</w:t>
-      </w:r>
-      <w:r>
-        <w:rPr>
-          <w:rFonts w:ascii="宋体" w:eastAsia="宋体" w:hAnsi="宋体"/>
-          <w:sz w:val="19"/>
-        </w:rPr>
-        <w:t xml:space="preserve"> 12 </w:t>
-      </w:r>
-      <w:r>
-        <w:rPr>
-          <w:rFonts w:ascii="宋体" w:eastAsia="宋体" w:hAnsi="宋体"/>
-          <w:sz w:val="19"/>
-        </w:rPr>
-        <w:t>轮：</w:t>
-      </w:r>
-      <w:r>
-        <w:rPr>
-          <w:rFonts w:ascii="宋体" w:eastAsia="宋体" w:hAnsi="宋体"/>
-          <w:sz w:val="19"/>
-        </w:rPr>
-        <w:t>Recall 0.6620</w:t>
-      </w:r>
-      <w:r>
-        <w:rPr>
-          <w:rFonts w:ascii="宋体" w:eastAsia="宋体" w:hAnsi="宋体"/>
-          <w:sz w:val="19"/>
-        </w:rPr>
-        <w:t>、</w:t>
-      </w:r>
-      <w:r>
-        <w:rPr>
-          <w:rFonts w:ascii="宋体" w:eastAsia="宋体" w:hAnsi="宋体"/>
-          <w:sz w:val="19"/>
-        </w:rPr>
-        <w:t xml:space="preserve">mAP@0.5 0.7200 </w:t>
-      </w:r>
-      <w:r>
-        <w:rPr>
-          <w:rFonts w:ascii="宋体" w:eastAsia="宋体" w:hAnsi="宋体"/>
-          <w:sz w:val="19"/>
-        </w:rPr>
-        <w:t>为全组最高，</w:t>
-      </w:r>
-      <w:r>
-        <w:rPr>
-          <w:rFonts w:ascii="宋体" w:eastAsia="宋体" w:hAnsi="宋体"/>
-          <w:sz w:val="19"/>
-        </w:rPr>
-        <w:t xml:space="preserve">helmet Recall </w:t>
-      </w:r>
-      <w:r>
-        <w:rPr>
-          <w:rFonts w:ascii="宋体" w:eastAsia="宋体" w:hAnsi="宋体"/>
-          <w:sz w:val="19"/>
-        </w:rPr>
-        <w:t>由</w:t>
-      </w:r>
-      <w:r>
-        <w:rPr>
-          <w:rFonts w:ascii="宋体" w:eastAsia="宋体" w:hAnsi="宋体"/>
-          <w:sz w:val="19"/>
-        </w:rPr>
-        <w:t xml:space="preserve"> 0.4353 </w:t>
-      </w:r>
-      <w:r>
-        <w:rPr>
-          <w:rFonts w:ascii="宋体" w:eastAsia="宋体" w:hAnsi="宋体"/>
-          <w:sz w:val="19"/>
-        </w:rPr>
-        <w:t>提升至</w:t>
-      </w:r>
-      <w:r>
-        <w:rPr>
-          <w:rFonts w:ascii="宋体" w:eastAsia="宋体" w:hAnsi="宋体"/>
-          <w:sz w:val="19"/>
-        </w:rPr>
-        <w:t xml:space="preserve"> 0.4548</w:t>
-      </w:r>
-      <w:r>
-        <w:rPr>
-          <w:rFonts w:ascii="宋体" w:eastAsia="宋体" w:hAnsi="宋体"/>
-          <w:sz w:val="19"/>
-        </w:rPr>
-        <w:t>，通过三图两视频定向回归门禁后部署上线。</w:t>
-      </w:r>
-    </w:p>
-    <w:p>
-      <w:pPr>
-        <w:keepNext/>
-        <w:spacing w:before="80" w:after="60"/>
-      </w:pPr>
-      <w:r>
-        <w:rPr>
-          <w:rFonts w:ascii="宋体" w:eastAsia="宋体" w:hAnsi="宋体"/>
-          <w:b/>
-          <w:sz w:val="22"/>
-        </w:rPr>
-        <w:t>模型</w:t>
-      </w:r>
-      <w:r>
-        <w:rPr>
-          <w:rFonts w:ascii="宋体" w:eastAsia="宋体" w:hAnsi="宋体"/>
-          <w:b/>
-          <w:sz w:val="22"/>
-        </w:rPr>
-        <w:t>7</w:t>
-      </w:r>
-      <w:r>
-        <w:rPr>
-          <w:rFonts w:ascii="宋体" w:eastAsia="宋体" w:hAnsi="宋体"/>
-          <w:b/>
-          <w:sz w:val="22"/>
-        </w:rPr>
-        <w:t>：</w:t>
-      </w:r>
-    </w:p>
-    <w:p>
-      <w:pPr>
-        <w:spacing w:after="60" w:line="288" w:lineRule="auto"/>
-        <w:jc w:val="left"/>
-      </w:pPr>
-      <w:r>
-        <w:rPr>
-          <w:rFonts w:ascii="宋体" w:eastAsia="宋体" w:hAnsi="宋体"/>
-          <w:sz w:val="19"/>
-        </w:rPr>
-        <w:t>模型</w:t>
-      </w:r>
-      <w:r>
-        <w:rPr>
-          <w:rFonts w:ascii="宋体" w:eastAsia="宋体" w:hAnsi="宋体"/>
-          <w:sz w:val="19"/>
-        </w:rPr>
-        <w:t>7 (E8) 30ep video150</w:t>
-      </w:r>
-      <w:r>
-        <w:rPr>
-          <w:rFonts w:ascii="宋体" w:eastAsia="宋体" w:hAnsi="宋体"/>
-          <w:sz w:val="19"/>
-        </w:rPr>
-        <w:t>（候选）：追加</w:t>
-      </w:r>
-      <w:r>
-        <w:rPr>
-          <w:rFonts w:ascii="宋体" w:eastAsia="宋体" w:hAnsi="宋体"/>
-          <w:sz w:val="19"/>
-        </w:rPr>
-        <w:t xml:space="preserve"> 150 </w:t>
-      </w:r>
-      <w:r>
-        <w:rPr>
-          <w:rFonts w:ascii="宋体" w:eastAsia="宋体" w:hAnsi="宋体"/>
-          <w:sz w:val="19"/>
-        </w:rPr>
-        <w:t>张视频抽帧并训练</w:t>
-      </w:r>
-      <w:r>
-        <w:rPr>
-          <w:rFonts w:ascii="宋体" w:eastAsia="宋体" w:hAnsi="宋体"/>
-          <w:sz w:val="19"/>
-        </w:rPr>
-        <w:t xml:space="preserve"> 30 </w:t>
-      </w:r>
-      <w:r>
-        <w:rPr>
-          <w:rFonts w:ascii="宋体" w:eastAsia="宋体" w:hAnsi="宋体"/>
-          <w:sz w:val="19"/>
-        </w:rPr>
-        <w:t>轮：</w:t>
-      </w:r>
-      <w:r>
-        <w:rPr>
-          <w:rFonts w:ascii="宋体" w:eastAsia="宋体" w:hAnsi="宋体"/>
-          <w:sz w:val="19"/>
-        </w:rPr>
-        <w:t xml:space="preserve">Recall </w:t>
-      </w:r>
-      <w:r>
-        <w:rPr>
-          <w:rFonts w:ascii="宋体" w:eastAsia="宋体" w:hAnsi="宋体"/>
-          <w:sz w:val="19"/>
-        </w:rPr>
-        <w:t>再升至</w:t>
-      </w:r>
-      <w:r>
-        <w:rPr>
-          <w:rFonts w:ascii="宋体" w:eastAsia="宋体" w:hAnsi="宋体"/>
-          <w:sz w:val="19"/>
-        </w:rPr>
-        <w:t xml:space="preserve"> 0.6732</w:t>
-      </w:r>
-      <w:r>
-        <w:rPr>
-          <w:rFonts w:ascii="宋体" w:eastAsia="宋体" w:hAnsi="宋体"/>
-          <w:sz w:val="19"/>
-        </w:rPr>
-        <w:t>、</w:t>
-      </w:r>
-      <w:r>
-        <w:rPr>
-          <w:rFonts w:ascii="宋体" w:eastAsia="宋体" w:hAnsi="宋体"/>
-          <w:sz w:val="19"/>
-        </w:rPr>
-        <w:t>helmet Recall 0.4868</w:t>
-      </w:r>
-      <w:r>
-        <w:rPr>
-          <w:rFonts w:ascii="宋体" w:eastAsia="宋体" w:hAnsi="宋体"/>
-          <w:sz w:val="19"/>
-        </w:rPr>
-        <w:t>，但</w:t>
-      </w:r>
-      <w:r>
-        <w:rPr>
-          <w:rFonts w:ascii="宋体" w:eastAsia="宋体" w:hAnsi="宋体"/>
-          <w:sz w:val="19"/>
-        </w:rPr>
-        <w:t xml:space="preserve"> Precision/F1/mAP@0.5 </w:t>
-      </w:r>
-      <w:r>
-        <w:rPr>
-          <w:rFonts w:ascii="宋体" w:eastAsia="宋体" w:hAnsi="宋体"/>
-          <w:sz w:val="19"/>
-        </w:rPr>
-        <w:t>均回落（</w:t>
-      </w:r>
-      <w:r>
-        <w:rPr>
-          <w:rFonts w:ascii="宋体" w:eastAsia="宋体" w:hAnsi="宋体"/>
-          <w:sz w:val="19"/>
-        </w:rPr>
-        <w:t xml:space="preserve">F1 </w:t>
-      </w:r>
-      <w:r>
-        <w:rPr>
-          <w:rFonts w:ascii="宋体" w:eastAsia="宋体" w:hAnsi="宋体"/>
-          <w:sz w:val="19"/>
-        </w:rPr>
-        <w:t>0.7228</w:t>
-      </w:r>
-      <w:r>
-        <w:rPr>
-          <w:rFonts w:ascii="宋体" w:eastAsia="宋体" w:hAnsi="宋体"/>
-          <w:sz w:val="19"/>
-        </w:rPr>
-        <w:t>）。经四步验收门禁评估后判定综合不优于</w:t>
-      </w:r>
-      <w:r>
-        <w:rPr>
-          <w:rFonts w:ascii="宋体" w:eastAsia="宋体" w:hAnsi="宋体"/>
-          <w:sz w:val="19"/>
-        </w:rPr>
-        <w:t xml:space="preserve"> E7</w:t>
-      </w:r>
-      <w:r>
-        <w:rPr>
-          <w:rFonts w:ascii="宋体" w:eastAsia="宋体" w:hAnsi="宋体"/>
-          <w:sz w:val="19"/>
-        </w:rPr>
-        <w:t>，保留为候选未部署</w:t>
-      </w:r>
-      <w:r>
-        <w:rPr>
-          <w:rFonts w:ascii="宋体" w:eastAsia="宋体" w:hAnsi="宋体"/>
-          <w:sz w:val="19"/>
-        </w:rPr>
-        <w:t>——</w:t>
-      </w:r>
-      <w:r>
-        <w:rPr>
-          <w:rFonts w:ascii="宋体" w:eastAsia="宋体" w:hAnsi="宋体"/>
-          <w:sz w:val="19"/>
-        </w:rPr>
-        <w:t>这是门禁机制避免负优化的一次实际拦截。</w:t>
+        <w:t>训练 30 轮：Recall 再升至 0.6732、helmet Recall 0.4868，但 Precision/F1/mAP@0.5 均回落（F1 0.7228）。经四步验收门禁评估后判定综合不优于 E7，保留为候选未部署——这是门禁机制避免负优化的一次实际拦截。</w:t>
       </w:r>
     </w:p>
     <w:p>
@@ -9830,39 +7936,25 @@
           <w:color w:val="666666"/>
           <w:sz w:val="17"/>
         </w:rPr>
-        <w:t>图</w:t>
-      </w:r>
+        <w:t>图9 helmet 类分项 Precision/Recall 演进（短板</w:t>
+      </w:r>
+      <w:proofErr w:type="gramStart"/>
       <w:r>
         <w:rPr>
           <w:rFonts w:ascii="宋体" w:eastAsia="宋体" w:hAnsi="宋体"/>
           <w:color w:val="666666"/>
           <w:sz w:val="17"/>
         </w:rPr>
-        <w:t xml:space="preserve">9 helmet </w:t>
-      </w:r>
+        <w:t>改进全</w:t>
+      </w:r>
+      <w:proofErr w:type="gramEnd"/>
       <w:r>
         <w:rPr>
           <w:rFonts w:ascii="宋体" w:eastAsia="宋体" w:hAnsi="宋体"/>
           <w:color w:val="666666"/>
           <w:sz w:val="17"/>
         </w:rPr>
-        <w:t>类分项</w:t>
-      </w:r>
-      <w:r>
-        <w:rPr>
-          <w:rFonts w:ascii="宋体" w:eastAsia="宋体" w:hAnsi="宋体"/>
-          <w:color w:val="666666"/>
-          <w:sz w:val="17"/>
-        </w:rPr>
-        <w:t xml:space="preserve"> Precision/Recall </w:t>
-      </w:r>
-      <w:r>
-        <w:rPr>
-          <w:rFonts w:ascii="宋体" w:eastAsia="宋体" w:hAnsi="宋体"/>
-          <w:color w:val="666666"/>
-          <w:sz w:val="17"/>
-        </w:rPr>
-        <w:t>演进（短板改进全过程）</w:t>
+        <w:t>过程）</w:t>
       </w:r>
     </w:p>
     <w:p>
@@ -9875,91 +7967,55 @@
           <w:rFonts w:ascii="宋体" w:eastAsia="宋体" w:hAnsi="宋体"/>
           <w:sz w:val="20"/>
         </w:rPr>
-        <w:t>优化路径总结：数据维度上，合并数据与定向</w:t>
-      </w:r>
-      <w:r>
-        <w:rPr>
-          <w:rFonts w:ascii="宋体" w:eastAsia="宋体" w:hAnsi="宋体"/>
-          <w:sz w:val="20"/>
-        </w:rPr>
-        <w:t xml:space="preserve"> hard-case </w:t>
-      </w:r>
-      <w:r>
-        <w:rPr>
-          <w:rFonts w:ascii="宋体" w:eastAsia="宋体" w:hAnsi="宋体"/>
-          <w:sz w:val="20"/>
-        </w:rPr>
-        <w:t>增强是收益最大的两项（</w:t>
-      </w:r>
-      <w:r>
-        <w:rPr>
-          <w:rFonts w:ascii="宋体" w:eastAsia="宋体" w:hAnsi="宋体"/>
-          <w:sz w:val="20"/>
-        </w:rPr>
-        <w:t>Recall 0.32→0.66</w:t>
-      </w:r>
-      <w:r>
-        <w:rPr>
-          <w:rFonts w:ascii="宋体" w:eastAsia="宋体" w:hAnsi="宋体"/>
-          <w:sz w:val="20"/>
-        </w:rPr>
-        <w:t>）；训练维度上，轮数提升在</w:t>
-      </w:r>
-      <w:r>
-        <w:rPr>
-          <w:rFonts w:ascii="宋体" w:eastAsia="宋体" w:hAnsi="宋体"/>
-          <w:sz w:val="20"/>
-        </w:rPr>
-        <w:t xml:space="preserve"> 12 </w:t>
-      </w:r>
-      <w:r>
-        <w:rPr>
-          <w:rFonts w:ascii="宋体" w:eastAsia="宋体" w:hAnsi="宋体"/>
-          <w:sz w:val="20"/>
-        </w:rPr>
-        <w:t>轮后边际收益归零，</w:t>
-      </w:r>
-      <w:r>
-        <w:rPr>
-          <w:rFonts w:ascii="宋体" w:eastAsia="宋体" w:hAnsi="宋体"/>
-          <w:sz w:val="20"/>
-        </w:rPr>
-        <w:t xml:space="preserve">30 </w:t>
-      </w:r>
-      <w:r>
-        <w:rPr>
-          <w:rFonts w:ascii="宋体" w:eastAsia="宋体" w:hAnsi="宋体"/>
-          <w:sz w:val="20"/>
-        </w:rPr>
-        <w:t>轮出现过拟合迹象（</w:t>
-      </w:r>
-      <w:r>
-        <w:rPr>
-          <w:rFonts w:ascii="宋体" w:eastAsia="宋体" w:hAnsi="宋体"/>
-          <w:sz w:val="20"/>
-        </w:rPr>
-        <w:t xml:space="preserve">E8 </w:t>
-      </w:r>
-      <w:r>
-        <w:rPr>
-          <w:rFonts w:ascii="宋体" w:eastAsia="宋体" w:hAnsi="宋体"/>
-          <w:sz w:val="20"/>
-        </w:rPr>
-        <w:t>精度回落）；评估维度上，建立三图硬门禁、两视频轨迹门禁与四步验收门禁，任何候选权重必须全门禁通过才允许替换部署版本，本机制在实践中成功拦截了</w:t>
-      </w:r>
-      <w:r>
-        <w:rPr>
-          <w:rFonts w:ascii="宋体" w:eastAsia="宋体" w:hAnsi="宋体"/>
-          <w:sz w:val="20"/>
-        </w:rPr>
-        <w:t xml:space="preserve"> E8 </w:t>
-      </w:r>
-      <w:r>
-        <w:rPr>
-          <w:rFonts w:ascii="宋体" w:eastAsia="宋体" w:hAnsi="宋体"/>
-          <w:sz w:val="20"/>
-        </w:rPr>
-        <w:t>的负优化替换。</w:t>
+        <w:t xml:space="preserve">优化路径总结：数据维度上，合并数据与定向 hard-case 增强是收益最大的两项（Recall 0.32→0.66）；训练维度上，轮数提升在 12 轮后边际收益归零，30 </w:t>
+      </w:r>
+      <w:proofErr w:type="gramStart"/>
+      <w:r>
+        <w:rPr>
+          <w:rFonts w:ascii="宋体" w:eastAsia="宋体" w:hAnsi="宋体"/>
+          <w:sz w:val="20"/>
+        </w:rPr>
+        <w:t>轮出现</w:t>
+      </w:r>
+      <w:proofErr w:type="gramEnd"/>
+      <w:r>
+        <w:rPr>
+          <w:rFonts w:ascii="宋体" w:eastAsia="宋体" w:hAnsi="宋体"/>
+          <w:sz w:val="20"/>
+        </w:rPr>
+        <w:t>过拟合迹象（E8 精度回落）；评估维度上，建立</w:t>
+      </w:r>
+      <w:proofErr w:type="gramStart"/>
+      <w:r>
+        <w:rPr>
+          <w:rFonts w:ascii="宋体" w:eastAsia="宋体" w:hAnsi="宋体"/>
+          <w:sz w:val="20"/>
+        </w:rPr>
+        <w:t>三图硬门禁</w:t>
+      </w:r>
+      <w:proofErr w:type="gramEnd"/>
+      <w:r>
+        <w:rPr>
+          <w:rFonts w:ascii="宋体" w:eastAsia="宋体" w:hAnsi="宋体"/>
+          <w:sz w:val="20"/>
+        </w:rPr>
+        <w:t>、两视频轨迹门禁与四步验收门禁，任何候选权重必须全门禁通过才允许替换部署版本，</w:t>
+      </w:r>
+      <w:proofErr w:type="gramStart"/>
+      <w:r>
+        <w:rPr>
+          <w:rFonts w:ascii="宋体" w:eastAsia="宋体" w:hAnsi="宋体"/>
+          <w:sz w:val="20"/>
+        </w:rPr>
+        <w:t>本机制</w:t>
+      </w:r>
+      <w:proofErr w:type="gramEnd"/>
+      <w:r>
+        <w:rPr>
+          <w:rFonts w:ascii="宋体" w:eastAsia="宋体" w:hAnsi="宋体"/>
+          <w:sz w:val="20"/>
+        </w:rPr>
+        <w:t>在实践中成功拦截了 E8 的负优化替换。</w:t>
       </w:r>
     </w:p>
     <w:p/>
@@ -9972,13 +8028,7 @@
         <w:rPr>
           <w:rFonts w:hint="eastAsia"/>
         </w:rPr>
-        <w:t>7</w:t>
-      </w:r>
-      <w:r>
-        <w:rPr>
-          <w:rFonts w:hint="eastAsia"/>
-        </w:rPr>
-        <w:t>.</w:t>
+        <w:t>7.</w:t>
       </w:r>
       <w:r>
         <w:rPr>
@@ -10016,80 +8066,117 @@
           <w:b/>
           <w:sz w:val="19"/>
         </w:rPr>
-        <w:t>问题现象</w:t>
-      </w:r>
+        <w:t>问题现象1：</w:t>
+      </w:r>
+      <w:proofErr w:type="gramStart"/>
       <w:r>
         <w:rPr>
           <w:rFonts w:ascii="宋体" w:eastAsia="宋体" w:hAnsi="宋体"/>
           <w:b/>
           <w:sz w:val="19"/>
         </w:rPr>
-        <w:t>1</w:t>
-      </w:r>
+        <w:t>三数据</w:t>
+      </w:r>
+      <w:proofErr w:type="gramEnd"/>
       <w:r>
         <w:rPr>
           <w:rFonts w:ascii="宋体" w:eastAsia="宋体" w:hAnsi="宋体"/>
           <w:b/>
           <w:sz w:val="19"/>
         </w:rPr>
-        <w:t>：三数据集类别命名互不一致，直接合并导致类别碎裂。</w:t>
-      </w:r>
+        <w:t xml:space="preserve">集类别命名互不一致，直接合并导致类别碎裂。 </w:t>
+      </w:r>
+      <w:r>
+        <w:rPr>
+          <w:rFonts w:ascii="宋体" w:eastAsia="宋体" w:hAnsi="宋体"/>
+          <w:sz w:val="19"/>
+        </w:rPr>
+        <w:t>解决方法：建立类别别名映射表（Person/people/</w:t>
+      </w:r>
+      <w:proofErr w:type="spellStart"/>
+      <w:r>
+        <w:rPr>
+          <w:rFonts w:ascii="宋体" w:eastAsia="宋体" w:hAnsi="宋体"/>
+          <w:sz w:val="19"/>
+        </w:rPr>
+        <w:t>worker→person</w:t>
+      </w:r>
+      <w:proofErr w:type="spellEnd"/>
+      <w:r>
+        <w:rPr>
+          <w:rFonts w:ascii="宋体" w:eastAsia="宋体" w:hAnsi="宋体"/>
+          <w:sz w:val="19"/>
+        </w:rPr>
+        <w:t>，hardhat/</w:t>
+      </w:r>
+      <w:proofErr w:type="spellStart"/>
+      <w:r>
+        <w:rPr>
+          <w:rFonts w:ascii="宋体" w:eastAsia="宋体" w:hAnsi="宋体"/>
+          <w:sz w:val="19"/>
+        </w:rPr>
+        <w:t>safety_helmet→helmet</w:t>
+      </w:r>
+      <w:proofErr w:type="spellEnd"/>
+      <w:r>
+        <w:rPr>
+          <w:rFonts w:ascii="宋体" w:eastAsia="宋体" w:hAnsi="宋体"/>
+          <w:sz w:val="19"/>
+        </w:rPr>
+        <w:t xml:space="preserve"> 等），映射后逐划分校验类别数一致，再执行</w:t>
+      </w:r>
+      <w:proofErr w:type="gramStart"/>
+      <w:r>
+        <w:rPr>
+          <w:rFonts w:ascii="宋体" w:eastAsia="宋体" w:hAnsi="宋体"/>
+          <w:sz w:val="19"/>
+        </w:rPr>
+        <w:t>图片级</w:t>
+      </w:r>
+      <w:proofErr w:type="gramEnd"/>
+      <w:r>
+        <w:rPr>
+          <w:rFonts w:ascii="宋体" w:eastAsia="宋体" w:hAnsi="宋体"/>
+          <w:sz w:val="19"/>
+        </w:rPr>
+        <w:t xml:space="preserve"> SHA256 去重，合并集校验错误归零。</w:t>
+      </w:r>
+    </w:p>
+    <w:p>
+      <w:pPr>
+        <w:spacing w:after="60" w:line="288" w:lineRule="auto"/>
+        <w:jc w:val="left"/>
+      </w:pPr>
       <w:r>
         <w:rPr>
           <w:rFonts w:ascii="宋体" w:eastAsia="宋体" w:hAnsi="宋体"/>
           <w:b/>
           <w:sz w:val="19"/>
         </w:rPr>
-        <w:t xml:space="preserve"> </w:t>
+        <w:t xml:space="preserve">问题现象2：安全帽小目标漏检严重，初始模型 helmet Recall 不足 0.44。 </w:t>
       </w:r>
       <w:r>
         <w:rPr>
           <w:rFonts w:ascii="宋体" w:eastAsia="宋体" w:hAnsi="宋体"/>
           <w:sz w:val="19"/>
         </w:rPr>
-        <w:t>解决方法：建立类别别名映射表（</w:t>
-      </w:r>
+        <w:t xml:space="preserve">解决方法：三管齐下——合并 Kaggle PPE 扩充样本、制作 </w:t>
+      </w:r>
+      <w:proofErr w:type="spellStart"/>
       <w:r>
         <w:rPr>
           <w:rFonts w:ascii="宋体" w:eastAsia="宋体" w:hAnsi="宋体"/>
           <w:sz w:val="19"/>
         </w:rPr>
-        <w:t>Person/people/worker→person</w:t>
-      </w:r>
+        <w:t>hard_cases</w:t>
+      </w:r>
+      <w:proofErr w:type="spellEnd"/>
       <w:r>
         <w:rPr>
           <w:rFonts w:ascii="宋体" w:eastAsia="宋体" w:hAnsi="宋体"/>
           <w:sz w:val="19"/>
         </w:rPr>
-        <w:t>，</w:t>
-      </w:r>
-      <w:r>
-        <w:rPr>
-          <w:rFonts w:ascii="宋体" w:eastAsia="宋体" w:hAnsi="宋体"/>
-          <w:sz w:val="19"/>
-        </w:rPr>
-        <w:t xml:space="preserve">hardhat/safety_helmet→helmet </w:t>
-      </w:r>
-      <w:r>
-        <w:rPr>
-          <w:rFonts w:ascii="宋体" w:eastAsia="宋体" w:hAnsi="宋体"/>
-          <w:sz w:val="19"/>
-        </w:rPr>
-        <w:t>等），映射后逐划分校验类别数一致，再执行图片级</w:t>
-      </w:r>
-      <w:r>
-        <w:rPr>
-          <w:rFonts w:ascii="宋体" w:eastAsia="宋体" w:hAnsi="宋体"/>
-          <w:sz w:val="19"/>
-        </w:rPr>
-        <w:t xml:space="preserve"> SHA256 </w:t>
-      </w:r>
-      <w:r>
-        <w:rPr>
-          <w:rFonts w:ascii="宋体" w:eastAsia="宋体" w:hAnsi="宋体"/>
-          <w:sz w:val="19"/>
-        </w:rPr>
-        <w:t>去重，合并集校验错误归零。</w:t>
+        <w:t xml:space="preserve"> 定向增强集、提高输入分辨率至 640/1280 对照；helmet Recall 最终提升至 0.4868（E8），期间通过分项指标图持续监控精度代价。</w:t>
       </w:r>
     </w:p>
     <w:p>
@@ -10103,168 +8190,315 @@
           <w:b/>
           <w:sz w:val="19"/>
         </w:rPr>
-        <w:t>问题现象</w:t>
-      </w:r>
+        <w:t>问题现象3：视频推理中单帧检测抖动，同</w:t>
+      </w:r>
+      <w:proofErr w:type="gramStart"/>
       <w:r>
         <w:rPr>
           <w:rFonts w:ascii="宋体" w:eastAsia="宋体" w:hAnsi="宋体"/>
           <w:b/>
           <w:sz w:val="19"/>
         </w:rPr>
-        <w:t>2</w:t>
-      </w:r>
+        <w:t>一人员</w:t>
+      </w:r>
+      <w:proofErr w:type="gramEnd"/>
       <w:r>
         <w:rPr>
           <w:rFonts w:ascii="宋体" w:eastAsia="宋体" w:hAnsi="宋体"/>
           <w:b/>
           <w:sz w:val="19"/>
         </w:rPr>
-        <w:t>：安全帽小目标漏检严重，初始模型</w:t>
-      </w:r>
+        <w:t xml:space="preserve">反复触发告警。 </w:t>
+      </w:r>
+      <w:r>
+        <w:rPr>
+          <w:rFonts w:ascii="宋体" w:eastAsia="宋体" w:hAnsi="宋体"/>
+          <w:sz w:val="19"/>
+        </w:rPr>
+        <w:t xml:space="preserve">解决方法：引入 </w:t>
+      </w:r>
+      <w:proofErr w:type="spellStart"/>
+      <w:r>
+        <w:rPr>
+          <w:rFonts w:ascii="宋体" w:eastAsia="宋体" w:hAnsi="宋体"/>
+          <w:sz w:val="19"/>
+        </w:rPr>
+        <w:t>ByteTrack</w:t>
+      </w:r>
+      <w:proofErr w:type="spellEnd"/>
+      <w:r>
+        <w:rPr>
+          <w:rFonts w:ascii="宋体" w:eastAsia="宋体" w:hAnsi="宋体"/>
+          <w:sz w:val="19"/>
+        </w:rPr>
+        <w:t xml:space="preserve"> 式轨迹跟踪（连续 3 次命中才确认轨迹），</w:t>
+      </w:r>
+      <w:proofErr w:type="gramStart"/>
+      <w:r>
+        <w:rPr>
+          <w:rFonts w:ascii="宋体" w:eastAsia="宋体" w:hAnsi="宋体"/>
+          <w:sz w:val="19"/>
+        </w:rPr>
+        <w:t>规则层</w:t>
+      </w:r>
+      <w:proofErr w:type="gramEnd"/>
+      <w:r>
+        <w:rPr>
+          <w:rFonts w:ascii="宋体" w:eastAsia="宋体" w:hAnsi="宋体"/>
+          <w:sz w:val="19"/>
+        </w:rPr>
+        <w:t>再要求连续 3 帧确认 + 同</w:t>
+      </w:r>
+      <w:proofErr w:type="gramStart"/>
+      <w:r>
+        <w:rPr>
+          <w:rFonts w:ascii="宋体" w:eastAsia="宋体" w:hAnsi="宋体"/>
+          <w:sz w:val="19"/>
+        </w:rPr>
+        <w:t>一人员</w:t>
+      </w:r>
+      <w:proofErr w:type="gramEnd"/>
+      <w:r>
+        <w:rPr>
+          <w:rFonts w:ascii="宋体" w:eastAsia="宋体" w:hAnsi="宋体"/>
+          <w:sz w:val="19"/>
+        </w:rPr>
+        <w:t>同一规则 10 秒冷却 + 15 帧佩戴状态宽限期；两段回归视频验证通过后误报与重复告警清零。</w:t>
+      </w:r>
+    </w:p>
+    <w:p>
+      <w:pPr>
+        <w:spacing w:after="60" w:line="288" w:lineRule="auto"/>
+        <w:jc w:val="left"/>
+      </w:pPr>
       <w:r>
         <w:rPr>
           <w:rFonts w:ascii="宋体" w:eastAsia="宋体" w:hAnsi="宋体"/>
           <w:b/>
           <w:sz w:val="19"/>
         </w:rPr>
-        <w:t xml:space="preserve"> helmet Recall </w:t>
-      </w:r>
+        <w:t xml:space="preserve">问题现象4：检测框出现在墙面/天空等背景区域（模型幻觉框）。 </w:t>
+      </w:r>
+      <w:r>
+        <w:rPr>
+          <w:rFonts w:ascii="宋体" w:eastAsia="宋体" w:hAnsi="宋体"/>
+          <w:sz w:val="19"/>
+        </w:rPr>
+        <w:t>解决方法：在检测后处理中构造几何过滤链——极</w:t>
+      </w:r>
+      <w:proofErr w:type="gramStart"/>
+      <w:r>
+        <w:rPr>
+          <w:rFonts w:ascii="宋体" w:eastAsia="宋体" w:hAnsi="宋体"/>
+          <w:sz w:val="19"/>
+        </w:rPr>
+        <w:t>小低置信</w:t>
+      </w:r>
+      <w:proofErr w:type="gramEnd"/>
+      <w:r>
+        <w:rPr>
+          <w:rFonts w:ascii="宋体" w:eastAsia="宋体" w:hAnsi="宋体"/>
+          <w:sz w:val="19"/>
+        </w:rPr>
+        <w:t>度框过滤、贴边</w:t>
+      </w:r>
+      <w:proofErr w:type="gramStart"/>
+      <w:r>
+        <w:rPr>
+          <w:rFonts w:ascii="宋体" w:eastAsia="宋体" w:hAnsi="宋体"/>
+          <w:sz w:val="19"/>
+        </w:rPr>
+        <w:t>窄</w:t>
+      </w:r>
+      <w:proofErr w:type="gramEnd"/>
+      <w:r>
+        <w:rPr>
+          <w:rFonts w:ascii="宋体" w:eastAsia="宋体" w:hAnsi="宋体"/>
+          <w:sz w:val="19"/>
+        </w:rPr>
+        <w:t>条框过滤、</w:t>
+      </w:r>
+      <w:proofErr w:type="gramStart"/>
+      <w:r>
+        <w:rPr>
+          <w:rFonts w:ascii="宋体" w:eastAsia="宋体" w:hAnsi="宋体"/>
+          <w:sz w:val="19"/>
+        </w:rPr>
+        <w:t>场景级</w:t>
+      </w:r>
+      <w:proofErr w:type="gramEnd"/>
+      <w:r>
+        <w:rPr>
+          <w:rFonts w:ascii="宋体" w:eastAsia="宋体" w:hAnsi="宋体"/>
+          <w:sz w:val="19"/>
+        </w:rPr>
+        <w:t>大框需双重 PPE 证据支持、嵌套重复框抑制；每道过滤器</w:t>
+      </w:r>
+      <w:proofErr w:type="gramStart"/>
+      <w:r>
+        <w:rPr>
+          <w:rFonts w:ascii="宋体" w:eastAsia="宋体" w:hAnsi="宋体"/>
+          <w:sz w:val="19"/>
+        </w:rPr>
+        <w:t>均配套</w:t>
+      </w:r>
+      <w:proofErr w:type="gramEnd"/>
+      <w:r>
+        <w:rPr>
+          <w:rFonts w:ascii="宋体" w:eastAsia="宋体" w:hAnsi="宋体"/>
+          <w:sz w:val="19"/>
+        </w:rPr>
+        <w:t>回归测试用例，防止改 A 坏 B。</w:t>
+      </w:r>
+    </w:p>
+    <w:p>
+      <w:pPr>
+        <w:spacing w:after="60" w:line="288" w:lineRule="auto"/>
+        <w:jc w:val="left"/>
+      </w:pPr>
       <w:r>
         <w:rPr>
           <w:rFonts w:ascii="宋体" w:eastAsia="宋体" w:hAnsi="宋体"/>
           <w:b/>
           <w:sz w:val="19"/>
         </w:rPr>
-        <w:t>不足</w:t>
-      </w:r>
+        <w:t>问题现象5：测试</w:t>
+      </w:r>
+      <w:proofErr w:type="gramStart"/>
       <w:r>
         <w:rPr>
           <w:rFonts w:ascii="宋体" w:eastAsia="宋体" w:hAnsi="宋体"/>
           <w:b/>
           <w:sz w:val="19"/>
         </w:rPr>
-        <w:t xml:space="preserve"> 0.44</w:t>
-      </w:r>
+        <w:t>集存在</w:t>
+      </w:r>
+      <w:proofErr w:type="gramEnd"/>
       <w:r>
         <w:rPr>
           <w:rFonts w:ascii="宋体" w:eastAsia="宋体" w:hAnsi="宋体"/>
           <w:b/>
           <w:sz w:val="19"/>
         </w:rPr>
-        <w:t>。</w:t>
-      </w:r>
+        <w:t xml:space="preserve">近重复画面，直接报告指标有泄漏夸大风险。 </w:t>
+      </w:r>
+      <w:r>
+        <w:rPr>
+          <w:rFonts w:ascii="宋体" w:eastAsia="宋体" w:hAnsi="宋体"/>
+          <w:sz w:val="19"/>
+        </w:rPr>
+        <w:t>解决方法：报告中明确标注该 test split 仅适合七组模型同口径对比、不构成无泄漏泛化结论，并把“按视频/人员隔离重建 300–500 帧独立场景测试集”列为后续工作，不在材料中声称未完成的泛化指标。</w:t>
+      </w:r>
+    </w:p>
+    <w:p>
+      <w:pPr>
+        <w:spacing w:after="60" w:line="288" w:lineRule="auto"/>
+        <w:jc w:val="left"/>
+      </w:pPr>
       <w:r>
         <w:rPr>
           <w:rFonts w:ascii="宋体" w:eastAsia="宋体" w:hAnsi="宋体"/>
           <w:b/>
           <w:sz w:val="19"/>
         </w:rPr>
-        <w:t xml:space="preserve"> </w:t>
-      </w:r>
-      <w:r>
-        <w:rPr>
-          <w:rFonts w:ascii="宋体" w:eastAsia="宋体" w:hAnsi="宋体"/>
+        <w:t>问题现象6：服务长期运行中发现的工程缺陷（时间显示偏差、</w:t>
+      </w:r>
+      <w:proofErr w:type="gramStart"/>
+      <w:r>
+        <w:rPr>
+          <w:rFonts w:ascii="宋体" w:eastAsia="宋体" w:hAnsi="宋体"/>
+          <w:b/>
           <w:sz w:val="19"/>
         </w:rPr>
-        <w:t>解决方法：三管齐下</w:t>
-      </w:r>
-      <w:r>
-        <w:rPr>
-          <w:rFonts w:ascii="宋体" w:eastAsia="宋体" w:hAnsi="宋体"/>
+        <w:t>事件超</w:t>
+      </w:r>
+      <w:proofErr w:type="gramEnd"/>
+      <w:r>
+        <w:rPr>
+          <w:rFonts w:ascii="宋体" w:eastAsia="宋体" w:hAnsi="宋体"/>
+          <w:b/>
           <w:sz w:val="19"/>
         </w:rPr>
-        <w:t>——</w:t>
+        <w:t xml:space="preserve"> 200 条后 WebSocket 停推、危险区坐标与视频分辨率错配）。 </w:t>
       </w:r>
       <w:r>
         <w:rPr>
           <w:rFonts w:ascii="宋体" w:eastAsia="宋体" w:hAnsi="宋体"/>
           <w:sz w:val="19"/>
         </w:rPr>
-        <w:t>合并</w:t>
-      </w:r>
+        <w:t xml:space="preserve">解决方法：ORM </w:t>
+      </w:r>
+      <w:proofErr w:type="gramStart"/>
       <w:r>
         <w:rPr>
           <w:rFonts w:ascii="宋体" w:eastAsia="宋体" w:hAnsi="宋体"/>
           <w:sz w:val="19"/>
         </w:rPr>
-        <w:t xml:space="preserve"> Kaggle PPE </w:t>
-      </w:r>
+        <w:t>层统一</w:t>
+      </w:r>
+      <w:proofErr w:type="gramEnd"/>
       <w:r>
         <w:rPr>
           <w:rFonts w:ascii="宋体" w:eastAsia="宋体" w:hAnsi="宋体"/>
           <w:sz w:val="19"/>
         </w:rPr>
-        <w:t>扩充样本、制作</w:t>
+        <w:t xml:space="preserve"> UTC 时区序列化修复时间偏移；WebSocket </w:t>
       </w:r>
       <w:r>
         <w:rPr>
           <w:rFonts w:ascii="宋体" w:eastAsia="宋体" w:hAnsi="宋体"/>
           <w:sz w:val="19"/>
         </w:rPr>
-        <w:t xml:space="preserve"> hard_cases </w:t>
-      </w:r>
+        <w:lastRenderedPageBreak/>
+        <w:t>改增量查询修复停推；危险区</w:t>
+      </w:r>
+      <w:proofErr w:type="gramStart"/>
       <w:r>
         <w:rPr>
           <w:rFonts w:ascii="宋体" w:eastAsia="宋体" w:hAnsi="宋体"/>
           <w:sz w:val="19"/>
         </w:rPr>
-        <w:t>定向增强集、提高输入分辨率至</w:t>
-      </w:r>
+        <w:t>多边形改存</w:t>
+      </w:r>
+      <w:proofErr w:type="gramEnd"/>
       <w:r>
         <w:rPr>
           <w:rFonts w:ascii="宋体" w:eastAsia="宋体" w:hAnsi="宋体"/>
           <w:sz w:val="19"/>
         </w:rPr>
-        <w:t xml:space="preserve"> 640/1280 </w:t>
-      </w:r>
+        <w:t xml:space="preserve"> 0–1 相对坐标</w:t>
+      </w:r>
+      <w:proofErr w:type="gramStart"/>
       <w:r>
         <w:rPr>
           <w:rFonts w:ascii="宋体" w:eastAsia="宋体" w:hAnsi="宋体"/>
           <w:sz w:val="19"/>
         </w:rPr>
-        <w:t>对照；</w:t>
-      </w:r>
+        <w:t>并按帧分辨率</w:t>
+      </w:r>
+      <w:proofErr w:type="gramEnd"/>
       <w:r>
         <w:rPr>
           <w:rFonts w:ascii="宋体" w:eastAsia="宋体" w:hAnsi="宋体"/>
           <w:sz w:val="19"/>
         </w:rPr>
-        <w:t xml:space="preserve">helmet Recall </w:t>
-      </w:r>
+        <w:t xml:space="preserve">缩放，旧数据启动迁移。全部修复配套 7 </w:t>
+      </w:r>
+      <w:proofErr w:type="gramStart"/>
       <w:r>
         <w:rPr>
           <w:rFonts w:ascii="宋体" w:eastAsia="宋体" w:hAnsi="宋体"/>
           <w:sz w:val="19"/>
         </w:rPr>
-        <w:t>最终提升至</w:t>
-      </w:r>
+        <w:t>个</w:t>
+      </w:r>
+      <w:proofErr w:type="gramEnd"/>
       <w:r>
         <w:rPr>
           <w:rFonts w:ascii="宋体" w:eastAsia="宋体" w:hAnsi="宋体"/>
           <w:sz w:val="19"/>
         </w:rPr>
-        <w:t xml:space="preserve"> 0.4868</w:t>
-      </w:r>
-      <w:r>
-        <w:rPr>
-          <w:rFonts w:ascii="宋体" w:eastAsia="宋体" w:hAnsi="宋体"/>
-          <w:sz w:val="19"/>
-        </w:rPr>
-        <w:t>（</w:t>
-      </w:r>
-      <w:r>
-        <w:rPr>
-          <w:rFonts w:ascii="宋体" w:eastAsia="宋体" w:hAnsi="宋体"/>
-          <w:sz w:val="19"/>
-        </w:rPr>
-        <w:t>E8</w:t>
-      </w:r>
-      <w:r>
-        <w:rPr>
-          <w:rFonts w:ascii="宋体" w:eastAsia="宋体" w:hAnsi="宋体"/>
-          <w:sz w:val="19"/>
-        </w:rPr>
-        <w:t>），期间通过分项指标图持续监控精度代价。</w:t>
+        <w:t>新增回归测试，测试套件 65 用例全绿。</w:t>
       </w:r>
     </w:p>
     <w:p>
@@ -10275,644 +8509,25 @@
       <w:r>
         <w:rPr>
           <w:rFonts w:ascii="宋体" w:eastAsia="宋体" w:hAnsi="宋体"/>
-          <w:b/>
-          <w:sz w:val="19"/>
-        </w:rPr>
-        <w:t>问题现象</w:t>
-      </w:r>
-      <w:r>
-        <w:rPr>
-          <w:rFonts w:ascii="宋体" w:eastAsia="宋体" w:hAnsi="宋体"/>
-          <w:b/>
-          <w:sz w:val="19"/>
-        </w:rPr>
-        <w:t>3</w:t>
-      </w:r>
-      <w:r>
-        <w:rPr>
-          <w:rFonts w:ascii="宋体" w:eastAsia="宋体" w:hAnsi="宋体"/>
-          <w:b/>
-          <w:sz w:val="19"/>
-        </w:rPr>
-        <w:t>：视频推理中单帧检测抖动，同一人员反复触发告警。</w:t>
-      </w:r>
-      <w:r>
-        <w:rPr>
-          <w:rFonts w:ascii="宋体" w:eastAsia="宋体" w:hAnsi="宋体"/>
-          <w:b/>
-          <w:sz w:val="19"/>
-        </w:rPr>
-        <w:t xml:space="preserve"> </w:t>
-      </w:r>
-      <w:r>
-        <w:rPr>
-          <w:rFonts w:ascii="宋体" w:eastAsia="宋体" w:hAnsi="宋体"/>
-          <w:sz w:val="19"/>
-        </w:rPr>
-        <w:t>解决方法：引入</w:t>
-      </w:r>
-      <w:r>
-        <w:rPr>
-          <w:rFonts w:ascii="宋体" w:eastAsia="宋体" w:hAnsi="宋体"/>
-          <w:sz w:val="19"/>
-        </w:rPr>
-        <w:t xml:space="preserve"> ByteTrack </w:t>
-      </w:r>
-      <w:r>
-        <w:rPr>
-          <w:rFonts w:ascii="宋体" w:eastAsia="宋体" w:hAnsi="宋体"/>
-          <w:sz w:val="19"/>
-        </w:rPr>
-        <w:t>式轨迹跟踪（连续</w:t>
-      </w:r>
-      <w:r>
-        <w:rPr>
-          <w:rFonts w:ascii="宋体" w:eastAsia="宋体" w:hAnsi="宋体"/>
-          <w:sz w:val="19"/>
-        </w:rPr>
-        <w:t xml:space="preserve"> 3 </w:t>
-      </w:r>
-      <w:r>
-        <w:rPr>
-          <w:rFonts w:ascii="宋体" w:eastAsia="宋体" w:hAnsi="宋体"/>
-          <w:sz w:val="19"/>
-        </w:rPr>
-        <w:t>次命中才确认轨迹），规则层再要求连续</w:t>
-      </w:r>
-      <w:r>
-        <w:rPr>
-          <w:rFonts w:ascii="宋体" w:eastAsia="宋体" w:hAnsi="宋体"/>
-          <w:sz w:val="19"/>
-        </w:rPr>
-        <w:t xml:space="preserve"> 3 </w:t>
-      </w:r>
-      <w:r>
-        <w:rPr>
-          <w:rFonts w:ascii="宋体" w:eastAsia="宋体" w:hAnsi="宋体"/>
-          <w:sz w:val="19"/>
-        </w:rPr>
-        <w:t>帧确认</w:t>
-      </w:r>
-      <w:r>
-        <w:rPr>
-          <w:rFonts w:ascii="宋体" w:eastAsia="宋体" w:hAnsi="宋体"/>
-          <w:sz w:val="19"/>
-        </w:rPr>
-        <w:t xml:space="preserve"> + </w:t>
-      </w:r>
-      <w:r>
-        <w:rPr>
-          <w:rFonts w:ascii="宋体" w:eastAsia="宋体" w:hAnsi="宋体"/>
-          <w:sz w:val="19"/>
-        </w:rPr>
-        <w:t>同一人员同一规则</w:t>
-      </w:r>
-      <w:r>
-        <w:rPr>
-          <w:rFonts w:ascii="宋体" w:eastAsia="宋体" w:hAnsi="宋体"/>
-          <w:sz w:val="19"/>
-        </w:rPr>
-        <w:t xml:space="preserve"> 10 </w:t>
-      </w:r>
-      <w:r>
-        <w:rPr>
-          <w:rFonts w:ascii="宋体" w:eastAsia="宋体" w:hAnsi="宋体"/>
-          <w:sz w:val="19"/>
-        </w:rPr>
-        <w:t>秒冷却</w:t>
-      </w:r>
-      <w:r>
-        <w:rPr>
-          <w:rFonts w:ascii="宋体" w:eastAsia="宋体" w:hAnsi="宋体"/>
-          <w:sz w:val="19"/>
-        </w:rPr>
-        <w:t xml:space="preserve"> + 15 </w:t>
-      </w:r>
-      <w:r>
-        <w:rPr>
-          <w:rFonts w:ascii="宋体" w:eastAsia="宋体" w:hAnsi="宋体"/>
-          <w:sz w:val="19"/>
-        </w:rPr>
-        <w:t>帧佩戴状态宽限期；两段回归视频验证通过后误报与重复告警清零。</w:t>
-      </w:r>
-    </w:p>
-    <w:p>
-      <w:pPr>
-        <w:spacing w:after="60" w:line="288" w:lineRule="auto"/>
-        <w:jc w:val="left"/>
-      </w:pPr>
-      <w:r>
-        <w:rPr>
-          <w:rFonts w:ascii="宋体" w:eastAsia="宋体" w:hAnsi="宋体"/>
-          <w:b/>
-          <w:sz w:val="19"/>
-        </w:rPr>
-        <w:t>问题现象</w:t>
-      </w:r>
-      <w:r>
-        <w:rPr>
-          <w:rFonts w:ascii="宋体" w:eastAsia="宋体" w:hAnsi="宋体"/>
-          <w:b/>
-          <w:sz w:val="19"/>
-        </w:rPr>
-        <w:t>4</w:t>
-      </w:r>
-      <w:r>
-        <w:rPr>
-          <w:rFonts w:ascii="宋体" w:eastAsia="宋体" w:hAnsi="宋体"/>
-          <w:b/>
-          <w:sz w:val="19"/>
-        </w:rPr>
-        <w:t>：检测框出现在墙面</w:t>
-      </w:r>
-      <w:r>
-        <w:rPr>
-          <w:rFonts w:ascii="宋体" w:eastAsia="宋体" w:hAnsi="宋体"/>
-          <w:b/>
-          <w:sz w:val="19"/>
-        </w:rPr>
-        <w:t>/</w:t>
-      </w:r>
-      <w:r>
-        <w:rPr>
-          <w:rFonts w:ascii="宋体" w:eastAsia="宋体" w:hAnsi="宋体"/>
-          <w:b/>
-          <w:sz w:val="19"/>
-        </w:rPr>
-        <w:t>天空等背景区域（模型幻觉框）。</w:t>
-      </w:r>
-      <w:r>
-        <w:rPr>
-          <w:rFonts w:ascii="宋体" w:eastAsia="宋体" w:hAnsi="宋体"/>
-          <w:b/>
-          <w:sz w:val="19"/>
-        </w:rPr>
-        <w:t xml:space="preserve"> </w:t>
-      </w:r>
-      <w:r>
-        <w:rPr>
-          <w:rFonts w:ascii="宋体" w:eastAsia="宋体" w:hAnsi="宋体"/>
-          <w:sz w:val="19"/>
-        </w:rPr>
-        <w:t>解决方法：在检测后处理中构造几何过滤链</w:t>
-      </w:r>
-      <w:r>
-        <w:rPr>
-          <w:rFonts w:ascii="宋体" w:eastAsia="宋体" w:hAnsi="宋体"/>
-          <w:sz w:val="19"/>
-        </w:rPr>
-        <w:t>——</w:t>
-      </w:r>
-      <w:r>
-        <w:rPr>
-          <w:rFonts w:ascii="宋体" w:eastAsia="宋体" w:hAnsi="宋体"/>
-          <w:sz w:val="19"/>
-        </w:rPr>
-        <w:t>极小低置信度框过滤、贴边窄条框过滤、场景级大框需双重</w:t>
-      </w:r>
-      <w:r>
-        <w:rPr>
-          <w:rFonts w:ascii="宋体" w:eastAsia="宋体" w:hAnsi="宋体"/>
-          <w:sz w:val="19"/>
-        </w:rPr>
-        <w:t xml:space="preserve"> PPE </w:t>
-      </w:r>
-      <w:r>
-        <w:rPr>
-          <w:rFonts w:ascii="宋体" w:eastAsia="宋体" w:hAnsi="宋体"/>
-          <w:sz w:val="19"/>
-        </w:rPr>
-        <w:t>证据支持、嵌套重复框抑制；每道过滤器均配套回归测试用例，防止改</w:t>
-      </w:r>
-      <w:r>
-        <w:rPr>
-          <w:rFonts w:ascii="宋体" w:eastAsia="宋体" w:hAnsi="宋体"/>
-          <w:sz w:val="19"/>
-        </w:rPr>
-        <w:t xml:space="preserve"> A </w:t>
-      </w:r>
-      <w:r>
-        <w:rPr>
-          <w:rFonts w:ascii="宋体" w:eastAsia="宋体" w:hAnsi="宋体"/>
-          <w:sz w:val="19"/>
-        </w:rPr>
-        <w:t>坏</w:t>
-      </w:r>
-      <w:r>
-        <w:rPr>
-          <w:rFonts w:ascii="宋体" w:eastAsia="宋体" w:hAnsi="宋体"/>
-          <w:sz w:val="19"/>
-        </w:rPr>
-        <w:t xml:space="preserve"> B</w:t>
-      </w:r>
-      <w:r>
-        <w:rPr>
-          <w:rFonts w:ascii="宋体" w:eastAsia="宋体" w:hAnsi="宋体"/>
-          <w:sz w:val="19"/>
-        </w:rPr>
-        <w:t>。</w:t>
-      </w:r>
-    </w:p>
-    <w:p>
-      <w:pPr>
-        <w:spacing w:after="60" w:line="288" w:lineRule="auto"/>
-        <w:jc w:val="left"/>
-      </w:pPr>
-      <w:r>
-        <w:rPr>
-          <w:rFonts w:ascii="宋体" w:eastAsia="宋体" w:hAnsi="宋体"/>
-          <w:b/>
-          <w:sz w:val="19"/>
-        </w:rPr>
-        <w:t>问题现象</w:t>
-      </w:r>
-      <w:r>
-        <w:rPr>
-          <w:rFonts w:ascii="宋体" w:eastAsia="宋体" w:hAnsi="宋体"/>
-          <w:b/>
-          <w:sz w:val="19"/>
-        </w:rPr>
-        <w:t>5</w:t>
-      </w:r>
-      <w:r>
-        <w:rPr>
-          <w:rFonts w:ascii="宋体" w:eastAsia="宋体" w:hAnsi="宋体"/>
-          <w:b/>
-          <w:sz w:val="19"/>
-        </w:rPr>
-        <w:t>：测试集存在近重复画面，直接报告指标有泄漏夸大风险。</w:t>
-      </w:r>
-      <w:r>
-        <w:rPr>
-          <w:rFonts w:ascii="宋体" w:eastAsia="宋体" w:hAnsi="宋体"/>
-          <w:b/>
-          <w:sz w:val="19"/>
-        </w:rPr>
-        <w:t xml:space="preserve"> </w:t>
-      </w:r>
-      <w:r>
-        <w:rPr>
-          <w:rFonts w:ascii="宋体" w:eastAsia="宋体" w:hAnsi="宋体"/>
-          <w:sz w:val="19"/>
-        </w:rPr>
-        <w:t>解决方法：报告中明确标注该</w:t>
-      </w:r>
-      <w:r>
-        <w:rPr>
-          <w:rFonts w:ascii="宋体" w:eastAsia="宋体" w:hAnsi="宋体"/>
-          <w:sz w:val="19"/>
-        </w:rPr>
-        <w:t xml:space="preserve"> test split </w:t>
-      </w:r>
-      <w:r>
-        <w:rPr>
-          <w:rFonts w:ascii="宋体" w:eastAsia="宋体" w:hAnsi="宋体"/>
-          <w:sz w:val="19"/>
-        </w:rPr>
-        <w:t>仅适合七组模型同口径对比、不构成无泄漏泛化结论，并把</w:t>
-      </w:r>
-      <w:r>
-        <w:rPr>
-          <w:rFonts w:ascii="宋体" w:eastAsia="宋体" w:hAnsi="宋体"/>
-          <w:sz w:val="19"/>
-        </w:rPr>
-        <w:t>“</w:t>
-      </w:r>
-      <w:r>
-        <w:rPr>
-          <w:rFonts w:ascii="宋体" w:eastAsia="宋体" w:hAnsi="宋体"/>
-          <w:sz w:val="19"/>
-        </w:rPr>
-        <w:t>按视频</w:t>
-      </w:r>
-      <w:r>
-        <w:rPr>
-          <w:rFonts w:ascii="宋体" w:eastAsia="宋体" w:hAnsi="宋体"/>
-          <w:sz w:val="19"/>
-        </w:rPr>
-        <w:t>/</w:t>
-      </w:r>
-      <w:r>
-        <w:rPr>
-          <w:rFonts w:ascii="宋体" w:eastAsia="宋体" w:hAnsi="宋体"/>
-          <w:sz w:val="19"/>
-        </w:rPr>
-        <w:t>人员隔离重建</w:t>
-      </w:r>
-      <w:r>
-        <w:rPr>
-          <w:rFonts w:ascii="宋体" w:eastAsia="宋体" w:hAnsi="宋体"/>
-          <w:sz w:val="19"/>
-        </w:rPr>
-        <w:t xml:space="preserve"> 300–500 </w:t>
-      </w:r>
-      <w:r>
-        <w:rPr>
-          <w:rFonts w:ascii="宋体" w:eastAsia="宋体" w:hAnsi="宋体"/>
-          <w:sz w:val="19"/>
-        </w:rPr>
-        <w:t>帧独立场景测试集</w:t>
-      </w:r>
-      <w:r>
-        <w:rPr>
-          <w:rFonts w:ascii="宋体" w:eastAsia="宋体" w:hAnsi="宋体"/>
-          <w:sz w:val="19"/>
-        </w:rPr>
-        <w:t>”</w:t>
-      </w:r>
-      <w:r>
-        <w:rPr>
-          <w:rFonts w:ascii="宋体" w:eastAsia="宋体" w:hAnsi="宋体"/>
-          <w:sz w:val="19"/>
-        </w:rPr>
-        <w:t>列为后续工作，不在材料中声称未完成的泛化指标。</w:t>
-      </w:r>
-    </w:p>
-    <w:p>
-      <w:pPr>
-        <w:spacing w:after="60" w:line="288" w:lineRule="auto"/>
-        <w:jc w:val="left"/>
-      </w:pPr>
-      <w:r>
-        <w:rPr>
-          <w:rFonts w:ascii="宋体" w:eastAsia="宋体" w:hAnsi="宋体"/>
-          <w:b/>
-          <w:sz w:val="19"/>
-        </w:rPr>
-        <w:t>问题现象</w:t>
-      </w:r>
-      <w:r>
-        <w:rPr>
-          <w:rFonts w:ascii="宋体" w:eastAsia="宋体" w:hAnsi="宋体"/>
-          <w:b/>
-          <w:sz w:val="19"/>
-        </w:rPr>
-        <w:t>6</w:t>
-      </w:r>
-      <w:r>
-        <w:rPr>
-          <w:rFonts w:ascii="宋体" w:eastAsia="宋体" w:hAnsi="宋体"/>
-          <w:b/>
-          <w:sz w:val="19"/>
-        </w:rPr>
-        <w:t>：服务长期运行中发现的工程缺陷（时间显示偏差、事件超</w:t>
-      </w:r>
-      <w:r>
-        <w:rPr>
-          <w:rFonts w:ascii="宋体" w:eastAsia="宋体" w:hAnsi="宋体"/>
-          <w:b/>
-          <w:sz w:val="19"/>
-        </w:rPr>
-        <w:t xml:space="preserve"> 200 </w:t>
-      </w:r>
-      <w:r>
-        <w:rPr>
-          <w:rFonts w:ascii="宋体" w:eastAsia="宋体" w:hAnsi="宋体"/>
-          <w:b/>
-          <w:sz w:val="19"/>
-        </w:rPr>
-        <w:t>条后</w:t>
-      </w:r>
-      <w:r>
-        <w:rPr>
-          <w:rFonts w:ascii="宋体" w:eastAsia="宋体" w:hAnsi="宋体"/>
-          <w:b/>
-          <w:sz w:val="19"/>
-        </w:rPr>
-        <w:t xml:space="preserve"> WebSocket </w:t>
-      </w:r>
-      <w:r>
-        <w:rPr>
-          <w:rFonts w:ascii="宋体" w:eastAsia="宋体" w:hAnsi="宋体"/>
-          <w:b/>
-          <w:sz w:val="19"/>
-        </w:rPr>
-        <w:t>停推、危险区坐标与视频分辨率错配）。</w:t>
-      </w:r>
-      <w:r>
-        <w:rPr>
-          <w:rFonts w:ascii="宋体" w:eastAsia="宋体" w:hAnsi="宋体"/>
-          <w:b/>
-          <w:sz w:val="19"/>
-        </w:rPr>
-        <w:t xml:space="preserve"> </w:t>
-      </w:r>
-      <w:r>
-        <w:rPr>
-          <w:rFonts w:ascii="宋体" w:eastAsia="宋体" w:hAnsi="宋体"/>
-          <w:sz w:val="19"/>
-        </w:rPr>
-        <w:t>解决方法：</w:t>
-      </w:r>
-      <w:r>
-        <w:rPr>
-          <w:rFonts w:ascii="宋体" w:eastAsia="宋体" w:hAnsi="宋体"/>
-          <w:sz w:val="19"/>
-        </w:rPr>
-        <w:t xml:space="preserve">ORM </w:t>
-      </w:r>
-      <w:r>
-        <w:rPr>
-          <w:rFonts w:ascii="宋体" w:eastAsia="宋体" w:hAnsi="宋体"/>
-          <w:sz w:val="19"/>
-        </w:rPr>
-        <w:t>层统一</w:t>
-      </w:r>
-      <w:r>
-        <w:rPr>
-          <w:rFonts w:ascii="宋体" w:eastAsia="宋体" w:hAnsi="宋体"/>
-          <w:sz w:val="19"/>
-        </w:rPr>
-        <w:t xml:space="preserve"> UTC </w:t>
-      </w:r>
-      <w:r>
-        <w:rPr>
-          <w:rFonts w:ascii="宋体" w:eastAsia="宋体" w:hAnsi="宋体"/>
-          <w:sz w:val="19"/>
-        </w:rPr>
-        <w:t>时区序列化修复时间偏移；</w:t>
-      </w:r>
-      <w:r>
-        <w:rPr>
-          <w:rFonts w:ascii="宋体" w:eastAsia="宋体" w:hAnsi="宋体"/>
-          <w:sz w:val="19"/>
-        </w:rPr>
-        <w:t xml:space="preserve">WebSocket </w:t>
-      </w:r>
-      <w:r>
-        <w:rPr>
-          <w:rFonts w:ascii="宋体" w:eastAsia="宋体" w:hAnsi="宋体"/>
-          <w:sz w:val="19"/>
-        </w:rPr>
-        <w:lastRenderedPageBreak/>
-        <w:t>改增量查询修复停推；危险区多边形改存</w:t>
-      </w:r>
-      <w:r>
-        <w:rPr>
-          <w:rFonts w:ascii="宋体" w:eastAsia="宋体" w:hAnsi="宋体"/>
-          <w:sz w:val="19"/>
-        </w:rPr>
-        <w:t xml:space="preserve"> 0–1 </w:t>
-      </w:r>
-      <w:r>
-        <w:rPr>
-          <w:rFonts w:ascii="宋体" w:eastAsia="宋体" w:hAnsi="宋体"/>
-          <w:sz w:val="19"/>
-        </w:rPr>
-        <w:t>相对坐标并按帧分辨率缩放，旧数据启动迁移。全部修复配套</w:t>
-      </w:r>
-      <w:r>
-        <w:rPr>
-          <w:rFonts w:ascii="宋体" w:eastAsia="宋体" w:hAnsi="宋体"/>
-          <w:sz w:val="19"/>
-        </w:rPr>
-        <w:t xml:space="preserve"> 7 </w:t>
-      </w:r>
-      <w:r>
-        <w:rPr>
-          <w:rFonts w:ascii="宋体" w:eastAsia="宋体" w:hAnsi="宋体"/>
-          <w:sz w:val="19"/>
-        </w:rPr>
-        <w:t>个新增回归测试，测试套件</w:t>
-      </w:r>
-      <w:r>
-        <w:rPr>
-          <w:rFonts w:ascii="宋体" w:eastAsia="宋体" w:hAnsi="宋体"/>
-          <w:sz w:val="19"/>
-        </w:rPr>
-        <w:t xml:space="preserve"> 65 </w:t>
-      </w:r>
-      <w:r>
-        <w:rPr>
-          <w:rFonts w:ascii="宋体" w:eastAsia="宋体" w:hAnsi="宋体"/>
-          <w:sz w:val="19"/>
-        </w:rPr>
-        <w:t>用例全绿。</w:t>
-      </w:r>
-    </w:p>
-    <w:p>
-      <w:pPr>
-        <w:spacing w:after="60" w:line="288" w:lineRule="auto"/>
-        <w:jc w:val="left"/>
-      </w:pPr>
-      <w:r>
-        <w:rPr>
-          <w:rFonts w:ascii="宋体" w:eastAsia="宋体" w:hAnsi="宋体"/>
-          <w:sz w:val="20"/>
-        </w:rPr>
-        <w:t>总结：本课题完成了从公开数据整合、模型训练对比、规则引擎到</w:t>
-      </w:r>
-      <w:r>
-        <w:rPr>
-          <w:rFonts w:ascii="宋体" w:eastAsia="宋体" w:hAnsi="宋体"/>
-          <w:sz w:val="20"/>
-        </w:rPr>
-        <w:t xml:space="preserve"> Web </w:t>
-      </w:r>
-      <w:r>
-        <w:rPr>
-          <w:rFonts w:ascii="宋体" w:eastAsia="宋体" w:hAnsi="宋体"/>
-          <w:sz w:val="20"/>
-        </w:rPr>
-        <w:t>工作台的完整机器学习系统工程实践，七组真实实验清晰量化了数据、轮数与增强策略的收益边界；评估体系坚持只用真实运行产物，所有指标可通过</w:t>
-      </w:r>
-      <w:r>
-        <w:rPr>
-          <w:rFonts w:ascii="宋体" w:eastAsia="宋体" w:hAnsi="宋体"/>
-          <w:sz w:val="20"/>
-        </w:rPr>
-        <w:t xml:space="preserve"> results/ </w:t>
-      </w:r>
-      <w:r>
-        <w:rPr>
-          <w:rFonts w:ascii="宋体" w:eastAsia="宋体" w:hAnsi="宋体"/>
-          <w:sz w:val="20"/>
-        </w:rPr>
-        <w:t>目录</w:t>
-      </w:r>
-      <w:r>
-        <w:rPr>
-          <w:rFonts w:ascii="宋体" w:eastAsia="宋体" w:hAnsi="宋体"/>
-          <w:sz w:val="20"/>
-        </w:rPr>
-        <w:t xml:space="preserve"> JSON </w:t>
-      </w:r>
-      <w:r>
-        <w:rPr>
-          <w:rFonts w:ascii="宋体" w:eastAsia="宋体" w:hAnsi="宋体"/>
-          <w:sz w:val="20"/>
-        </w:rPr>
-        <w:t>与脚本复现。当前部署模型</w:t>
-      </w:r>
-      <w:r>
-        <w:rPr>
-          <w:rFonts w:ascii="宋体" w:eastAsia="宋体" w:hAnsi="宋体"/>
-          <w:sz w:val="20"/>
-        </w:rPr>
-        <w:t xml:space="preserve"> E7 </w:t>
-      </w:r>
-      <w:r>
-        <w:rPr>
-          <w:rFonts w:ascii="宋体" w:eastAsia="宋体" w:hAnsi="宋体"/>
-          <w:sz w:val="20"/>
-        </w:rPr>
-        <w:t>在同口径测试集上取得</w:t>
-      </w:r>
-      <w:r>
-        <w:rPr>
-          <w:rFonts w:ascii="宋体" w:eastAsia="宋体" w:hAnsi="宋体"/>
-          <w:sz w:val="20"/>
-        </w:rPr>
-        <w:t xml:space="preserve"> Precision 0.7977</w:t>
-      </w:r>
-      <w:r>
-        <w:rPr>
-          <w:rFonts w:ascii="宋体" w:eastAsia="宋体" w:hAnsi="宋体"/>
-          <w:sz w:val="20"/>
-        </w:rPr>
-        <w:t>、</w:t>
-      </w:r>
-      <w:r>
-        <w:rPr>
-          <w:rFonts w:ascii="宋体" w:eastAsia="宋体" w:hAnsi="宋体"/>
-          <w:sz w:val="20"/>
-        </w:rPr>
-        <w:t>Recall 0.6620</w:t>
-      </w:r>
-      <w:r>
-        <w:rPr>
-          <w:rFonts w:ascii="宋体" w:eastAsia="宋体" w:hAnsi="宋体"/>
-          <w:sz w:val="20"/>
-        </w:rPr>
-        <w:t>、</w:t>
-      </w:r>
-      <w:r>
-        <w:rPr>
-          <w:rFonts w:ascii="宋体" w:eastAsia="宋体" w:hAnsi="宋体"/>
-          <w:sz w:val="20"/>
-        </w:rPr>
-        <w:t>F1 0.7235</w:t>
-      </w:r>
-      <w:r>
-        <w:rPr>
-          <w:rFonts w:ascii="宋体" w:eastAsia="宋体" w:hAnsi="宋体"/>
-          <w:sz w:val="20"/>
-        </w:rPr>
-        <w:t>、</w:t>
-      </w:r>
-      <w:r>
-        <w:rPr>
-          <w:rFonts w:ascii="宋体" w:eastAsia="宋体" w:hAnsi="宋体"/>
-          <w:sz w:val="20"/>
-        </w:rPr>
-        <w:t>mAP@0.5 0.7200</w:t>
-      </w:r>
-      <w:r>
-        <w:rPr>
-          <w:rFonts w:ascii="宋体" w:eastAsia="宋体" w:hAnsi="宋体"/>
-          <w:sz w:val="20"/>
-        </w:rPr>
-        <w:t>，服务、前端与容器化部署链路全部实测可用。</w:t>
+          <w:sz w:val="20"/>
+        </w:rPr>
+        <w:t>总结：本课题完成了从公开数据整合、模型训练对比、规则引擎到 Web 工作台的完整机器学习系统工程实践，七组真实实验清晰量化了数据、轮数与增强策略的收益边界；评估体系坚持只用真实运行产物，所有指标可通过 results/ 目录 JSON 与脚本复现。当前部署模型 E7 在同口径测试集上取得 Precision 0.7977、Recall 0.6620、F1 0.7235、mAP@0.5 0.7200，服务、前端与容器</w:t>
+      </w:r>
+      <w:proofErr w:type="gramStart"/>
+      <w:r>
+        <w:rPr>
+          <w:rFonts w:ascii="宋体" w:eastAsia="宋体" w:hAnsi="宋体"/>
+          <w:sz w:val="20"/>
+        </w:rPr>
+        <w:t>化部署</w:t>
+      </w:r>
+      <w:proofErr w:type="gramEnd"/>
+      <w:r>
+        <w:rPr>
+          <w:rFonts w:ascii="宋体" w:eastAsia="宋体" w:hAnsi="宋体"/>
+          <w:sz w:val="20"/>
+        </w:rPr>
+        <w:t>链路全部实测可用。</w:t>
       </w:r>
     </w:p>
     <w:p>
